--- a/pentru-editori/02-traumatisme/02-traumatisme.docx
+++ b/pentru-editori/02-traumatisme/02-traumatisme.docx
@@ -273,7 +273,7 @@
         <w:rPr>
           <w:color w:val="1C5D8C"/>
         </w:rPr>
-        <w:t>Gât — Traumatism cervical penetrant (plagă înjunghiată / împușcată; zonele I/II/III)</w:t>
+        <w:t>Gât (subcapitol nou) — Traumatism cervical penetrant (plagă înjunghiată / împușcată; zonele I/II/III)</w:t>
       </w:r>
     </w:p>
     <w:p>
@@ -552,7 +552,7 @@
         <w:rPr>
           <w:color w:val="1C5D8C"/>
         </w:rPr>
-        <w:t>Gât — Leziune laringo-traheală (traumatism cervical închis)</w:t>
+        <w:t>Gât (subcapitol nou) — Leziune laringo-traheală (traumatism cervical închis)</w:t>
       </w:r>
     </w:p>
     <w:p>
@@ -831,7 +831,7 @@
         <w:rPr>
           <w:color w:val="1C5D8C"/>
         </w:rPr>
-        <w:t>Gât — Leziune faringo-esofagiană</w:t>
+        <w:t>Gât (subcapitol nou) — Leziune faringo-esofagiană</w:t>
       </w:r>
     </w:p>
     <w:p>

--- a/pentru-editori/02-traumatisme/02-traumatisme.docx
+++ b/pentru-editori/02-traumatisme/02-traumatisme.docx
@@ -18,7 +18,15 @@
         <w:rPr>
           <w:i/>
         </w:rPr>
-        <w:t>Vă rugăm să completați coloanele „Decizie” și „Comentariu” direct în tabele (Aprobat / Respins / Amânat), fără să modificați structura lor. Alăturat: GHID.csv, conținutul integral al ghidului.</w:t>
+        <w:t>Vă rugăm să completați coloanele „Decizie” și „Comentariu” direct în tabele (Aprobat / Respins / Amânat), fără să modificați structura lor.</w:t>
+      </w:r>
+    </w:p>
+    <w:p>
+      <w:r>
+        <w:rPr>
+          <w:i/>
+        </w:rPr>
+        <w:t>Alăturat: GHID.csv, conținutul integral al ghidului, și „Decizii structurale comune”.</w:t>
       </w:r>
     </w:p>
     <w:p>
@@ -64,24 +72,25 @@
         <w:rPr>
           <w:color w:val="1C5D8C"/>
         </w:rPr>
-        <w:t>2. Chestiuni de decis</w:t>
+        <w:t>2. Probleme de decis</w:t>
       </w:r>
     </w:p>
     <w:tbl>
       <w:tblPr>
         <w:tblStyle w:val="LightGrid-Accent1"/>
         <w:tblW w:type="auto" w:w="0"/>
+        <w:tblLayout w:type="fixed"/>
         <w:tblLook w:firstColumn="1" w:firstRow="1" w:lastColumn="0" w:lastRow="0" w:noHBand="0" w:noVBand="1" w:val="04A0"/>
       </w:tblPr>
       <w:tblGrid>
-        <w:gridCol w:w="6400"/>
-        <w:gridCol w:w="2880"/>
-        <w:gridCol w:w="2880"/>
+        <w:gridCol w:w="4713"/>
+        <w:gridCol w:w="4713"/>
+        <w:gridCol w:w="4713"/>
       </w:tblGrid>
       <w:tr>
         <w:tc>
           <w:tcPr>
-            <w:tcW w:type="dxa" w:w="2880"/>
+            <w:tcW w:type="dxa" w:w="8400"/>
           </w:tcPr>
           <w:p>
             <w:r/>
@@ -90,13 +99,13 @@
                 <w:b/>
                 <w:i w:val="0"/>
               </w:rPr>
-              <w:t>Chestiune</w:t>
+              <w:t>Problemă</w:t>
             </w:r>
           </w:p>
         </w:tc>
         <w:tc>
           <w:tcPr>
-            <w:tcW w:type="dxa" w:w="2880"/>
+            <w:tcW w:type="dxa" w:w="2700"/>
           </w:tcPr>
           <w:p>
             <w:r/>
@@ -111,7 +120,7 @@
         </w:tc>
         <w:tc>
           <w:tcPr>
-            <w:tcW w:type="dxa" w:w="2880"/>
+            <w:tcW w:type="dxa" w:w="2700"/>
           </w:tcPr>
           <w:p>
             <w:r/>
@@ -128,7 +137,7 @@
       <w:tr>
         <w:tc>
           <w:tcPr>
-            <w:tcW w:type="dxa" w:w="6400"/>
+            <w:tcW w:type="dxa" w:w="8400"/>
           </w:tcPr>
           <w:p>
             <w:r/>
@@ -162,7 +171,7 @@
         </w:tc>
         <w:tc>
           <w:tcPr>
-            <w:tcW w:type="dxa" w:w="2880"/>
+            <w:tcW w:type="dxa" w:w="2700"/>
           </w:tcPr>
           <w:p>
             <w:r/>
@@ -176,7 +185,7 @@
         </w:tc>
         <w:tc>
           <w:tcPr>
-            <w:tcW w:type="dxa" w:w="2880"/>
+            <w:tcW w:type="dxa" w:w="2700"/>
           </w:tcPr>
           <w:p>
             <w:r/>
@@ -192,7 +201,7 @@
       <w:tr>
         <w:tc>
           <w:tcPr>
-            <w:tcW w:type="dxa" w:w="6400"/>
+            <w:tcW w:type="dxa" w:w="8400"/>
           </w:tcPr>
           <w:p>
             <w:r/>
@@ -221,7 +230,7 @@
         </w:tc>
         <w:tc>
           <w:tcPr>
-            <w:tcW w:type="dxa" w:w="2880"/>
+            <w:tcW w:type="dxa" w:w="2700"/>
           </w:tcPr>
           <w:p>
             <w:r/>
@@ -235,7 +244,7 @@
         </w:tc>
         <w:tc>
           <w:tcPr>
-            <w:tcW w:type="dxa" w:w="2880"/>
+            <w:tcW w:type="dxa" w:w="2700"/>
           </w:tcPr>
           <w:p>
             <w:r/>
@@ -288,22 +297,23 @@
       <w:tblPr>
         <w:tblStyle w:val="LightGrid-Accent1"/>
         <w:tblW w:type="auto" w:w="0"/>
+        <w:tblLayout w:type="fixed"/>
         <w:tblLook w:firstColumn="1" w:firstRow="1" w:lastColumn="0" w:lastRow="0" w:noHBand="0" w:noVBand="1" w:val="04A0"/>
       </w:tblPr>
       <w:tblGrid>
-        <w:gridCol w:w="1080"/>
-        <w:gridCol w:w="1080"/>
-        <w:gridCol w:w="1080"/>
-        <w:gridCol w:w="1080"/>
-        <w:gridCol w:w="1080"/>
-        <w:gridCol w:w="1080"/>
-        <w:gridCol w:w="1080"/>
-        <w:gridCol w:w="1080"/>
+        <w:gridCol w:w="1767"/>
+        <w:gridCol w:w="1767"/>
+        <w:gridCol w:w="1767"/>
+        <w:gridCol w:w="1767"/>
+        <w:gridCol w:w="1767"/>
+        <w:gridCol w:w="1767"/>
+        <w:gridCol w:w="1767"/>
+        <w:gridCol w:w="1767"/>
       </w:tblGrid>
       <w:tr>
         <w:tc>
           <w:tcPr>
-            <w:tcW w:type="dxa" w:w="1080"/>
+            <w:tcW w:type="dxa" w:w="800"/>
           </w:tcPr>
           <w:p>
             <w:r/>
@@ -318,7 +328,7 @@
         </w:tc>
         <w:tc>
           <w:tcPr>
-            <w:tcW w:type="dxa" w:w="1080"/>
+            <w:tcW w:type="dxa" w:w="1800"/>
           </w:tcPr>
           <w:p>
             <w:r/>
@@ -333,7 +343,7 @@
         </w:tc>
         <w:tc>
           <w:tcPr>
-            <w:tcW w:type="dxa" w:w="1080"/>
+            <w:tcW w:type="dxa" w:w="3000"/>
           </w:tcPr>
           <w:p>
             <w:r/>
@@ -348,7 +358,7 @@
         </w:tc>
         <w:tc>
           <w:tcPr>
-            <w:tcW w:type="dxa" w:w="1080"/>
+            <w:tcW w:type="dxa" w:w="900"/>
           </w:tcPr>
           <w:p>
             <w:r/>
@@ -363,7 +373,7 @@
         </w:tc>
         <w:tc>
           <w:tcPr>
-            <w:tcW w:type="dxa" w:w="1080"/>
+            <w:tcW w:type="dxa" w:w="1100"/>
           </w:tcPr>
           <w:p>
             <w:r/>
@@ -378,7 +388,7 @@
         </w:tc>
         <w:tc>
           <w:tcPr>
-            <w:tcW w:type="dxa" w:w="1080"/>
+            <w:tcW w:type="dxa" w:w="3000"/>
           </w:tcPr>
           <w:p>
             <w:r/>
@@ -393,7 +403,7 @@
         </w:tc>
         <w:tc>
           <w:tcPr>
-            <w:tcW w:type="dxa" w:w="1080"/>
+            <w:tcW w:type="dxa" w:w="1500"/>
           </w:tcPr>
           <w:p>
             <w:r/>
@@ -408,7 +418,7 @@
         </w:tc>
         <w:tc>
           <w:tcPr>
-            <w:tcW w:type="dxa" w:w="1080"/>
+            <w:tcW w:type="dxa" w:w="1800"/>
           </w:tcPr>
           <w:p>
             <w:r/>
@@ -425,7 +435,7 @@
       <w:tr>
         <w:tc>
           <w:tcPr>
-            <w:tcW w:type="dxa" w:w="1080"/>
+            <w:tcW w:type="dxa" w:w="800"/>
           </w:tcPr>
           <w:p>
             <w:r/>
@@ -440,7 +450,7 @@
         </w:tc>
         <w:tc>
           <w:tcPr>
-            <w:tcW w:type="dxa" w:w="1080"/>
+            <w:tcW w:type="dxa" w:w="1800"/>
           </w:tcPr>
           <w:p>
             <w:r/>
@@ -455,7 +465,7 @@
         </w:tc>
         <w:tc>
           <w:tcPr>
-            <w:tcW w:type="dxa" w:w="1080"/>
+            <w:tcW w:type="dxa" w:w="3000"/>
           </w:tcPr>
           <w:p>
             <w:r/>
@@ -470,7 +480,7 @@
         </w:tc>
         <w:tc>
           <w:tcPr>
-            <w:tcW w:type="dxa" w:w="1080"/>
+            <w:tcW w:type="dxa" w:w="900"/>
           </w:tcPr>
           <w:p>
             <w:r/>
@@ -485,7 +495,7 @@
         </w:tc>
         <w:tc>
           <w:tcPr>
-            <w:tcW w:type="dxa" w:w="1080"/>
+            <w:tcW w:type="dxa" w:w="1100"/>
           </w:tcPr>
           <w:p>
             <w:r/>
@@ -500,7 +510,7 @@
         </w:tc>
         <w:tc>
           <w:tcPr>
-            <w:tcW w:type="dxa" w:w="1080"/>
+            <w:tcW w:type="dxa" w:w="3000"/>
           </w:tcPr>
           <w:p>
             <w:r/>
@@ -515,7 +525,7 @@
         </w:tc>
         <w:tc>
           <w:tcPr>
-            <w:tcW w:type="dxa" w:w="1080"/>
+            <w:tcW w:type="dxa" w:w="1500"/>
           </w:tcPr>
           <w:p>
             <w:r/>
@@ -529,7 +539,7 @@
         </w:tc>
         <w:tc>
           <w:tcPr>
-            <w:tcW w:type="dxa" w:w="1080"/>
+            <w:tcW w:type="dxa" w:w="1800"/>
           </w:tcPr>
           <w:p>
             <w:r/>
@@ -567,22 +577,23 @@
       <w:tblPr>
         <w:tblStyle w:val="LightGrid-Accent1"/>
         <w:tblW w:type="auto" w:w="0"/>
+        <w:tblLayout w:type="fixed"/>
         <w:tblLook w:firstColumn="1" w:firstRow="1" w:lastColumn="0" w:lastRow="0" w:noHBand="0" w:noVBand="1" w:val="04A0"/>
       </w:tblPr>
       <w:tblGrid>
-        <w:gridCol w:w="1080"/>
-        <w:gridCol w:w="1080"/>
-        <w:gridCol w:w="1080"/>
-        <w:gridCol w:w="1080"/>
-        <w:gridCol w:w="1080"/>
-        <w:gridCol w:w="1080"/>
-        <w:gridCol w:w="1080"/>
-        <w:gridCol w:w="1080"/>
+        <w:gridCol w:w="1767"/>
+        <w:gridCol w:w="1767"/>
+        <w:gridCol w:w="1767"/>
+        <w:gridCol w:w="1767"/>
+        <w:gridCol w:w="1767"/>
+        <w:gridCol w:w="1767"/>
+        <w:gridCol w:w="1767"/>
+        <w:gridCol w:w="1767"/>
       </w:tblGrid>
       <w:tr>
         <w:tc>
           <w:tcPr>
-            <w:tcW w:type="dxa" w:w="1080"/>
+            <w:tcW w:type="dxa" w:w="800"/>
           </w:tcPr>
           <w:p>
             <w:r/>
@@ -597,7 +608,7 @@
         </w:tc>
         <w:tc>
           <w:tcPr>
-            <w:tcW w:type="dxa" w:w="1080"/>
+            <w:tcW w:type="dxa" w:w="1800"/>
           </w:tcPr>
           <w:p>
             <w:r/>
@@ -612,7 +623,7 @@
         </w:tc>
         <w:tc>
           <w:tcPr>
-            <w:tcW w:type="dxa" w:w="1080"/>
+            <w:tcW w:type="dxa" w:w="3000"/>
           </w:tcPr>
           <w:p>
             <w:r/>
@@ -627,7 +638,7 @@
         </w:tc>
         <w:tc>
           <w:tcPr>
-            <w:tcW w:type="dxa" w:w="1080"/>
+            <w:tcW w:type="dxa" w:w="900"/>
           </w:tcPr>
           <w:p>
             <w:r/>
@@ -642,7 +653,7 @@
         </w:tc>
         <w:tc>
           <w:tcPr>
-            <w:tcW w:type="dxa" w:w="1080"/>
+            <w:tcW w:type="dxa" w:w="1100"/>
           </w:tcPr>
           <w:p>
             <w:r/>
@@ -657,7 +668,7 @@
         </w:tc>
         <w:tc>
           <w:tcPr>
-            <w:tcW w:type="dxa" w:w="1080"/>
+            <w:tcW w:type="dxa" w:w="3000"/>
           </w:tcPr>
           <w:p>
             <w:r/>
@@ -672,7 +683,7 @@
         </w:tc>
         <w:tc>
           <w:tcPr>
-            <w:tcW w:type="dxa" w:w="1080"/>
+            <w:tcW w:type="dxa" w:w="1500"/>
           </w:tcPr>
           <w:p>
             <w:r/>
@@ -687,7 +698,7 @@
         </w:tc>
         <w:tc>
           <w:tcPr>
-            <w:tcW w:type="dxa" w:w="1080"/>
+            <w:tcW w:type="dxa" w:w="1800"/>
           </w:tcPr>
           <w:p>
             <w:r/>
@@ -704,7 +715,7 @@
       <w:tr>
         <w:tc>
           <w:tcPr>
-            <w:tcW w:type="dxa" w:w="1080"/>
+            <w:tcW w:type="dxa" w:w="800"/>
           </w:tcPr>
           <w:p>
             <w:r/>
@@ -719,7 +730,7 @@
         </w:tc>
         <w:tc>
           <w:tcPr>
-            <w:tcW w:type="dxa" w:w="1080"/>
+            <w:tcW w:type="dxa" w:w="1800"/>
           </w:tcPr>
           <w:p>
             <w:r/>
@@ -734,7 +745,7 @@
         </w:tc>
         <w:tc>
           <w:tcPr>
-            <w:tcW w:type="dxa" w:w="1080"/>
+            <w:tcW w:type="dxa" w:w="3000"/>
           </w:tcPr>
           <w:p>
             <w:r/>
@@ -749,7 +760,7 @@
         </w:tc>
         <w:tc>
           <w:tcPr>
-            <w:tcW w:type="dxa" w:w="1080"/>
+            <w:tcW w:type="dxa" w:w="900"/>
           </w:tcPr>
           <w:p>
             <w:r/>
@@ -764,7 +775,7 @@
         </w:tc>
         <w:tc>
           <w:tcPr>
-            <w:tcW w:type="dxa" w:w="1080"/>
+            <w:tcW w:type="dxa" w:w="1100"/>
           </w:tcPr>
           <w:p>
             <w:r/>
@@ -779,7 +790,7 @@
         </w:tc>
         <w:tc>
           <w:tcPr>
-            <w:tcW w:type="dxa" w:w="1080"/>
+            <w:tcW w:type="dxa" w:w="3000"/>
           </w:tcPr>
           <w:p>
             <w:r/>
@@ -794,7 +805,7 @@
         </w:tc>
         <w:tc>
           <w:tcPr>
-            <w:tcW w:type="dxa" w:w="1080"/>
+            <w:tcW w:type="dxa" w:w="1500"/>
           </w:tcPr>
           <w:p>
             <w:r/>
@@ -808,7 +819,7 @@
         </w:tc>
         <w:tc>
           <w:tcPr>
-            <w:tcW w:type="dxa" w:w="1080"/>
+            <w:tcW w:type="dxa" w:w="1800"/>
           </w:tcPr>
           <w:p>
             <w:r/>
@@ -846,22 +857,23 @@
       <w:tblPr>
         <w:tblStyle w:val="LightGrid-Accent1"/>
         <w:tblW w:type="auto" w:w="0"/>
+        <w:tblLayout w:type="fixed"/>
         <w:tblLook w:firstColumn="1" w:firstRow="1" w:lastColumn="0" w:lastRow="0" w:noHBand="0" w:noVBand="1" w:val="04A0"/>
       </w:tblPr>
       <w:tblGrid>
-        <w:gridCol w:w="1080"/>
-        <w:gridCol w:w="1080"/>
-        <w:gridCol w:w="1080"/>
-        <w:gridCol w:w="1080"/>
-        <w:gridCol w:w="1080"/>
-        <w:gridCol w:w="1080"/>
-        <w:gridCol w:w="1080"/>
-        <w:gridCol w:w="1080"/>
+        <w:gridCol w:w="1767"/>
+        <w:gridCol w:w="1767"/>
+        <w:gridCol w:w="1767"/>
+        <w:gridCol w:w="1767"/>
+        <w:gridCol w:w="1767"/>
+        <w:gridCol w:w="1767"/>
+        <w:gridCol w:w="1767"/>
+        <w:gridCol w:w="1767"/>
       </w:tblGrid>
       <w:tr>
         <w:tc>
           <w:tcPr>
-            <w:tcW w:type="dxa" w:w="1080"/>
+            <w:tcW w:type="dxa" w:w="800"/>
           </w:tcPr>
           <w:p>
             <w:r/>
@@ -876,7 +888,7 @@
         </w:tc>
         <w:tc>
           <w:tcPr>
-            <w:tcW w:type="dxa" w:w="1080"/>
+            <w:tcW w:type="dxa" w:w="1800"/>
           </w:tcPr>
           <w:p>
             <w:r/>
@@ -891,7 +903,7 @@
         </w:tc>
         <w:tc>
           <w:tcPr>
-            <w:tcW w:type="dxa" w:w="1080"/>
+            <w:tcW w:type="dxa" w:w="3000"/>
           </w:tcPr>
           <w:p>
             <w:r/>
@@ -906,7 +918,7 @@
         </w:tc>
         <w:tc>
           <w:tcPr>
-            <w:tcW w:type="dxa" w:w="1080"/>
+            <w:tcW w:type="dxa" w:w="900"/>
           </w:tcPr>
           <w:p>
             <w:r/>
@@ -921,7 +933,7 @@
         </w:tc>
         <w:tc>
           <w:tcPr>
-            <w:tcW w:type="dxa" w:w="1080"/>
+            <w:tcW w:type="dxa" w:w="1100"/>
           </w:tcPr>
           <w:p>
             <w:r/>
@@ -936,7 +948,7 @@
         </w:tc>
         <w:tc>
           <w:tcPr>
-            <w:tcW w:type="dxa" w:w="1080"/>
+            <w:tcW w:type="dxa" w:w="3000"/>
           </w:tcPr>
           <w:p>
             <w:r/>
@@ -951,7 +963,7 @@
         </w:tc>
         <w:tc>
           <w:tcPr>
-            <w:tcW w:type="dxa" w:w="1080"/>
+            <w:tcW w:type="dxa" w:w="1500"/>
           </w:tcPr>
           <w:p>
             <w:r/>
@@ -966,7 +978,7 @@
         </w:tc>
         <w:tc>
           <w:tcPr>
-            <w:tcW w:type="dxa" w:w="1080"/>
+            <w:tcW w:type="dxa" w:w="1800"/>
           </w:tcPr>
           <w:p>
             <w:r/>
@@ -983,7 +995,7 @@
       <w:tr>
         <w:tc>
           <w:tcPr>
-            <w:tcW w:type="dxa" w:w="1080"/>
+            <w:tcW w:type="dxa" w:w="800"/>
           </w:tcPr>
           <w:p>
             <w:r/>
@@ -998,7 +1010,7 @@
         </w:tc>
         <w:tc>
           <w:tcPr>
-            <w:tcW w:type="dxa" w:w="1080"/>
+            <w:tcW w:type="dxa" w:w="1800"/>
           </w:tcPr>
           <w:p>
             <w:r/>
@@ -1013,7 +1025,7 @@
         </w:tc>
         <w:tc>
           <w:tcPr>
-            <w:tcW w:type="dxa" w:w="1080"/>
+            <w:tcW w:type="dxa" w:w="3000"/>
           </w:tcPr>
           <w:p>
             <w:r/>
@@ -1028,7 +1040,7 @@
         </w:tc>
         <w:tc>
           <w:tcPr>
-            <w:tcW w:type="dxa" w:w="1080"/>
+            <w:tcW w:type="dxa" w:w="900"/>
           </w:tcPr>
           <w:p>
             <w:r/>
@@ -1043,7 +1055,7 @@
         </w:tc>
         <w:tc>
           <w:tcPr>
-            <w:tcW w:type="dxa" w:w="1080"/>
+            <w:tcW w:type="dxa" w:w="1100"/>
           </w:tcPr>
           <w:p>
             <w:r/>
@@ -1058,7 +1070,7 @@
         </w:tc>
         <w:tc>
           <w:tcPr>
-            <w:tcW w:type="dxa" w:w="1080"/>
+            <w:tcW w:type="dxa" w:w="3000"/>
           </w:tcPr>
           <w:p>
             <w:r/>
@@ -1073,7 +1085,7 @@
         </w:tc>
         <w:tc>
           <w:tcPr>
-            <w:tcW w:type="dxa" w:w="1080"/>
+            <w:tcW w:type="dxa" w:w="1500"/>
           </w:tcPr>
           <w:p>
             <w:r/>
@@ -1087,7 +1099,7 @@
         </w:tc>
         <w:tc>
           <w:tcPr>
-            <w:tcW w:type="dxa" w:w="1080"/>
+            <w:tcW w:type="dxa" w:w="1800"/>
           </w:tcPr>
           <w:p>
             <w:r/>
@@ -1103,7 +1115,7 @@
       <w:tr>
         <w:tc>
           <w:tcPr>
-            <w:tcW w:type="dxa" w:w="1080"/>
+            <w:tcW w:type="dxa" w:w="800"/>
           </w:tcPr>
           <w:p>
             <w:r/>
@@ -1118,7 +1130,7 @@
         </w:tc>
         <w:tc>
           <w:tcPr>
-            <w:tcW w:type="dxa" w:w="1080"/>
+            <w:tcW w:type="dxa" w:w="1800"/>
           </w:tcPr>
           <w:p>
             <w:r/>
@@ -1133,7 +1145,7 @@
         </w:tc>
         <w:tc>
           <w:tcPr>
-            <w:tcW w:type="dxa" w:w="1080"/>
+            <w:tcW w:type="dxa" w:w="3000"/>
           </w:tcPr>
           <w:p>
             <w:r/>
@@ -1148,7 +1160,7 @@
         </w:tc>
         <w:tc>
           <w:tcPr>
-            <w:tcW w:type="dxa" w:w="1080"/>
+            <w:tcW w:type="dxa" w:w="900"/>
           </w:tcPr>
           <w:p>
             <w:r/>
@@ -1163,7 +1175,7 @@
         </w:tc>
         <w:tc>
           <w:tcPr>
-            <w:tcW w:type="dxa" w:w="1080"/>
+            <w:tcW w:type="dxa" w:w="1100"/>
           </w:tcPr>
           <w:p>
             <w:r/>
@@ -1178,7 +1190,7 @@
         </w:tc>
         <w:tc>
           <w:tcPr>
-            <w:tcW w:type="dxa" w:w="1080"/>
+            <w:tcW w:type="dxa" w:w="3000"/>
           </w:tcPr>
           <w:p>
             <w:r/>
@@ -1193,7 +1205,7 @@
         </w:tc>
         <w:tc>
           <w:tcPr>
-            <w:tcW w:type="dxa" w:w="1080"/>
+            <w:tcW w:type="dxa" w:w="1500"/>
           </w:tcPr>
           <w:p>
             <w:r/>
@@ -1207,7 +1219,7 @@
         </w:tc>
         <w:tc>
           <w:tcPr>
-            <w:tcW w:type="dxa" w:w="1080"/>
+            <w:tcW w:type="dxa" w:w="1800"/>
           </w:tcPr>
           <w:p>
             <w:r/>
@@ -1245,22 +1257,23 @@
       <w:tblPr>
         <w:tblStyle w:val="LightGrid-Accent1"/>
         <w:tblW w:type="auto" w:w="0"/>
+        <w:tblLayout w:type="fixed"/>
         <w:tblLook w:firstColumn="1" w:firstRow="1" w:lastColumn="0" w:lastRow="0" w:noHBand="0" w:noVBand="1" w:val="04A0"/>
       </w:tblPr>
       <w:tblGrid>
-        <w:gridCol w:w="1080"/>
-        <w:gridCol w:w="1080"/>
-        <w:gridCol w:w="1080"/>
-        <w:gridCol w:w="1080"/>
-        <w:gridCol w:w="1080"/>
-        <w:gridCol w:w="1080"/>
-        <w:gridCol w:w="1080"/>
-        <w:gridCol w:w="1080"/>
+        <w:gridCol w:w="1767"/>
+        <w:gridCol w:w="1767"/>
+        <w:gridCol w:w="1767"/>
+        <w:gridCol w:w="1767"/>
+        <w:gridCol w:w="1767"/>
+        <w:gridCol w:w="1767"/>
+        <w:gridCol w:w="1767"/>
+        <w:gridCol w:w="1767"/>
       </w:tblGrid>
       <w:tr>
         <w:tc>
           <w:tcPr>
-            <w:tcW w:type="dxa" w:w="1080"/>
+            <w:tcW w:type="dxa" w:w="800"/>
           </w:tcPr>
           <w:p>
             <w:r/>
@@ -1275,7 +1288,7 @@
         </w:tc>
         <w:tc>
           <w:tcPr>
-            <w:tcW w:type="dxa" w:w="1080"/>
+            <w:tcW w:type="dxa" w:w="1800"/>
           </w:tcPr>
           <w:p>
             <w:r/>
@@ -1290,7 +1303,7 @@
         </w:tc>
         <w:tc>
           <w:tcPr>
-            <w:tcW w:type="dxa" w:w="1080"/>
+            <w:tcW w:type="dxa" w:w="3000"/>
           </w:tcPr>
           <w:p>
             <w:r/>
@@ -1305,7 +1318,7 @@
         </w:tc>
         <w:tc>
           <w:tcPr>
-            <w:tcW w:type="dxa" w:w="1080"/>
+            <w:tcW w:type="dxa" w:w="900"/>
           </w:tcPr>
           <w:p>
             <w:r/>
@@ -1320,7 +1333,7 @@
         </w:tc>
         <w:tc>
           <w:tcPr>
-            <w:tcW w:type="dxa" w:w="1080"/>
+            <w:tcW w:type="dxa" w:w="1100"/>
           </w:tcPr>
           <w:p>
             <w:r/>
@@ -1335,7 +1348,7 @@
         </w:tc>
         <w:tc>
           <w:tcPr>
-            <w:tcW w:type="dxa" w:w="1080"/>
+            <w:tcW w:type="dxa" w:w="3000"/>
           </w:tcPr>
           <w:p>
             <w:r/>
@@ -1350,7 +1363,7 @@
         </w:tc>
         <w:tc>
           <w:tcPr>
-            <w:tcW w:type="dxa" w:w="1080"/>
+            <w:tcW w:type="dxa" w:w="1500"/>
           </w:tcPr>
           <w:p>
             <w:r/>
@@ -1365,7 +1378,7 @@
         </w:tc>
         <w:tc>
           <w:tcPr>
-            <w:tcW w:type="dxa" w:w="1080"/>
+            <w:tcW w:type="dxa" w:w="1800"/>
           </w:tcPr>
           <w:p>
             <w:r/>
@@ -1382,7 +1395,7 @@
       <w:tr>
         <w:tc>
           <w:tcPr>
-            <w:tcW w:type="dxa" w:w="1080"/>
+            <w:tcW w:type="dxa" w:w="800"/>
           </w:tcPr>
           <w:p>
             <w:r/>
@@ -1397,7 +1410,7 @@
         </w:tc>
         <w:tc>
           <w:tcPr>
-            <w:tcW w:type="dxa" w:w="1080"/>
+            <w:tcW w:type="dxa" w:w="1800"/>
           </w:tcPr>
           <w:p>
             <w:r/>
@@ -1412,7 +1425,7 @@
         </w:tc>
         <w:tc>
           <w:tcPr>
-            <w:tcW w:type="dxa" w:w="1080"/>
+            <w:tcW w:type="dxa" w:w="3000"/>
           </w:tcPr>
           <w:p>
             <w:r/>
@@ -1427,7 +1440,7 @@
         </w:tc>
         <w:tc>
           <w:tcPr>
-            <w:tcW w:type="dxa" w:w="1080"/>
+            <w:tcW w:type="dxa" w:w="900"/>
           </w:tcPr>
           <w:p>
             <w:r/>
@@ -1442,7 +1455,7 @@
         </w:tc>
         <w:tc>
           <w:tcPr>
-            <w:tcW w:type="dxa" w:w="1080"/>
+            <w:tcW w:type="dxa" w:w="1100"/>
           </w:tcPr>
           <w:p>
             <w:r/>
@@ -1457,7 +1470,7 @@
         </w:tc>
         <w:tc>
           <w:tcPr>
-            <w:tcW w:type="dxa" w:w="1080"/>
+            <w:tcW w:type="dxa" w:w="3000"/>
           </w:tcPr>
           <w:p>
             <w:r/>
@@ -1472,7 +1485,7 @@
         </w:tc>
         <w:tc>
           <w:tcPr>
-            <w:tcW w:type="dxa" w:w="1080"/>
+            <w:tcW w:type="dxa" w:w="1500"/>
           </w:tcPr>
           <w:p>
             <w:r/>
@@ -1486,7 +1499,7 @@
         </w:tc>
         <w:tc>
           <w:tcPr>
-            <w:tcW w:type="dxa" w:w="1080"/>
+            <w:tcW w:type="dxa" w:w="1800"/>
           </w:tcPr>
           <w:p>
             <w:r/>
@@ -1524,22 +1537,23 @@
       <w:tblPr>
         <w:tblStyle w:val="LightGrid-Accent1"/>
         <w:tblW w:type="auto" w:w="0"/>
+        <w:tblLayout w:type="fixed"/>
         <w:tblLook w:firstColumn="1" w:firstRow="1" w:lastColumn="0" w:lastRow="0" w:noHBand="0" w:noVBand="1" w:val="04A0"/>
       </w:tblPr>
       <w:tblGrid>
-        <w:gridCol w:w="1080"/>
-        <w:gridCol w:w="1080"/>
-        <w:gridCol w:w="1080"/>
-        <w:gridCol w:w="1080"/>
-        <w:gridCol w:w="1080"/>
-        <w:gridCol w:w="1080"/>
-        <w:gridCol w:w="1080"/>
-        <w:gridCol w:w="1080"/>
+        <w:gridCol w:w="1767"/>
+        <w:gridCol w:w="1767"/>
+        <w:gridCol w:w="1767"/>
+        <w:gridCol w:w="1767"/>
+        <w:gridCol w:w="1767"/>
+        <w:gridCol w:w="1767"/>
+        <w:gridCol w:w="1767"/>
+        <w:gridCol w:w="1767"/>
       </w:tblGrid>
       <w:tr>
         <w:tc>
           <w:tcPr>
-            <w:tcW w:type="dxa" w:w="1080"/>
+            <w:tcW w:type="dxa" w:w="800"/>
           </w:tcPr>
           <w:p>
             <w:r/>
@@ -1554,7 +1568,7 @@
         </w:tc>
         <w:tc>
           <w:tcPr>
-            <w:tcW w:type="dxa" w:w="1080"/>
+            <w:tcW w:type="dxa" w:w="1800"/>
           </w:tcPr>
           <w:p>
             <w:r/>
@@ -1569,7 +1583,7 @@
         </w:tc>
         <w:tc>
           <w:tcPr>
-            <w:tcW w:type="dxa" w:w="1080"/>
+            <w:tcW w:type="dxa" w:w="3000"/>
           </w:tcPr>
           <w:p>
             <w:r/>
@@ -1584,7 +1598,7 @@
         </w:tc>
         <w:tc>
           <w:tcPr>
-            <w:tcW w:type="dxa" w:w="1080"/>
+            <w:tcW w:type="dxa" w:w="900"/>
           </w:tcPr>
           <w:p>
             <w:r/>
@@ -1599,7 +1613,7 @@
         </w:tc>
         <w:tc>
           <w:tcPr>
-            <w:tcW w:type="dxa" w:w="1080"/>
+            <w:tcW w:type="dxa" w:w="1100"/>
           </w:tcPr>
           <w:p>
             <w:r/>
@@ -1614,7 +1628,7 @@
         </w:tc>
         <w:tc>
           <w:tcPr>
-            <w:tcW w:type="dxa" w:w="1080"/>
+            <w:tcW w:type="dxa" w:w="3000"/>
           </w:tcPr>
           <w:p>
             <w:r/>
@@ -1629,7 +1643,7 @@
         </w:tc>
         <w:tc>
           <w:tcPr>
-            <w:tcW w:type="dxa" w:w="1080"/>
+            <w:tcW w:type="dxa" w:w="1500"/>
           </w:tcPr>
           <w:p>
             <w:r/>
@@ -1644,7 +1658,7 @@
         </w:tc>
         <w:tc>
           <w:tcPr>
-            <w:tcW w:type="dxa" w:w="1080"/>
+            <w:tcW w:type="dxa" w:w="1800"/>
           </w:tcPr>
           <w:p>
             <w:r/>
@@ -1661,7 +1675,7 @@
       <w:tr>
         <w:tc>
           <w:tcPr>
-            <w:tcW w:type="dxa" w:w="1080"/>
+            <w:tcW w:type="dxa" w:w="800"/>
           </w:tcPr>
           <w:p>
             <w:r/>
@@ -1676,7 +1690,7 @@
         </w:tc>
         <w:tc>
           <w:tcPr>
-            <w:tcW w:type="dxa" w:w="1080"/>
+            <w:tcW w:type="dxa" w:w="1800"/>
           </w:tcPr>
           <w:p>
             <w:r/>
@@ -1691,7 +1705,7 @@
         </w:tc>
         <w:tc>
           <w:tcPr>
-            <w:tcW w:type="dxa" w:w="1080"/>
+            <w:tcW w:type="dxa" w:w="3000"/>
           </w:tcPr>
           <w:p>
             <w:r/>
@@ -1706,7 +1720,7 @@
         </w:tc>
         <w:tc>
           <w:tcPr>
-            <w:tcW w:type="dxa" w:w="1080"/>
+            <w:tcW w:type="dxa" w:w="900"/>
           </w:tcPr>
           <w:p>
             <w:r/>
@@ -1721,7 +1735,7 @@
         </w:tc>
         <w:tc>
           <w:tcPr>
-            <w:tcW w:type="dxa" w:w="1080"/>
+            <w:tcW w:type="dxa" w:w="1100"/>
           </w:tcPr>
           <w:p>
             <w:r/>
@@ -1736,7 +1750,7 @@
         </w:tc>
         <w:tc>
           <w:tcPr>
-            <w:tcW w:type="dxa" w:w="1080"/>
+            <w:tcW w:type="dxa" w:w="3000"/>
           </w:tcPr>
           <w:p>
             <w:r/>
@@ -1751,7 +1765,7 @@
         </w:tc>
         <w:tc>
           <w:tcPr>
-            <w:tcW w:type="dxa" w:w="1080"/>
+            <w:tcW w:type="dxa" w:w="1500"/>
           </w:tcPr>
           <w:p>
             <w:r/>
@@ -1765,7 +1779,7 @@
         </w:tc>
         <w:tc>
           <w:tcPr>
-            <w:tcW w:type="dxa" w:w="1080"/>
+            <w:tcW w:type="dxa" w:w="1800"/>
           </w:tcPr>
           <w:p>
             <w:r/>
@@ -1803,22 +1817,23 @@
       <w:tblPr>
         <w:tblStyle w:val="LightGrid-Accent1"/>
         <w:tblW w:type="auto" w:w="0"/>
+        <w:tblLayout w:type="fixed"/>
         <w:tblLook w:firstColumn="1" w:firstRow="1" w:lastColumn="0" w:lastRow="0" w:noHBand="0" w:noVBand="1" w:val="04A0"/>
       </w:tblPr>
       <w:tblGrid>
-        <w:gridCol w:w="1080"/>
-        <w:gridCol w:w="1080"/>
-        <w:gridCol w:w="1080"/>
-        <w:gridCol w:w="1080"/>
-        <w:gridCol w:w="1080"/>
-        <w:gridCol w:w="1080"/>
-        <w:gridCol w:w="1080"/>
-        <w:gridCol w:w="1080"/>
+        <w:gridCol w:w="1767"/>
+        <w:gridCol w:w="1767"/>
+        <w:gridCol w:w="1767"/>
+        <w:gridCol w:w="1767"/>
+        <w:gridCol w:w="1767"/>
+        <w:gridCol w:w="1767"/>
+        <w:gridCol w:w="1767"/>
+        <w:gridCol w:w="1767"/>
       </w:tblGrid>
       <w:tr>
         <w:tc>
           <w:tcPr>
-            <w:tcW w:type="dxa" w:w="1080"/>
+            <w:tcW w:type="dxa" w:w="800"/>
           </w:tcPr>
           <w:p>
             <w:r/>
@@ -1833,7 +1848,7 @@
         </w:tc>
         <w:tc>
           <w:tcPr>
-            <w:tcW w:type="dxa" w:w="1080"/>
+            <w:tcW w:type="dxa" w:w="1800"/>
           </w:tcPr>
           <w:p>
             <w:r/>
@@ -1848,7 +1863,7 @@
         </w:tc>
         <w:tc>
           <w:tcPr>
-            <w:tcW w:type="dxa" w:w="1080"/>
+            <w:tcW w:type="dxa" w:w="3000"/>
           </w:tcPr>
           <w:p>
             <w:r/>
@@ -1863,7 +1878,7 @@
         </w:tc>
         <w:tc>
           <w:tcPr>
-            <w:tcW w:type="dxa" w:w="1080"/>
+            <w:tcW w:type="dxa" w:w="900"/>
           </w:tcPr>
           <w:p>
             <w:r/>
@@ -1878,7 +1893,7 @@
         </w:tc>
         <w:tc>
           <w:tcPr>
-            <w:tcW w:type="dxa" w:w="1080"/>
+            <w:tcW w:type="dxa" w:w="1100"/>
           </w:tcPr>
           <w:p>
             <w:r/>
@@ -1893,7 +1908,7 @@
         </w:tc>
         <w:tc>
           <w:tcPr>
-            <w:tcW w:type="dxa" w:w="1080"/>
+            <w:tcW w:type="dxa" w:w="3000"/>
           </w:tcPr>
           <w:p>
             <w:r/>
@@ -1908,7 +1923,7 @@
         </w:tc>
         <w:tc>
           <w:tcPr>
-            <w:tcW w:type="dxa" w:w="1080"/>
+            <w:tcW w:type="dxa" w:w="1500"/>
           </w:tcPr>
           <w:p>
             <w:r/>
@@ -1923,7 +1938,7 @@
         </w:tc>
         <w:tc>
           <w:tcPr>
-            <w:tcW w:type="dxa" w:w="1080"/>
+            <w:tcW w:type="dxa" w:w="1800"/>
           </w:tcPr>
           <w:p>
             <w:r/>
@@ -1940,7 +1955,7 @@
       <w:tr>
         <w:tc>
           <w:tcPr>
-            <w:tcW w:type="dxa" w:w="1080"/>
+            <w:tcW w:type="dxa" w:w="800"/>
           </w:tcPr>
           <w:p>
             <w:r/>
@@ -1955,7 +1970,7 @@
         </w:tc>
         <w:tc>
           <w:tcPr>
-            <w:tcW w:type="dxa" w:w="1080"/>
+            <w:tcW w:type="dxa" w:w="1800"/>
           </w:tcPr>
           <w:p>
             <w:r/>
@@ -1970,7 +1985,7 @@
         </w:tc>
         <w:tc>
           <w:tcPr>
-            <w:tcW w:type="dxa" w:w="1080"/>
+            <w:tcW w:type="dxa" w:w="3000"/>
           </w:tcPr>
           <w:p>
             <w:r/>
@@ -1985,7 +2000,7 @@
         </w:tc>
         <w:tc>
           <w:tcPr>
-            <w:tcW w:type="dxa" w:w="1080"/>
+            <w:tcW w:type="dxa" w:w="900"/>
           </w:tcPr>
           <w:p>
             <w:r/>
@@ -2000,7 +2015,7 @@
         </w:tc>
         <w:tc>
           <w:tcPr>
-            <w:tcW w:type="dxa" w:w="1080"/>
+            <w:tcW w:type="dxa" w:w="1100"/>
           </w:tcPr>
           <w:p>
             <w:r/>
@@ -2015,7 +2030,7 @@
         </w:tc>
         <w:tc>
           <w:tcPr>
-            <w:tcW w:type="dxa" w:w="1080"/>
+            <w:tcW w:type="dxa" w:w="3000"/>
           </w:tcPr>
           <w:p>
             <w:r/>
@@ -2030,7 +2045,7 @@
         </w:tc>
         <w:tc>
           <w:tcPr>
-            <w:tcW w:type="dxa" w:w="1080"/>
+            <w:tcW w:type="dxa" w:w="1500"/>
           </w:tcPr>
           <w:p>
             <w:r/>
@@ -2044,7 +2059,7 @@
         </w:tc>
         <w:tc>
           <w:tcPr>
-            <w:tcW w:type="dxa" w:w="1080"/>
+            <w:tcW w:type="dxa" w:w="1800"/>
           </w:tcPr>
           <w:p>
             <w:r/>
@@ -2060,7 +2075,7 @@
       <w:tr>
         <w:tc>
           <w:tcPr>
-            <w:tcW w:type="dxa" w:w="1080"/>
+            <w:tcW w:type="dxa" w:w="800"/>
           </w:tcPr>
           <w:p>
             <w:r/>
@@ -2075,7 +2090,7 @@
         </w:tc>
         <w:tc>
           <w:tcPr>
-            <w:tcW w:type="dxa" w:w="1080"/>
+            <w:tcW w:type="dxa" w:w="1800"/>
           </w:tcPr>
           <w:p>
             <w:r/>
@@ -2090,7 +2105,7 @@
         </w:tc>
         <w:tc>
           <w:tcPr>
-            <w:tcW w:type="dxa" w:w="1080"/>
+            <w:tcW w:type="dxa" w:w="3000"/>
           </w:tcPr>
           <w:p>
             <w:r/>
@@ -2105,7 +2120,7 @@
         </w:tc>
         <w:tc>
           <w:tcPr>
-            <w:tcW w:type="dxa" w:w="1080"/>
+            <w:tcW w:type="dxa" w:w="900"/>
           </w:tcPr>
           <w:p>
             <w:r/>
@@ -2120,7 +2135,7 @@
         </w:tc>
         <w:tc>
           <w:tcPr>
-            <w:tcW w:type="dxa" w:w="1080"/>
+            <w:tcW w:type="dxa" w:w="1100"/>
           </w:tcPr>
           <w:p>
             <w:r/>
@@ -2135,7 +2150,7 @@
         </w:tc>
         <w:tc>
           <w:tcPr>
-            <w:tcW w:type="dxa" w:w="1080"/>
+            <w:tcW w:type="dxa" w:w="3000"/>
           </w:tcPr>
           <w:p>
             <w:r/>
@@ -2150,7 +2165,7 @@
         </w:tc>
         <w:tc>
           <w:tcPr>
-            <w:tcW w:type="dxa" w:w="1080"/>
+            <w:tcW w:type="dxa" w:w="1500"/>
           </w:tcPr>
           <w:p>
             <w:r/>
@@ -2164,7 +2179,7 @@
         </w:tc>
         <w:tc>
           <w:tcPr>
-            <w:tcW w:type="dxa" w:w="1080"/>
+            <w:tcW w:type="dxa" w:w="1800"/>
           </w:tcPr>
           <w:p>
             <w:r/>
@@ -2202,22 +2217,23 @@
       <w:tblPr>
         <w:tblStyle w:val="LightGrid-Accent1"/>
         <w:tblW w:type="auto" w:w="0"/>
+        <w:tblLayout w:type="fixed"/>
         <w:tblLook w:firstColumn="1" w:firstRow="1" w:lastColumn="0" w:lastRow="0" w:noHBand="0" w:noVBand="1" w:val="04A0"/>
       </w:tblPr>
       <w:tblGrid>
-        <w:gridCol w:w="1080"/>
-        <w:gridCol w:w="1080"/>
-        <w:gridCol w:w="1080"/>
-        <w:gridCol w:w="1080"/>
-        <w:gridCol w:w="1080"/>
-        <w:gridCol w:w="1080"/>
-        <w:gridCol w:w="1080"/>
-        <w:gridCol w:w="1080"/>
+        <w:gridCol w:w="1767"/>
+        <w:gridCol w:w="1767"/>
+        <w:gridCol w:w="1767"/>
+        <w:gridCol w:w="1767"/>
+        <w:gridCol w:w="1767"/>
+        <w:gridCol w:w="1767"/>
+        <w:gridCol w:w="1767"/>
+        <w:gridCol w:w="1767"/>
       </w:tblGrid>
       <w:tr>
         <w:tc>
           <w:tcPr>
-            <w:tcW w:type="dxa" w:w="1080"/>
+            <w:tcW w:type="dxa" w:w="800"/>
           </w:tcPr>
           <w:p>
             <w:r/>
@@ -2232,7 +2248,7 @@
         </w:tc>
         <w:tc>
           <w:tcPr>
-            <w:tcW w:type="dxa" w:w="1080"/>
+            <w:tcW w:type="dxa" w:w="1800"/>
           </w:tcPr>
           <w:p>
             <w:r/>
@@ -2247,7 +2263,7 @@
         </w:tc>
         <w:tc>
           <w:tcPr>
-            <w:tcW w:type="dxa" w:w="1080"/>
+            <w:tcW w:type="dxa" w:w="3000"/>
           </w:tcPr>
           <w:p>
             <w:r/>
@@ -2262,7 +2278,7 @@
         </w:tc>
         <w:tc>
           <w:tcPr>
-            <w:tcW w:type="dxa" w:w="1080"/>
+            <w:tcW w:type="dxa" w:w="900"/>
           </w:tcPr>
           <w:p>
             <w:r/>
@@ -2277,7 +2293,7 @@
         </w:tc>
         <w:tc>
           <w:tcPr>
-            <w:tcW w:type="dxa" w:w="1080"/>
+            <w:tcW w:type="dxa" w:w="1100"/>
           </w:tcPr>
           <w:p>
             <w:r/>
@@ -2292,7 +2308,7 @@
         </w:tc>
         <w:tc>
           <w:tcPr>
-            <w:tcW w:type="dxa" w:w="1080"/>
+            <w:tcW w:type="dxa" w:w="3000"/>
           </w:tcPr>
           <w:p>
             <w:r/>
@@ -2307,7 +2323,7 @@
         </w:tc>
         <w:tc>
           <w:tcPr>
-            <w:tcW w:type="dxa" w:w="1080"/>
+            <w:tcW w:type="dxa" w:w="1500"/>
           </w:tcPr>
           <w:p>
             <w:r/>
@@ -2322,7 +2338,7 @@
         </w:tc>
         <w:tc>
           <w:tcPr>
-            <w:tcW w:type="dxa" w:w="1080"/>
+            <w:tcW w:type="dxa" w:w="1800"/>
           </w:tcPr>
           <w:p>
             <w:r/>
@@ -2339,7 +2355,7 @@
       <w:tr>
         <w:tc>
           <w:tcPr>
-            <w:tcW w:type="dxa" w:w="1080"/>
+            <w:tcW w:type="dxa" w:w="800"/>
           </w:tcPr>
           <w:p>
             <w:r/>
@@ -2354,7 +2370,7 @@
         </w:tc>
         <w:tc>
           <w:tcPr>
-            <w:tcW w:type="dxa" w:w="1080"/>
+            <w:tcW w:type="dxa" w:w="1800"/>
           </w:tcPr>
           <w:p>
             <w:r/>
@@ -2369,7 +2385,7 @@
         </w:tc>
         <w:tc>
           <w:tcPr>
-            <w:tcW w:type="dxa" w:w="1080"/>
+            <w:tcW w:type="dxa" w:w="3000"/>
           </w:tcPr>
           <w:p>
             <w:r/>
@@ -2384,7 +2400,7 @@
         </w:tc>
         <w:tc>
           <w:tcPr>
-            <w:tcW w:type="dxa" w:w="1080"/>
+            <w:tcW w:type="dxa" w:w="900"/>
           </w:tcPr>
           <w:p>
             <w:r/>
@@ -2399,7 +2415,7 @@
         </w:tc>
         <w:tc>
           <w:tcPr>
-            <w:tcW w:type="dxa" w:w="1080"/>
+            <w:tcW w:type="dxa" w:w="1100"/>
           </w:tcPr>
           <w:p>
             <w:r/>
@@ -2414,7 +2430,7 @@
         </w:tc>
         <w:tc>
           <w:tcPr>
-            <w:tcW w:type="dxa" w:w="1080"/>
+            <w:tcW w:type="dxa" w:w="3000"/>
           </w:tcPr>
           <w:p>
             <w:r/>
@@ -2429,7 +2445,7 @@
         </w:tc>
         <w:tc>
           <w:tcPr>
-            <w:tcW w:type="dxa" w:w="1080"/>
+            <w:tcW w:type="dxa" w:w="1500"/>
           </w:tcPr>
           <w:p>
             <w:r/>
@@ -2443,7 +2459,7 @@
         </w:tc>
         <w:tc>
           <w:tcPr>
-            <w:tcW w:type="dxa" w:w="1080"/>
+            <w:tcW w:type="dxa" w:w="1800"/>
           </w:tcPr>
           <w:p>
             <w:r/>
@@ -2459,7 +2475,7 @@
       <w:tr>
         <w:tc>
           <w:tcPr>
-            <w:tcW w:type="dxa" w:w="1080"/>
+            <w:tcW w:type="dxa" w:w="800"/>
           </w:tcPr>
           <w:p>
             <w:r/>
@@ -2474,7 +2490,7 @@
         </w:tc>
         <w:tc>
           <w:tcPr>
-            <w:tcW w:type="dxa" w:w="1080"/>
+            <w:tcW w:type="dxa" w:w="1800"/>
           </w:tcPr>
           <w:p>
             <w:r/>
@@ -2489,7 +2505,7 @@
         </w:tc>
         <w:tc>
           <w:tcPr>
-            <w:tcW w:type="dxa" w:w="1080"/>
+            <w:tcW w:type="dxa" w:w="3000"/>
           </w:tcPr>
           <w:p>
             <w:r/>
@@ -2504,7 +2520,7 @@
         </w:tc>
         <w:tc>
           <w:tcPr>
-            <w:tcW w:type="dxa" w:w="1080"/>
+            <w:tcW w:type="dxa" w:w="900"/>
           </w:tcPr>
           <w:p>
             <w:r/>
@@ -2519,7 +2535,7 @@
         </w:tc>
         <w:tc>
           <w:tcPr>
-            <w:tcW w:type="dxa" w:w="1080"/>
+            <w:tcW w:type="dxa" w:w="1100"/>
           </w:tcPr>
           <w:p>
             <w:r/>
@@ -2534,7 +2550,7 @@
         </w:tc>
         <w:tc>
           <w:tcPr>
-            <w:tcW w:type="dxa" w:w="1080"/>
+            <w:tcW w:type="dxa" w:w="3000"/>
           </w:tcPr>
           <w:p>
             <w:r/>
@@ -2549,7 +2565,7 @@
         </w:tc>
         <w:tc>
           <w:tcPr>
-            <w:tcW w:type="dxa" w:w="1080"/>
+            <w:tcW w:type="dxa" w:w="1500"/>
           </w:tcPr>
           <w:p>
             <w:r/>
@@ -2563,7 +2579,7 @@
         </w:tc>
         <w:tc>
           <w:tcPr>
-            <w:tcW w:type="dxa" w:w="1080"/>
+            <w:tcW w:type="dxa" w:w="1800"/>
           </w:tcPr>
           <w:p>
             <w:r/>
@@ -2579,7 +2595,7 @@
       <w:tr>
         <w:tc>
           <w:tcPr>
-            <w:tcW w:type="dxa" w:w="1080"/>
+            <w:tcW w:type="dxa" w:w="800"/>
           </w:tcPr>
           <w:p>
             <w:r/>
@@ -2594,7 +2610,7 @@
         </w:tc>
         <w:tc>
           <w:tcPr>
-            <w:tcW w:type="dxa" w:w="1080"/>
+            <w:tcW w:type="dxa" w:w="1800"/>
           </w:tcPr>
           <w:p>
             <w:r/>
@@ -2609,7 +2625,7 @@
         </w:tc>
         <w:tc>
           <w:tcPr>
-            <w:tcW w:type="dxa" w:w="1080"/>
+            <w:tcW w:type="dxa" w:w="3000"/>
           </w:tcPr>
           <w:p>
             <w:r/>
@@ -2624,7 +2640,7 @@
         </w:tc>
         <w:tc>
           <w:tcPr>
-            <w:tcW w:type="dxa" w:w="1080"/>
+            <w:tcW w:type="dxa" w:w="900"/>
           </w:tcPr>
           <w:p>
             <w:r/>
@@ -2639,7 +2655,7 @@
         </w:tc>
         <w:tc>
           <w:tcPr>
-            <w:tcW w:type="dxa" w:w="1080"/>
+            <w:tcW w:type="dxa" w:w="1100"/>
           </w:tcPr>
           <w:p>
             <w:r/>
@@ -2654,7 +2670,7 @@
         </w:tc>
         <w:tc>
           <w:tcPr>
-            <w:tcW w:type="dxa" w:w="1080"/>
+            <w:tcW w:type="dxa" w:w="3000"/>
           </w:tcPr>
           <w:p>
             <w:r/>
@@ -2669,7 +2685,7 @@
         </w:tc>
         <w:tc>
           <w:tcPr>
-            <w:tcW w:type="dxa" w:w="1080"/>
+            <w:tcW w:type="dxa" w:w="1500"/>
           </w:tcPr>
           <w:p>
             <w:r/>
@@ -2683,7 +2699,7 @@
         </w:tc>
         <w:tc>
           <w:tcPr>
-            <w:tcW w:type="dxa" w:w="1080"/>
+            <w:tcW w:type="dxa" w:w="1800"/>
           </w:tcPr>
           <w:p>
             <w:r/>
@@ -2715,8 +2731,8 @@
       </w:r>
     </w:p>
     <w:sectPr>
-      <w:pgSz w:w="12240" w:h="15840"/>
-      <w:pgMar w:top="1440" w:right="1800" w:bottom="1440" w:left="1800" w:header="720" w:footer="720" w:gutter="0"/>
+      <w:pgSz w:w="15840" w:h="12240" w:orient="landscape"/>
+      <w:pgMar w:top="1440" w:right="850" w:bottom="1440" w:left="850" w:header="720" w:footer="720" w:gutter="0"/>
       <w:cols w:space="720"/>
       <w:docGrid w:linePitch="360"/>
     </w:sectPr>

--- a/pentru-editori/02-traumatisme/02-traumatisme.docx
+++ b/pentru-editori/02-traumatisme/02-traumatisme.docx
@@ -7,26 +7,47 @@
         <w:pStyle w:val="Heading1"/>
       </w:pPr>
       <w:r>
+        <w:t>Traumatisme — pachet de review</w:t>
+      </w:r>
+    </w:p>
+    <w:p>
+      <w:pPr>
+        <w:spacing w:after="40"/>
+      </w:pPr>
+      <w:r>
         <w:rPr>
-          <w:color w:val="1C5D8C"/>
+          <w:b/>
+          <w:color w:val="555555"/>
+          <w:sz w:val="21"/>
         </w:rPr>
-        <w:t>Traumatisme</w:t>
+        <w:t>Revizia ghidului de indicații radioimagistice aprobat în 2021 · document de lucru pentru editorul de capitol</w:t>
+      </w:r>
+    </w:p>
+    <w:p>
+      <w:pPr>
+        <w:spacing w:before="40" w:after="200"/>
+        <w:pBdr>
+          <w:bottom w:val="single" w:sz="6" w:space="1" w:color="1C5D8C"/>
+        </w:pBdr>
+      </w:pPr>
+    </w:p>
+    <w:p>
+      <w:r>
+        <w:t>Documentul cuprinde, pentru capitolul dumneavoastră: modificările deja aplicate (informativ), problemele rămase de decis, propunerile de conținut nou și duplicatele de rezolvat. Conținutul actual al capitolului nu este reprodus aici — vine din fișierul GHID.csv, transmis alături.</w:t>
+      </w:r>
+    </w:p>
+    <w:p>
+      <w:r>
+        <w:t>Vă rugăm să completați coloanele „Decizie” (Aprobat / Respins / Amânat) și „Comentariu” direct în tabele, fără să le modificați structura. Acolo unde o problemă are variante enumerate, este suficient să indicați varianta aleasă.</w:t>
       </w:r>
     </w:p>
     <w:p>
       <w:r>
         <w:rPr>
           <w:i/>
+          <w:color w:val="555555"/>
         </w:rPr>
-        <w:t>Vă rugăm să completați coloanele „Decizie” și „Comentariu” direct în tabele (Aprobat / Respins / Amânat), fără să modificați structura lor.</w:t>
-      </w:r>
-    </w:p>
-    <w:p>
-      <w:r>
-        <w:rPr>
-          <w:i/>
-        </w:rPr>
-        <w:t>Alăturat: GHID.csv, conținutul integral al ghidului, și „Decizii structurale comune”.</w:t>
+        <w:t>Transmise alături: GHID.csv — conținutul integral al ghidului — și memoul „Decizii structurale comune”, de citit înaintea acestui pachet.</w:t>
       </w:r>
     </w:p>
     <w:p>
@@ -34,10 +55,12 @@
         <w:pStyle w:val="Heading2"/>
       </w:pPr>
       <w:r>
-        <w:rPr>
-          <w:color w:val="1C5D8C"/>
-        </w:rPr>
-        <w:t>1. Modificări aplicate (informativ)</w:t>
+        <w:t>1. Modificări deja aplicate (informativ)</w:t>
+      </w:r>
+    </w:p>
+    <w:p>
+      <w:r>
+        <w:t>Nu necesită decizie; sunt listate pentru ca revizuirea capitolului să pornească de la starea curentă.</w:t>
       </w:r>
     </w:p>
     <w:p>
@@ -69,35 +92,45 @@
         <w:pStyle w:val="Heading2"/>
       </w:pPr>
       <w:r>
-        <w:rPr>
-          <w:color w:val="1C5D8C"/>
-        </w:rPr>
         <w:t>2. Probleme de decis</w:t>
       </w:r>
     </w:p>
     <w:tbl>
       <w:tblPr>
-        <w:tblStyle w:val="LightGrid-Accent1"/>
-        <w:tblW w:type="auto" w:w="0"/>
+        <w:tblStyle w:val="TableGrid"/>
+        <w:tblW w:type="dxa" w:w="15100"/>
         <w:tblLayout w:type="fixed"/>
         <w:tblLook w:firstColumn="1" w:firstRow="1" w:lastColumn="0" w:lastRow="0" w:noHBand="0" w:noVBand="1" w:val="04A0"/>
       </w:tblPr>
       <w:tblGrid>
-        <w:gridCol w:w="4713"/>
-        <w:gridCol w:w="4713"/>
-        <w:gridCol w:w="4713"/>
+        <w:gridCol w:w="8500"/>
+        <w:gridCol w:w="3000"/>
+        <w:gridCol w:w="3600"/>
       </w:tblGrid>
       <w:tr>
+        <w:trPr>
+          <w:tblHeader w:val="true"/>
+        </w:trPr>
         <w:tc>
           <w:tcPr>
-            <w:tcW w:type="dxa" w:w="8400"/>
+            <w:tcW w:type="dxa" w:w="8500"/>
+            <w:vAlign w:val="top"/>
+            <w:shd w:val="clear" w:fill="1C5D8C"/>
           </w:tcPr>
           <w:p>
-            <w:r/>
+            <w:pPr>
+              <w:spacing w:after="40" w:line="240" w:lineRule="auto"/>
+            </w:pPr>
+            <w:r>
+              <w:rPr>
+                <w:color w:val="FFFFFF"/>
+              </w:rPr>
+            </w:r>
             <w:r>
               <w:rPr>
                 <w:b/>
                 <w:i w:val="0"/>
+                <w:sz w:val="19"/>
               </w:rPr>
               <w:t>Problemă</w:t>
             </w:r>
@@ -105,14 +138,24 @@
         </w:tc>
         <w:tc>
           <w:tcPr>
-            <w:tcW w:type="dxa" w:w="2700"/>
+            <w:tcW w:type="dxa" w:w="3000"/>
+            <w:vAlign w:val="top"/>
+            <w:shd w:val="clear" w:fill="1C5D8C"/>
           </w:tcPr>
           <w:p>
-            <w:r/>
+            <w:pPr>
+              <w:spacing w:after="40" w:line="240" w:lineRule="auto"/>
+            </w:pPr>
+            <w:r>
+              <w:rPr>
+                <w:color w:val="FFFFFF"/>
+              </w:rPr>
+            </w:r>
             <w:r>
               <w:rPr>
                 <w:b/>
                 <w:i w:val="0"/>
+                <w:sz w:val="19"/>
               </w:rPr>
               <w:t>Decizie</w:t>
             </w:r>
@@ -120,14 +163,24 @@
         </w:tc>
         <w:tc>
           <w:tcPr>
-            <w:tcW w:type="dxa" w:w="2700"/>
+            <w:tcW w:type="dxa" w:w="3600"/>
+            <w:vAlign w:val="top"/>
+            <w:shd w:val="clear" w:fill="1C5D8C"/>
           </w:tcPr>
           <w:p>
-            <w:r/>
+            <w:pPr>
+              <w:spacing w:after="40" w:line="240" w:lineRule="auto"/>
+            </w:pPr>
+            <w:r>
+              <w:rPr>
+                <w:color w:val="FFFFFF"/>
+              </w:rPr>
+            </w:r>
             <w:r>
               <w:rPr>
                 <w:b/>
                 <w:i w:val="0"/>
+                <w:sz w:val="19"/>
               </w:rPr>
               <w:t>Comentariu</w:t>
             </w:r>
@@ -137,62 +190,102 @@
       <w:tr>
         <w:tc>
           <w:tcPr>
-            <w:tcW w:type="dxa" w:w="8400"/>
+            <w:tcW w:type="dxa" w:w="8500"/>
+            <w:vAlign w:val="top"/>
           </w:tcPr>
           <w:p>
+            <w:pPr>
+              <w:spacing w:after="60" w:line="240" w:lineRule="auto"/>
+            </w:pPr>
             <w:r/>
             <w:r>
               <w:rPr>
                 <w:b/>
+                <w:i w:val="0"/>
+                <w:sz w:val="19"/>
               </w:rPr>
               <w:t>Corp străin ingerat (faringian/esofagian înalt) — rămâne în Traumatisme?</w:t>
             </w:r>
           </w:p>
           <w:p>
+            <w:pPr>
+              <w:spacing w:after="40" w:line="240" w:lineRule="auto"/>
+            </w:pPr>
             <w:r>
+              <w:rPr>
+                <w:sz w:val="19"/>
+              </w:rPr>
               <w:t>E mai degrabă patologie digestivă/ORL decât traumă; există un cvasi-duplicat cu Gât (părți moi) › Diverse (etichete diferite, conținut aproape identic).</w:t>
             </w:r>
           </w:p>
           <w:p>
+            <w:pPr>
+              <w:spacing w:after="40" w:line="240" w:lineRule="auto"/>
+            </w:pPr>
             <w:r>
+              <w:rPr>
+                <w:sz w:val="19"/>
+              </w:rPr>
               <w:t>• Rămâne în Traumatisme</w:t>
             </w:r>
           </w:p>
           <w:p>
+            <w:pPr>
+              <w:spacing w:after="40" w:line="240" w:lineRule="auto"/>
+            </w:pPr>
             <w:r>
+              <w:rPr>
+                <w:sz w:val="19"/>
+              </w:rPr>
               <w:t>• Se mută la Aparat digestiv / ORL</w:t>
             </w:r>
           </w:p>
           <w:p>
+            <w:pPr>
+              <w:spacing w:after="40" w:line="240" w:lineRule="auto"/>
+            </w:pPr>
             <w:r>
+              <w:rPr>
+                <w:sz w:val="19"/>
+              </w:rPr>
               <w:t>• Se păstrează distinct în ambele (context diferit: urgență vs bilanț)</w:t>
             </w:r>
           </w:p>
         </w:tc>
         <w:tc>
           <w:tcPr>
-            <w:tcW w:type="dxa" w:w="2700"/>
+            <w:tcW w:type="dxa" w:w="3000"/>
+            <w:vAlign w:val="top"/>
           </w:tcPr>
           <w:p>
+            <w:pPr>
+              <w:spacing w:after="40" w:line="240" w:lineRule="auto"/>
+            </w:pPr>
             <w:r/>
             <w:r>
               <w:rPr>
                 <w:b w:val="0"/>
                 <w:i w:val="0"/>
+                <w:sz w:val="19"/>
               </w:rPr>
             </w:r>
           </w:p>
         </w:tc>
         <w:tc>
           <w:tcPr>
-            <w:tcW w:type="dxa" w:w="2700"/>
+            <w:tcW w:type="dxa" w:w="3600"/>
+            <w:vAlign w:val="top"/>
           </w:tcPr>
           <w:p>
+            <w:pPr>
+              <w:spacing w:after="40" w:line="240" w:lineRule="auto"/>
+            </w:pPr>
             <w:r/>
             <w:r>
               <w:rPr>
                 <w:b w:val="0"/>
                 <w:i w:val="0"/>
+                <w:sz w:val="19"/>
               </w:rPr>
             </w:r>
           </w:p>
@@ -201,57 +294,91 @@
       <w:tr>
         <w:tc>
           <w:tcPr>
-            <w:tcW w:type="dxa" w:w="8400"/>
+            <w:tcW w:type="dxa" w:w="8500"/>
+            <w:vAlign w:val="top"/>
           </w:tcPr>
           <w:p>
+            <w:pPr>
+              <w:spacing w:after="60" w:line="240" w:lineRule="auto"/>
+            </w:pPr>
             <w:r/>
             <w:r>
               <w:rPr>
                 <w:b/>
+                <w:i w:val="0"/>
+                <w:sz w:val="19"/>
               </w:rPr>
               <w:t>Traumatism de membru — situație generică, unde se inserează?</w:t>
             </w:r>
           </w:p>
           <w:p>
+            <w:pPr>
+              <w:spacing w:after="40" w:line="240" w:lineRule="auto"/>
+            </w:pPr>
             <w:r>
+              <w:rPr>
+                <w:sz w:val="19"/>
+              </w:rPr>
               <w:t>Sub-axa Traumatisme e regională, fără bucket generic „Membre”.</w:t>
             </w:r>
           </w:p>
           <w:p>
+            <w:pPr>
+              <w:spacing w:after="40" w:line="240" w:lineRule="auto"/>
+            </w:pPr>
             <w:r>
+              <w:rPr>
+                <w:sz w:val="19"/>
+              </w:rPr>
               <w:t>• Se inserează identic în Membru superior și Membru inferior</w:t>
             </w:r>
           </w:p>
           <w:p>
+            <w:pPr>
+              <w:spacing w:after="40" w:line="240" w:lineRule="auto"/>
+            </w:pPr>
             <w:r>
+              <w:rPr>
+                <w:sz w:val="19"/>
+              </w:rPr>
               <w:t>• Rămâne situație generică unică</w:t>
             </w:r>
           </w:p>
         </w:tc>
         <w:tc>
           <w:tcPr>
-            <w:tcW w:type="dxa" w:w="2700"/>
+            <w:tcW w:type="dxa" w:w="3000"/>
+            <w:vAlign w:val="top"/>
           </w:tcPr>
           <w:p>
+            <w:pPr>
+              <w:spacing w:after="40" w:line="240" w:lineRule="auto"/>
+            </w:pPr>
             <w:r/>
             <w:r>
               <w:rPr>
                 <w:b w:val="0"/>
                 <w:i w:val="0"/>
+                <w:sz w:val="19"/>
               </w:rPr>
             </w:r>
           </w:p>
         </w:tc>
         <w:tc>
           <w:tcPr>
-            <w:tcW w:type="dxa" w:w="2700"/>
+            <w:tcW w:type="dxa" w:w="3600"/>
+            <w:vAlign w:val="top"/>
           </w:tcPr>
           <w:p>
+            <w:pPr>
+              <w:spacing w:after="40" w:line="240" w:lineRule="auto"/>
+            </w:pPr>
             <w:r/>
             <w:r>
               <w:rPr>
                 <w:b w:val="0"/>
                 <w:i w:val="0"/>
+                <w:sz w:val="19"/>
               </w:rPr>
             </w:r>
           </w:p>
@@ -263,15 +390,12 @@
         <w:pStyle w:val="Heading2"/>
       </w:pPr>
       <w:r>
-        <w:rPr>
-          <w:color w:val="1C5D8C"/>
-        </w:rPr>
-        <w:t>3. Propuneri noi</w:t>
+        <w:t>3. Propuneri de conținut nou</w:t>
       </w:r>
     </w:p>
     <w:p>
       <w:r>
-        <w:t>Grade și doze orientative — de validat clinic.</w:t>
+        <w:t>Gradele și dozele sunt orientative — se validează clinic. Fiecare rând se aprobă, se respinge sau se amână separat.</w:t>
       </w:r>
     </w:p>
     <w:p>
@@ -279,9 +403,6 @@
         <w:pStyle w:val="Heading3"/>
       </w:pPr>
       <w:r>
-        <w:rPr>
-          <w:color w:val="1C5D8C"/>
-        </w:rPr>
         <w:t>Gât (subcapitol nou) — Traumatism cervical penetrant (plagă înjunghiată / împușcată; zonele I/II/III)</w:t>
       </w:r>
     </w:p>
@@ -289,38 +410,52 @@
       <w:r>
         <w:rPr>
           <w:i/>
+          <w:color w:val="555555"/>
         </w:rPr>
         <w:t>Cf. ACR Appropriateness Criteria – Penetrating Neck Injury (2017).</w:t>
       </w:r>
     </w:p>
     <w:tbl>
       <w:tblPr>
-        <w:tblStyle w:val="LightGrid-Accent1"/>
-        <w:tblW w:type="auto" w:w="0"/>
+        <w:tblStyle w:val="TableGrid"/>
+        <w:tblW w:type="dxa" w:w="15120"/>
         <w:tblLayout w:type="fixed"/>
         <w:tblLook w:firstColumn="1" w:firstRow="1" w:lastColumn="0" w:lastRow="0" w:noHBand="0" w:noVBand="1" w:val="04A0"/>
       </w:tblPr>
       <w:tblGrid>
-        <w:gridCol w:w="1767"/>
-        <w:gridCol w:w="1767"/>
-        <w:gridCol w:w="1767"/>
-        <w:gridCol w:w="1767"/>
-        <w:gridCol w:w="1767"/>
-        <w:gridCol w:w="1767"/>
-        <w:gridCol w:w="1767"/>
-        <w:gridCol w:w="1767"/>
+        <w:gridCol w:w="640"/>
+        <w:gridCol w:w="2360"/>
+        <w:gridCol w:w="1900"/>
+        <w:gridCol w:w="760"/>
+        <w:gridCol w:w="800"/>
+        <w:gridCol w:w="3400"/>
+        <w:gridCol w:w="2100"/>
+        <w:gridCol w:w="3160"/>
       </w:tblGrid>
       <w:tr>
+        <w:trPr>
+          <w:tblHeader w:val="true"/>
+        </w:trPr>
         <w:tc>
           <w:tcPr>
-            <w:tcW w:type="dxa" w:w="800"/>
+            <w:tcW w:type="dxa" w:w="640"/>
+            <w:vAlign w:val="top"/>
+            <w:shd w:val="clear" w:fill="1C5D8C"/>
           </w:tcPr>
           <w:p>
-            <w:r/>
+            <w:pPr>
+              <w:spacing w:after="40" w:line="240" w:lineRule="auto"/>
+            </w:pPr>
+            <w:r>
+              <w:rPr>
+                <w:color w:val="FFFFFF"/>
+              </w:rPr>
+            </w:r>
             <w:r>
               <w:rPr>
                 <w:b/>
                 <w:i w:val="0"/>
+                <w:sz w:val="19"/>
               </w:rPr>
               <w:t>Tip</w:t>
             </w:r>
@@ -328,14 +463,24 @@
         </w:tc>
         <w:tc>
           <w:tcPr>
-            <w:tcW w:type="dxa" w:w="1800"/>
+            <w:tcW w:type="dxa" w:w="2360"/>
+            <w:vAlign w:val="top"/>
+            <w:shd w:val="clear" w:fill="1C5D8C"/>
           </w:tcPr>
           <w:p>
-            <w:r/>
+            <w:pPr>
+              <w:spacing w:after="40" w:line="240" w:lineRule="auto"/>
+            </w:pPr>
+            <w:r>
+              <w:rPr>
+                <w:color w:val="FFFFFF"/>
+              </w:rPr>
+            </w:r>
             <w:r>
               <w:rPr>
                 <w:b/>
                 <w:i w:val="0"/>
+                <w:sz w:val="19"/>
               </w:rPr>
               <w:t>Examen</w:t>
             </w:r>
@@ -343,14 +488,24 @@
         </w:tc>
         <w:tc>
           <w:tcPr>
-            <w:tcW w:type="dxa" w:w="3000"/>
+            <w:tcW w:type="dxa" w:w="1900"/>
+            <w:vAlign w:val="top"/>
+            <w:shd w:val="clear" w:fill="1C5D8C"/>
           </w:tcPr>
           <w:p>
-            <w:r/>
+            <w:pPr>
+              <w:spacing w:after="40" w:line="240" w:lineRule="auto"/>
+            </w:pPr>
+            <w:r>
+              <w:rPr>
+                <w:color w:val="FFFFFF"/>
+              </w:rPr>
+            </w:r>
             <w:r>
               <w:rPr>
                 <w:b/>
                 <w:i w:val="0"/>
+                <w:sz w:val="19"/>
               </w:rPr>
               <w:t>Indicație</w:t>
             </w:r>
@@ -358,14 +513,24 @@
         </w:tc>
         <w:tc>
           <w:tcPr>
-            <w:tcW w:type="dxa" w:w="900"/>
+            <w:tcW w:type="dxa" w:w="760"/>
+            <w:vAlign w:val="top"/>
+            <w:shd w:val="clear" w:fill="1C5D8C"/>
           </w:tcPr>
           <w:p>
-            <w:r/>
+            <w:pPr>
+              <w:spacing w:after="40" w:line="240" w:lineRule="auto"/>
+            </w:pPr>
+            <w:r>
+              <w:rPr>
+                <w:color w:val="FFFFFF"/>
+              </w:rPr>
+            </w:r>
             <w:r>
               <w:rPr>
                 <w:b/>
                 <w:i w:val="0"/>
+                <w:sz w:val="19"/>
               </w:rPr>
               <w:t>Grad</w:t>
             </w:r>
@@ -373,14 +538,24 @@
         </w:tc>
         <w:tc>
           <w:tcPr>
-            <w:tcW w:type="dxa" w:w="1100"/>
+            <w:tcW w:type="dxa" w:w="800"/>
+            <w:vAlign w:val="top"/>
+            <w:shd w:val="clear" w:fill="1C5D8C"/>
           </w:tcPr>
           <w:p>
-            <w:r/>
+            <w:pPr>
+              <w:spacing w:after="40" w:line="240" w:lineRule="auto"/>
+            </w:pPr>
+            <w:r>
+              <w:rPr>
+                <w:color w:val="FFFFFF"/>
+              </w:rPr>
+            </w:r>
             <w:r>
               <w:rPr>
                 <w:b/>
                 <w:i w:val="0"/>
+                <w:sz w:val="19"/>
               </w:rPr>
               <w:t>Doză</w:t>
             </w:r>
@@ -388,14 +563,24 @@
         </w:tc>
         <w:tc>
           <w:tcPr>
-            <w:tcW w:type="dxa" w:w="3000"/>
+            <w:tcW w:type="dxa" w:w="3400"/>
+            <w:vAlign w:val="top"/>
+            <w:shd w:val="clear" w:fill="1C5D8C"/>
           </w:tcPr>
           <w:p>
-            <w:r/>
+            <w:pPr>
+              <w:spacing w:after="40" w:line="240" w:lineRule="auto"/>
+            </w:pPr>
+            <w:r>
+              <w:rPr>
+                <w:color w:val="FFFFFF"/>
+              </w:rPr>
+            </w:r>
             <w:r>
               <w:rPr>
                 <w:b/>
                 <w:i w:val="0"/>
+                <w:sz w:val="19"/>
               </w:rPr>
               <w:t>Comentarii</w:t>
             </w:r>
@@ -403,14 +588,24 @@
         </w:tc>
         <w:tc>
           <w:tcPr>
-            <w:tcW w:type="dxa" w:w="1500"/>
+            <w:tcW w:type="dxa" w:w="2100"/>
+            <w:vAlign w:val="top"/>
+            <w:shd w:val="clear" w:fill="1C5D8C"/>
           </w:tcPr>
           <w:p>
-            <w:r/>
+            <w:pPr>
+              <w:spacing w:after="40" w:line="240" w:lineRule="auto"/>
+            </w:pPr>
+            <w:r>
+              <w:rPr>
+                <w:color w:val="FFFFFF"/>
+              </w:rPr>
+            </w:r>
             <w:r>
               <w:rPr>
                 <w:b/>
                 <w:i w:val="0"/>
+                <w:sz w:val="19"/>
               </w:rPr>
               <w:t>Decizie</w:t>
             </w:r>
@@ -418,14 +613,24 @@
         </w:tc>
         <w:tc>
           <w:tcPr>
-            <w:tcW w:type="dxa" w:w="1800"/>
+            <w:tcW w:type="dxa" w:w="3160"/>
+            <w:vAlign w:val="top"/>
+            <w:shd w:val="clear" w:fill="1C5D8C"/>
           </w:tcPr>
           <w:p>
-            <w:r/>
+            <w:pPr>
+              <w:spacing w:after="40" w:line="240" w:lineRule="auto"/>
+            </w:pPr>
+            <w:r>
+              <w:rPr>
+                <w:color w:val="FFFFFF"/>
+              </w:rPr>
+            </w:r>
             <w:r>
               <w:rPr>
                 <w:b/>
                 <w:i w:val="0"/>
+                <w:sz w:val="19"/>
               </w:rPr>
               <w:t>Comentariu editor</w:t>
             </w:r>
@@ -435,14 +640,19 @@
       <w:tr>
         <w:tc>
           <w:tcPr>
-            <w:tcW w:type="dxa" w:w="800"/>
+            <w:tcW w:type="dxa" w:w="640"/>
+            <w:vAlign w:val="top"/>
           </w:tcPr>
           <w:p>
+            <w:pPr>
+              <w:spacing w:after="40" w:line="240" w:lineRule="auto"/>
+            </w:pPr>
             <w:r/>
             <w:r>
               <w:rPr>
                 <w:b w:val="0"/>
                 <w:i w:val="0"/>
+                <w:sz w:val="19"/>
               </w:rPr>
               <w:t>T</w:t>
             </w:r>
@@ -450,14 +660,19 @@
         </w:tc>
         <w:tc>
           <w:tcPr>
-            <w:tcW w:type="dxa" w:w="1800"/>
+            <w:tcW w:type="dxa" w:w="2360"/>
+            <w:vAlign w:val="top"/>
           </w:tcPr>
           <w:p>
+            <w:pPr>
+              <w:spacing w:after="40" w:line="240" w:lineRule="auto"/>
+            </w:pPr>
             <w:r/>
             <w:r>
               <w:rPr>
                 <w:b w:val="0"/>
                 <w:i w:val="0"/>
+                <w:sz w:val="19"/>
               </w:rPr>
               <w:t>Angio-CT cervico-toracic</w:t>
             </w:r>
@@ -465,14 +680,19 @@
         </w:tc>
         <w:tc>
           <w:tcPr>
-            <w:tcW w:type="dxa" w:w="3000"/>
+            <w:tcW w:type="dxa" w:w="1900"/>
+            <w:vAlign w:val="top"/>
           </w:tcPr>
           <w:p>
+            <w:pPr>
+              <w:spacing w:after="40" w:line="240" w:lineRule="auto"/>
+            </w:pPr>
             <w:r/>
             <w:r>
               <w:rPr>
                 <w:b w:val="0"/>
                 <w:i w:val="0"/>
+                <w:sz w:val="19"/>
               </w:rPr>
               <w:t>Indicat</w:t>
             </w:r>
@@ -480,14 +700,19 @@
         </w:tc>
         <w:tc>
           <w:tcPr>
-            <w:tcW w:type="dxa" w:w="900"/>
+            <w:tcW w:type="dxa" w:w="760"/>
+            <w:vAlign w:val="top"/>
           </w:tcPr>
           <w:p>
+            <w:pPr>
+              <w:spacing w:after="40" w:line="240" w:lineRule="auto"/>
+            </w:pPr>
             <w:r/>
             <w:r>
               <w:rPr>
                 <w:b w:val="0"/>
                 <w:i w:val="0"/>
+                <w:sz w:val="19"/>
               </w:rPr>
               <w:t>B</w:t>
             </w:r>
@@ -495,14 +720,19 @@
         </w:tc>
         <w:tc>
           <w:tcPr>
-            <w:tcW w:type="dxa" w:w="1100"/>
+            <w:tcW w:type="dxa" w:w="800"/>
+            <w:vAlign w:val="top"/>
           </w:tcPr>
           <w:p>
+            <w:pPr>
+              <w:spacing w:after="40" w:line="240" w:lineRule="auto"/>
+            </w:pPr>
             <w:r/>
             <w:r>
               <w:rPr>
                 <w:b w:val="0"/>
                 <w:i w:val="0"/>
+                <w:sz w:val="19"/>
               </w:rPr>
               <w:t>2–3</w:t>
             </w:r>
@@ -510,14 +740,19 @@
         </w:tc>
         <w:tc>
           <w:tcPr>
-            <w:tcW w:type="dxa" w:w="3000"/>
+            <w:tcW w:type="dxa" w:w="3400"/>
+            <w:vAlign w:val="top"/>
           </w:tcPr>
           <w:p>
+            <w:pPr>
+              <w:spacing w:after="40" w:line="240" w:lineRule="auto"/>
+            </w:pPr>
             <w:r/>
             <w:r>
               <w:rPr>
                 <w:b w:val="0"/>
                 <w:i w:val="0"/>
+                <w:sz w:val="19"/>
               </w:rPr>
               <w:t>Screening vascular + aerodigestiv într-o singură achiziție, la pacientul fără indicație chirurgicală imediată.</w:t>
             </w:r>
@@ -525,28 +760,38 @@
         </w:tc>
         <w:tc>
           <w:tcPr>
-            <w:tcW w:type="dxa" w:w="1500"/>
+            <w:tcW w:type="dxa" w:w="2100"/>
+            <w:vAlign w:val="top"/>
           </w:tcPr>
           <w:p>
+            <w:pPr>
+              <w:spacing w:after="40" w:line="240" w:lineRule="auto"/>
+            </w:pPr>
             <w:r/>
             <w:r>
               <w:rPr>
                 <w:b w:val="0"/>
                 <w:i w:val="0"/>
+                <w:sz w:val="19"/>
               </w:rPr>
             </w:r>
           </w:p>
         </w:tc>
         <w:tc>
           <w:tcPr>
-            <w:tcW w:type="dxa" w:w="1800"/>
+            <w:tcW w:type="dxa" w:w="3160"/>
+            <w:vAlign w:val="top"/>
           </w:tcPr>
           <w:p>
+            <w:pPr>
+              <w:spacing w:after="40" w:line="240" w:lineRule="auto"/>
+            </w:pPr>
             <w:r/>
             <w:r>
               <w:rPr>
                 <w:b w:val="0"/>
                 <w:i w:val="0"/>
+                <w:sz w:val="19"/>
               </w:rPr>
             </w:r>
           </w:p>
@@ -559,9 +804,6 @@
         <w:pStyle w:val="Heading3"/>
       </w:pPr>
       <w:r>
-        <w:rPr>
-          <w:color w:val="1C5D8C"/>
-        </w:rPr>
         <w:t>Gât (subcapitol nou) — Leziune laringo-traheală (traumatism cervical închis)</w:t>
       </w:r>
     </w:p>
@@ -569,38 +811,52 @@
       <w:r>
         <w:rPr>
           <w:i/>
+          <w:color w:val="555555"/>
         </w:rPr>
         <w:t>Cf. ACR Appropriateness Criteria – Penetrating Neck Injury (leziuni aerodigestive).</w:t>
       </w:r>
     </w:p>
     <w:tbl>
       <w:tblPr>
-        <w:tblStyle w:val="LightGrid-Accent1"/>
-        <w:tblW w:type="auto" w:w="0"/>
+        <w:tblStyle w:val="TableGrid"/>
+        <w:tblW w:type="dxa" w:w="15120"/>
         <w:tblLayout w:type="fixed"/>
         <w:tblLook w:firstColumn="1" w:firstRow="1" w:lastColumn="0" w:lastRow="0" w:noHBand="0" w:noVBand="1" w:val="04A0"/>
       </w:tblPr>
       <w:tblGrid>
-        <w:gridCol w:w="1767"/>
-        <w:gridCol w:w="1767"/>
-        <w:gridCol w:w="1767"/>
-        <w:gridCol w:w="1767"/>
-        <w:gridCol w:w="1767"/>
-        <w:gridCol w:w="1767"/>
-        <w:gridCol w:w="1767"/>
-        <w:gridCol w:w="1767"/>
+        <w:gridCol w:w="640"/>
+        <w:gridCol w:w="2360"/>
+        <w:gridCol w:w="1900"/>
+        <w:gridCol w:w="760"/>
+        <w:gridCol w:w="800"/>
+        <w:gridCol w:w="3400"/>
+        <w:gridCol w:w="2100"/>
+        <w:gridCol w:w="3160"/>
       </w:tblGrid>
       <w:tr>
+        <w:trPr>
+          <w:tblHeader w:val="true"/>
+        </w:trPr>
         <w:tc>
           <w:tcPr>
-            <w:tcW w:type="dxa" w:w="800"/>
+            <w:tcW w:type="dxa" w:w="640"/>
+            <w:vAlign w:val="top"/>
+            <w:shd w:val="clear" w:fill="1C5D8C"/>
           </w:tcPr>
           <w:p>
-            <w:r/>
+            <w:pPr>
+              <w:spacing w:after="40" w:line="240" w:lineRule="auto"/>
+            </w:pPr>
+            <w:r>
+              <w:rPr>
+                <w:color w:val="FFFFFF"/>
+              </w:rPr>
+            </w:r>
             <w:r>
               <w:rPr>
                 <w:b/>
                 <w:i w:val="0"/>
+                <w:sz w:val="19"/>
               </w:rPr>
               <w:t>Tip</w:t>
             </w:r>
@@ -608,14 +864,24 @@
         </w:tc>
         <w:tc>
           <w:tcPr>
-            <w:tcW w:type="dxa" w:w="1800"/>
+            <w:tcW w:type="dxa" w:w="2360"/>
+            <w:vAlign w:val="top"/>
+            <w:shd w:val="clear" w:fill="1C5D8C"/>
           </w:tcPr>
           <w:p>
-            <w:r/>
+            <w:pPr>
+              <w:spacing w:after="40" w:line="240" w:lineRule="auto"/>
+            </w:pPr>
+            <w:r>
+              <w:rPr>
+                <w:color w:val="FFFFFF"/>
+              </w:rPr>
+            </w:r>
             <w:r>
               <w:rPr>
                 <w:b/>
                 <w:i w:val="0"/>
+                <w:sz w:val="19"/>
               </w:rPr>
               <w:t>Examen</w:t>
             </w:r>
@@ -623,14 +889,24 @@
         </w:tc>
         <w:tc>
           <w:tcPr>
-            <w:tcW w:type="dxa" w:w="3000"/>
+            <w:tcW w:type="dxa" w:w="1900"/>
+            <w:vAlign w:val="top"/>
+            <w:shd w:val="clear" w:fill="1C5D8C"/>
           </w:tcPr>
           <w:p>
-            <w:r/>
+            <w:pPr>
+              <w:spacing w:after="40" w:line="240" w:lineRule="auto"/>
+            </w:pPr>
+            <w:r>
+              <w:rPr>
+                <w:color w:val="FFFFFF"/>
+              </w:rPr>
+            </w:r>
             <w:r>
               <w:rPr>
                 <w:b/>
                 <w:i w:val="0"/>
+                <w:sz w:val="19"/>
               </w:rPr>
               <w:t>Indicație</w:t>
             </w:r>
@@ -638,14 +914,24 @@
         </w:tc>
         <w:tc>
           <w:tcPr>
-            <w:tcW w:type="dxa" w:w="900"/>
+            <w:tcW w:type="dxa" w:w="760"/>
+            <w:vAlign w:val="top"/>
+            <w:shd w:val="clear" w:fill="1C5D8C"/>
           </w:tcPr>
           <w:p>
-            <w:r/>
+            <w:pPr>
+              <w:spacing w:after="40" w:line="240" w:lineRule="auto"/>
+            </w:pPr>
+            <w:r>
+              <w:rPr>
+                <w:color w:val="FFFFFF"/>
+              </w:rPr>
+            </w:r>
             <w:r>
               <w:rPr>
                 <w:b/>
                 <w:i w:val="0"/>
+                <w:sz w:val="19"/>
               </w:rPr>
               <w:t>Grad</w:t>
             </w:r>
@@ -653,14 +939,24 @@
         </w:tc>
         <w:tc>
           <w:tcPr>
-            <w:tcW w:type="dxa" w:w="1100"/>
+            <w:tcW w:type="dxa" w:w="800"/>
+            <w:vAlign w:val="top"/>
+            <w:shd w:val="clear" w:fill="1C5D8C"/>
           </w:tcPr>
           <w:p>
-            <w:r/>
+            <w:pPr>
+              <w:spacing w:after="40" w:line="240" w:lineRule="auto"/>
+            </w:pPr>
+            <w:r>
+              <w:rPr>
+                <w:color w:val="FFFFFF"/>
+              </w:rPr>
+            </w:r>
             <w:r>
               <w:rPr>
                 <w:b/>
                 <w:i w:val="0"/>
+                <w:sz w:val="19"/>
               </w:rPr>
               <w:t>Doză</w:t>
             </w:r>
@@ -668,14 +964,24 @@
         </w:tc>
         <w:tc>
           <w:tcPr>
-            <w:tcW w:type="dxa" w:w="3000"/>
+            <w:tcW w:type="dxa" w:w="3400"/>
+            <w:vAlign w:val="top"/>
+            <w:shd w:val="clear" w:fill="1C5D8C"/>
           </w:tcPr>
           <w:p>
-            <w:r/>
+            <w:pPr>
+              <w:spacing w:after="40" w:line="240" w:lineRule="auto"/>
+            </w:pPr>
+            <w:r>
+              <w:rPr>
+                <w:color w:val="FFFFFF"/>
+              </w:rPr>
+            </w:r>
             <w:r>
               <w:rPr>
                 <w:b/>
                 <w:i w:val="0"/>
+                <w:sz w:val="19"/>
               </w:rPr>
               <w:t>Comentarii</w:t>
             </w:r>
@@ -683,14 +989,24 @@
         </w:tc>
         <w:tc>
           <w:tcPr>
-            <w:tcW w:type="dxa" w:w="1500"/>
+            <w:tcW w:type="dxa" w:w="2100"/>
+            <w:vAlign w:val="top"/>
+            <w:shd w:val="clear" w:fill="1C5D8C"/>
           </w:tcPr>
           <w:p>
-            <w:r/>
+            <w:pPr>
+              <w:spacing w:after="40" w:line="240" w:lineRule="auto"/>
+            </w:pPr>
+            <w:r>
+              <w:rPr>
+                <w:color w:val="FFFFFF"/>
+              </w:rPr>
+            </w:r>
             <w:r>
               <w:rPr>
                 <w:b/>
                 <w:i w:val="0"/>
+                <w:sz w:val="19"/>
               </w:rPr>
               <w:t>Decizie</w:t>
             </w:r>
@@ -698,14 +1014,24 @@
         </w:tc>
         <w:tc>
           <w:tcPr>
-            <w:tcW w:type="dxa" w:w="1800"/>
+            <w:tcW w:type="dxa" w:w="3160"/>
+            <w:vAlign w:val="top"/>
+            <w:shd w:val="clear" w:fill="1C5D8C"/>
           </w:tcPr>
           <w:p>
-            <w:r/>
+            <w:pPr>
+              <w:spacing w:after="40" w:line="240" w:lineRule="auto"/>
+            </w:pPr>
+            <w:r>
+              <w:rPr>
+                <w:color w:val="FFFFFF"/>
+              </w:rPr>
+            </w:r>
             <w:r>
               <w:rPr>
                 <w:b/>
                 <w:i w:val="0"/>
+                <w:sz w:val="19"/>
               </w:rPr>
               <w:t>Comentariu editor</w:t>
             </w:r>
@@ -715,14 +1041,19 @@
       <w:tr>
         <w:tc>
           <w:tcPr>
-            <w:tcW w:type="dxa" w:w="800"/>
+            <w:tcW w:type="dxa" w:w="640"/>
+            <w:vAlign w:val="top"/>
           </w:tcPr>
           <w:p>
+            <w:pPr>
+              <w:spacing w:after="40" w:line="240" w:lineRule="auto"/>
+            </w:pPr>
             <w:r/>
             <w:r>
               <w:rPr>
                 <w:b w:val="0"/>
                 <w:i w:val="0"/>
+                <w:sz w:val="19"/>
               </w:rPr>
               <w:t>T</w:t>
             </w:r>
@@ -730,14 +1061,19 @@
         </w:tc>
         <w:tc>
           <w:tcPr>
-            <w:tcW w:type="dxa" w:w="1800"/>
+            <w:tcW w:type="dxa" w:w="2360"/>
+            <w:vAlign w:val="top"/>
           </w:tcPr>
           <w:p>
+            <w:pPr>
+              <w:spacing w:after="40" w:line="240" w:lineRule="auto"/>
+            </w:pPr>
             <w:r/>
             <w:r>
               <w:rPr>
                 <w:b w:val="0"/>
                 <w:i w:val="0"/>
+                <w:sz w:val="19"/>
               </w:rPr>
               <w:t>CT cervical (cu reconstrucții)</w:t>
             </w:r>
@@ -745,14 +1081,19 @@
         </w:tc>
         <w:tc>
           <w:tcPr>
-            <w:tcW w:type="dxa" w:w="3000"/>
+            <w:tcW w:type="dxa" w:w="1900"/>
+            <w:vAlign w:val="top"/>
           </w:tcPr>
           <w:p>
+            <w:pPr>
+              <w:spacing w:after="40" w:line="240" w:lineRule="auto"/>
+            </w:pPr>
             <w:r/>
             <w:r>
               <w:rPr>
                 <w:b w:val="0"/>
                 <w:i w:val="0"/>
+                <w:sz w:val="19"/>
               </w:rPr>
               <w:t>Indicat</w:t>
             </w:r>
@@ -760,14 +1101,19 @@
         </w:tc>
         <w:tc>
           <w:tcPr>
-            <w:tcW w:type="dxa" w:w="900"/>
+            <w:tcW w:type="dxa" w:w="760"/>
+            <w:vAlign w:val="top"/>
           </w:tcPr>
           <w:p>
+            <w:pPr>
+              <w:spacing w:after="40" w:line="240" w:lineRule="auto"/>
+            </w:pPr>
             <w:r/>
             <w:r>
               <w:rPr>
                 <w:b w:val="0"/>
                 <w:i w:val="0"/>
+                <w:sz w:val="19"/>
               </w:rPr>
               <w:t>B</w:t>
             </w:r>
@@ -775,14 +1121,19 @@
         </w:tc>
         <w:tc>
           <w:tcPr>
-            <w:tcW w:type="dxa" w:w="1100"/>
+            <w:tcW w:type="dxa" w:w="800"/>
+            <w:vAlign w:val="top"/>
           </w:tcPr>
           <w:p>
+            <w:pPr>
+              <w:spacing w:after="40" w:line="240" w:lineRule="auto"/>
+            </w:pPr>
             <w:r/>
             <w:r>
               <w:rPr>
                 <w:b w:val="0"/>
                 <w:i w:val="0"/>
+                <w:sz w:val="19"/>
               </w:rPr>
               <w:t>2–3</w:t>
             </w:r>
@@ -790,14 +1141,19 @@
         </w:tc>
         <w:tc>
           <w:tcPr>
-            <w:tcW w:type="dxa" w:w="3000"/>
+            <w:tcW w:type="dxa" w:w="3400"/>
+            <w:vAlign w:val="top"/>
           </w:tcPr>
           <w:p>
+            <w:pPr>
+              <w:spacing w:after="40" w:line="240" w:lineRule="auto"/>
+            </w:pPr>
             <w:r/>
             <w:r>
               <w:rPr>
                 <w:b w:val="0"/>
                 <w:i w:val="0"/>
+                <w:sz w:val="19"/>
               </w:rPr>
               <w:t>Fracturi de cartilaj laringian, emfizem, leziuni traheale; completează endoscopia.</w:t>
             </w:r>
@@ -805,28 +1161,38 @@
         </w:tc>
         <w:tc>
           <w:tcPr>
-            <w:tcW w:type="dxa" w:w="1500"/>
+            <w:tcW w:type="dxa" w:w="2100"/>
+            <w:vAlign w:val="top"/>
           </w:tcPr>
           <w:p>
+            <w:pPr>
+              <w:spacing w:after="40" w:line="240" w:lineRule="auto"/>
+            </w:pPr>
             <w:r/>
             <w:r>
               <w:rPr>
                 <w:b w:val="0"/>
                 <w:i w:val="0"/>
+                <w:sz w:val="19"/>
               </w:rPr>
             </w:r>
           </w:p>
         </w:tc>
         <w:tc>
           <w:tcPr>
-            <w:tcW w:type="dxa" w:w="1800"/>
+            <w:tcW w:type="dxa" w:w="3160"/>
+            <w:vAlign w:val="top"/>
           </w:tcPr>
           <w:p>
+            <w:pPr>
+              <w:spacing w:after="40" w:line="240" w:lineRule="auto"/>
+            </w:pPr>
             <w:r/>
             <w:r>
               <w:rPr>
                 <w:b w:val="0"/>
                 <w:i w:val="0"/>
+                <w:sz w:val="19"/>
               </w:rPr>
             </w:r>
           </w:p>
@@ -839,9 +1205,6 @@
         <w:pStyle w:val="Heading3"/>
       </w:pPr>
       <w:r>
-        <w:rPr>
-          <w:color w:val="1C5D8C"/>
-        </w:rPr>
         <w:t>Gât (subcapitol nou) — Leziune faringo-esofagiană</w:t>
       </w:r>
     </w:p>
@@ -849,38 +1212,52 @@
       <w:r>
         <w:rPr>
           <w:i/>
+          <w:color w:val="555555"/>
         </w:rPr>
         <w:t>Cf. ACR Appropriateness Criteria – Penetrating Neck Injury (leziuni aerodigestive).</w:t>
       </w:r>
     </w:p>
     <w:tbl>
       <w:tblPr>
-        <w:tblStyle w:val="LightGrid-Accent1"/>
-        <w:tblW w:type="auto" w:w="0"/>
+        <w:tblStyle w:val="TableGrid"/>
+        <w:tblW w:type="dxa" w:w="15120"/>
         <w:tblLayout w:type="fixed"/>
         <w:tblLook w:firstColumn="1" w:firstRow="1" w:lastColumn="0" w:lastRow="0" w:noHBand="0" w:noVBand="1" w:val="04A0"/>
       </w:tblPr>
       <w:tblGrid>
-        <w:gridCol w:w="1767"/>
-        <w:gridCol w:w="1767"/>
-        <w:gridCol w:w="1767"/>
-        <w:gridCol w:w="1767"/>
-        <w:gridCol w:w="1767"/>
-        <w:gridCol w:w="1767"/>
-        <w:gridCol w:w="1767"/>
-        <w:gridCol w:w="1767"/>
+        <w:gridCol w:w="640"/>
+        <w:gridCol w:w="2360"/>
+        <w:gridCol w:w="1900"/>
+        <w:gridCol w:w="760"/>
+        <w:gridCol w:w="800"/>
+        <w:gridCol w:w="3400"/>
+        <w:gridCol w:w="2100"/>
+        <w:gridCol w:w="3160"/>
       </w:tblGrid>
       <w:tr>
+        <w:trPr>
+          <w:tblHeader w:val="true"/>
+        </w:trPr>
         <w:tc>
           <w:tcPr>
-            <w:tcW w:type="dxa" w:w="800"/>
+            <w:tcW w:type="dxa" w:w="640"/>
+            <w:vAlign w:val="top"/>
+            <w:shd w:val="clear" w:fill="1C5D8C"/>
           </w:tcPr>
           <w:p>
-            <w:r/>
+            <w:pPr>
+              <w:spacing w:after="40" w:line="240" w:lineRule="auto"/>
+            </w:pPr>
+            <w:r>
+              <w:rPr>
+                <w:color w:val="FFFFFF"/>
+              </w:rPr>
+            </w:r>
             <w:r>
               <w:rPr>
                 <w:b/>
                 <w:i w:val="0"/>
+                <w:sz w:val="19"/>
               </w:rPr>
               <w:t>Tip</w:t>
             </w:r>
@@ -888,14 +1265,24 @@
         </w:tc>
         <w:tc>
           <w:tcPr>
-            <w:tcW w:type="dxa" w:w="1800"/>
+            <w:tcW w:type="dxa" w:w="2360"/>
+            <w:vAlign w:val="top"/>
+            <w:shd w:val="clear" w:fill="1C5D8C"/>
           </w:tcPr>
           <w:p>
-            <w:r/>
+            <w:pPr>
+              <w:spacing w:after="40" w:line="240" w:lineRule="auto"/>
+            </w:pPr>
+            <w:r>
+              <w:rPr>
+                <w:color w:val="FFFFFF"/>
+              </w:rPr>
+            </w:r>
             <w:r>
               <w:rPr>
                 <w:b/>
                 <w:i w:val="0"/>
+                <w:sz w:val="19"/>
               </w:rPr>
               <w:t>Examen</w:t>
             </w:r>
@@ -903,14 +1290,24 @@
         </w:tc>
         <w:tc>
           <w:tcPr>
-            <w:tcW w:type="dxa" w:w="3000"/>
+            <w:tcW w:type="dxa" w:w="1900"/>
+            <w:vAlign w:val="top"/>
+            <w:shd w:val="clear" w:fill="1C5D8C"/>
           </w:tcPr>
           <w:p>
-            <w:r/>
+            <w:pPr>
+              <w:spacing w:after="40" w:line="240" w:lineRule="auto"/>
+            </w:pPr>
+            <w:r>
+              <w:rPr>
+                <w:color w:val="FFFFFF"/>
+              </w:rPr>
+            </w:r>
             <w:r>
               <w:rPr>
                 <w:b/>
                 <w:i w:val="0"/>
+                <w:sz w:val="19"/>
               </w:rPr>
               <w:t>Indicație</w:t>
             </w:r>
@@ -918,14 +1315,24 @@
         </w:tc>
         <w:tc>
           <w:tcPr>
-            <w:tcW w:type="dxa" w:w="900"/>
+            <w:tcW w:type="dxa" w:w="760"/>
+            <w:vAlign w:val="top"/>
+            <w:shd w:val="clear" w:fill="1C5D8C"/>
           </w:tcPr>
           <w:p>
-            <w:r/>
+            <w:pPr>
+              <w:spacing w:after="40" w:line="240" w:lineRule="auto"/>
+            </w:pPr>
+            <w:r>
+              <w:rPr>
+                <w:color w:val="FFFFFF"/>
+              </w:rPr>
+            </w:r>
             <w:r>
               <w:rPr>
                 <w:b/>
                 <w:i w:val="0"/>
+                <w:sz w:val="19"/>
               </w:rPr>
               <w:t>Grad</w:t>
             </w:r>
@@ -933,14 +1340,24 @@
         </w:tc>
         <w:tc>
           <w:tcPr>
-            <w:tcW w:type="dxa" w:w="1100"/>
+            <w:tcW w:type="dxa" w:w="800"/>
+            <w:vAlign w:val="top"/>
+            <w:shd w:val="clear" w:fill="1C5D8C"/>
           </w:tcPr>
           <w:p>
-            <w:r/>
+            <w:pPr>
+              <w:spacing w:after="40" w:line="240" w:lineRule="auto"/>
+            </w:pPr>
+            <w:r>
+              <w:rPr>
+                <w:color w:val="FFFFFF"/>
+              </w:rPr>
+            </w:r>
             <w:r>
               <w:rPr>
                 <w:b/>
                 <w:i w:val="0"/>
+                <w:sz w:val="19"/>
               </w:rPr>
               <w:t>Doză</w:t>
             </w:r>
@@ -948,14 +1365,24 @@
         </w:tc>
         <w:tc>
           <w:tcPr>
-            <w:tcW w:type="dxa" w:w="3000"/>
+            <w:tcW w:type="dxa" w:w="3400"/>
+            <w:vAlign w:val="top"/>
+            <w:shd w:val="clear" w:fill="1C5D8C"/>
           </w:tcPr>
           <w:p>
-            <w:r/>
+            <w:pPr>
+              <w:spacing w:after="40" w:line="240" w:lineRule="auto"/>
+            </w:pPr>
+            <w:r>
+              <w:rPr>
+                <w:color w:val="FFFFFF"/>
+              </w:rPr>
+            </w:r>
             <w:r>
               <w:rPr>
                 <w:b/>
                 <w:i w:val="0"/>
+                <w:sz w:val="19"/>
               </w:rPr>
               <w:t>Comentarii</w:t>
             </w:r>
@@ -963,14 +1390,24 @@
         </w:tc>
         <w:tc>
           <w:tcPr>
-            <w:tcW w:type="dxa" w:w="1500"/>
+            <w:tcW w:type="dxa" w:w="2100"/>
+            <w:vAlign w:val="top"/>
+            <w:shd w:val="clear" w:fill="1C5D8C"/>
           </w:tcPr>
           <w:p>
-            <w:r/>
+            <w:pPr>
+              <w:spacing w:after="40" w:line="240" w:lineRule="auto"/>
+            </w:pPr>
+            <w:r>
+              <w:rPr>
+                <w:color w:val="FFFFFF"/>
+              </w:rPr>
+            </w:r>
             <w:r>
               <w:rPr>
                 <w:b/>
                 <w:i w:val="0"/>
+                <w:sz w:val="19"/>
               </w:rPr>
               <w:t>Decizie</w:t>
             </w:r>
@@ -978,14 +1415,24 @@
         </w:tc>
         <w:tc>
           <w:tcPr>
-            <w:tcW w:type="dxa" w:w="1800"/>
+            <w:tcW w:type="dxa" w:w="3160"/>
+            <w:vAlign w:val="top"/>
+            <w:shd w:val="clear" w:fill="1C5D8C"/>
           </w:tcPr>
           <w:p>
-            <w:r/>
+            <w:pPr>
+              <w:spacing w:after="40" w:line="240" w:lineRule="auto"/>
+            </w:pPr>
+            <w:r>
+              <w:rPr>
+                <w:color w:val="FFFFFF"/>
+              </w:rPr>
+            </w:r>
             <w:r>
               <w:rPr>
                 <w:b/>
                 <w:i w:val="0"/>
+                <w:sz w:val="19"/>
               </w:rPr>
               <w:t>Comentariu editor</w:t>
             </w:r>
@@ -995,14 +1442,19 @@
       <w:tr>
         <w:tc>
           <w:tcPr>
-            <w:tcW w:type="dxa" w:w="800"/>
+            <w:tcW w:type="dxa" w:w="640"/>
+            <w:vAlign w:val="top"/>
           </w:tcPr>
           <w:p>
+            <w:pPr>
+              <w:spacing w:after="40" w:line="240" w:lineRule="auto"/>
+            </w:pPr>
             <w:r/>
             <w:r>
               <w:rPr>
                 <w:b w:val="0"/>
                 <w:i w:val="0"/>
+                <w:sz w:val="19"/>
               </w:rPr>
               <w:t>T</w:t>
             </w:r>
@@ -1010,14 +1462,19 @@
         </w:tc>
         <w:tc>
           <w:tcPr>
-            <w:tcW w:type="dxa" w:w="1800"/>
+            <w:tcW w:type="dxa" w:w="2360"/>
+            <w:vAlign w:val="top"/>
           </w:tcPr>
           <w:p>
+            <w:pPr>
+              <w:spacing w:after="40" w:line="240" w:lineRule="auto"/>
+            </w:pPr>
             <w:r/>
             <w:r>
               <w:rPr>
                 <w:b w:val="0"/>
                 <w:i w:val="0"/>
+                <w:sz w:val="19"/>
               </w:rPr>
               <w:t>CT cervico-toracic cu substanță de contrast</w:t>
             </w:r>
@@ -1025,14 +1482,19 @@
         </w:tc>
         <w:tc>
           <w:tcPr>
-            <w:tcW w:type="dxa" w:w="3000"/>
+            <w:tcW w:type="dxa" w:w="1900"/>
+            <w:vAlign w:val="top"/>
           </w:tcPr>
           <w:p>
+            <w:pPr>
+              <w:spacing w:after="40" w:line="240" w:lineRule="auto"/>
+            </w:pPr>
             <w:r/>
             <w:r>
               <w:rPr>
                 <w:b w:val="0"/>
                 <w:i w:val="0"/>
+                <w:sz w:val="19"/>
               </w:rPr>
               <w:t>Indicat</w:t>
             </w:r>
@@ -1040,14 +1502,19 @@
         </w:tc>
         <w:tc>
           <w:tcPr>
-            <w:tcW w:type="dxa" w:w="900"/>
+            <w:tcW w:type="dxa" w:w="760"/>
+            <w:vAlign w:val="top"/>
           </w:tcPr>
           <w:p>
+            <w:pPr>
+              <w:spacing w:after="40" w:line="240" w:lineRule="auto"/>
+            </w:pPr>
             <w:r/>
             <w:r>
               <w:rPr>
                 <w:b w:val="0"/>
                 <w:i w:val="0"/>
+                <w:sz w:val="19"/>
               </w:rPr>
               <w:t>B</w:t>
             </w:r>
@@ -1055,14 +1522,19 @@
         </w:tc>
         <w:tc>
           <w:tcPr>
-            <w:tcW w:type="dxa" w:w="1100"/>
+            <w:tcW w:type="dxa" w:w="800"/>
+            <w:vAlign w:val="top"/>
           </w:tcPr>
           <w:p>
+            <w:pPr>
+              <w:spacing w:after="40" w:line="240" w:lineRule="auto"/>
+            </w:pPr>
             <w:r/>
             <w:r>
               <w:rPr>
                 <w:b w:val="0"/>
                 <w:i w:val="0"/>
+                <w:sz w:val="19"/>
               </w:rPr>
               <w:t>2–3</w:t>
             </w:r>
@@ -1070,14 +1542,19 @@
         </w:tc>
         <w:tc>
           <w:tcPr>
-            <w:tcW w:type="dxa" w:w="3000"/>
+            <w:tcW w:type="dxa" w:w="3400"/>
+            <w:vAlign w:val="top"/>
           </w:tcPr>
           <w:p>
+            <w:pPr>
+              <w:spacing w:after="40" w:line="240" w:lineRule="auto"/>
+            </w:pPr>
             <w:r/>
             <w:r>
               <w:rPr>
                 <w:b w:val="0"/>
                 <w:i w:val="0"/>
+                <w:sz w:val="19"/>
               </w:rPr>
               <w:t>Emfizem cervical/mediastinal, colecții periesofagiene; suspiciune de perforație.</w:t>
             </w:r>
@@ -1085,28 +1562,38 @@
         </w:tc>
         <w:tc>
           <w:tcPr>
-            <w:tcW w:type="dxa" w:w="1500"/>
+            <w:tcW w:type="dxa" w:w="2100"/>
+            <w:vAlign w:val="top"/>
           </w:tcPr>
           <w:p>
+            <w:pPr>
+              <w:spacing w:after="40" w:line="240" w:lineRule="auto"/>
+            </w:pPr>
             <w:r/>
             <w:r>
               <w:rPr>
                 <w:b w:val="0"/>
                 <w:i w:val="0"/>
+                <w:sz w:val="19"/>
               </w:rPr>
             </w:r>
           </w:p>
         </w:tc>
         <w:tc>
           <w:tcPr>
-            <w:tcW w:type="dxa" w:w="1800"/>
+            <w:tcW w:type="dxa" w:w="3160"/>
+            <w:vAlign w:val="top"/>
           </w:tcPr>
           <w:p>
+            <w:pPr>
+              <w:spacing w:after="40" w:line="240" w:lineRule="auto"/>
+            </w:pPr>
             <w:r/>
             <w:r>
               <w:rPr>
                 <w:b w:val="0"/>
                 <w:i w:val="0"/>
+                <w:sz w:val="19"/>
               </w:rPr>
             </w:r>
           </w:p>
@@ -1115,14 +1602,19 @@
       <w:tr>
         <w:tc>
           <w:tcPr>
-            <w:tcW w:type="dxa" w:w="800"/>
+            <w:tcW w:type="dxa" w:w="640"/>
+            <w:vAlign w:val="top"/>
           </w:tcPr>
           <w:p>
+            <w:pPr>
+              <w:spacing w:after="40" w:line="240" w:lineRule="auto"/>
+            </w:pPr>
             <w:r/>
             <w:r>
               <w:rPr>
                 <w:b w:val="0"/>
                 <w:i w:val="0"/>
+                <w:sz w:val="19"/>
               </w:rPr>
               <w:t>X</w:t>
             </w:r>
@@ -1130,14 +1622,19 @@
         </w:tc>
         <w:tc>
           <w:tcPr>
-            <w:tcW w:type="dxa" w:w="1800"/>
+            <w:tcW w:type="dxa" w:w="2360"/>
+            <w:vAlign w:val="top"/>
           </w:tcPr>
           <w:p>
+            <w:pPr>
+              <w:spacing w:after="40" w:line="240" w:lineRule="auto"/>
+            </w:pPr>
             <w:r/>
             <w:r>
               <w:rPr>
                 <w:b w:val="0"/>
                 <w:i w:val="0"/>
+                <w:sz w:val="19"/>
               </w:rPr>
               <w:t>Esofagografie cu contrast hidrosolubil</w:t>
             </w:r>
@@ -1145,14 +1642,19 @@
         </w:tc>
         <w:tc>
           <w:tcPr>
-            <w:tcW w:type="dxa" w:w="3000"/>
+            <w:tcW w:type="dxa" w:w="1900"/>
+            <w:vAlign w:val="top"/>
           </w:tcPr>
           <w:p>
+            <w:pPr>
+              <w:spacing w:after="40" w:line="240" w:lineRule="auto"/>
+            </w:pPr>
             <w:r/>
             <w:r>
               <w:rPr>
                 <w:b w:val="0"/>
                 <w:i w:val="0"/>
+                <w:sz w:val="19"/>
               </w:rPr>
               <w:t>Indicat</w:t>
             </w:r>
@@ -1160,14 +1662,19 @@
         </w:tc>
         <w:tc>
           <w:tcPr>
-            <w:tcW w:type="dxa" w:w="900"/>
+            <w:tcW w:type="dxa" w:w="760"/>
+            <w:vAlign w:val="top"/>
           </w:tcPr>
           <w:p>
+            <w:pPr>
+              <w:spacing w:after="40" w:line="240" w:lineRule="auto"/>
+            </w:pPr>
             <w:r/>
             <w:r>
               <w:rPr>
                 <w:b w:val="0"/>
                 <w:i w:val="0"/>
+                <w:sz w:val="19"/>
               </w:rPr>
               <w:t>B</w:t>
             </w:r>
@@ -1175,14 +1682,19 @@
         </w:tc>
         <w:tc>
           <w:tcPr>
-            <w:tcW w:type="dxa" w:w="1100"/>
+            <w:tcW w:type="dxa" w:w="800"/>
+            <w:vAlign w:val="top"/>
           </w:tcPr>
           <w:p>
+            <w:pPr>
+              <w:spacing w:after="40" w:line="240" w:lineRule="auto"/>
+            </w:pPr>
             <w:r/>
             <w:r>
               <w:rPr>
                 <w:b w:val="0"/>
                 <w:i w:val="0"/>
+                <w:sz w:val="19"/>
               </w:rPr>
               <w:t>2</w:t>
             </w:r>
@@ -1190,14 +1702,19 @@
         </w:tc>
         <w:tc>
           <w:tcPr>
-            <w:tcW w:type="dxa" w:w="3000"/>
+            <w:tcW w:type="dxa" w:w="3400"/>
+            <w:vAlign w:val="top"/>
           </w:tcPr>
           <w:p>
+            <w:pPr>
+              <w:spacing w:after="40" w:line="240" w:lineRule="auto"/>
+            </w:pPr>
             <w:r/>
             <w:r>
               <w:rPr>
                 <w:b w:val="0"/>
                 <w:i w:val="0"/>
+                <w:sz w:val="19"/>
               </w:rPr>
               <w:t>Confirmă extravazarea; contrast hidrosolubil, NU bariu (risc de mediastinită la perforație).</w:t>
             </w:r>
@@ -1205,28 +1722,38 @@
         </w:tc>
         <w:tc>
           <w:tcPr>
-            <w:tcW w:type="dxa" w:w="1500"/>
+            <w:tcW w:type="dxa" w:w="2100"/>
+            <w:vAlign w:val="top"/>
           </w:tcPr>
           <w:p>
+            <w:pPr>
+              <w:spacing w:after="40" w:line="240" w:lineRule="auto"/>
+            </w:pPr>
             <w:r/>
             <w:r>
               <w:rPr>
                 <w:b w:val="0"/>
                 <w:i w:val="0"/>
+                <w:sz w:val="19"/>
               </w:rPr>
             </w:r>
           </w:p>
         </w:tc>
         <w:tc>
           <w:tcPr>
-            <w:tcW w:type="dxa" w:w="1800"/>
+            <w:tcW w:type="dxa" w:w="3160"/>
+            <w:vAlign w:val="top"/>
           </w:tcPr>
           <w:p>
+            <w:pPr>
+              <w:spacing w:after="40" w:line="240" w:lineRule="auto"/>
+            </w:pPr>
             <w:r/>
             <w:r>
               <w:rPr>
                 <w:b w:val="0"/>
                 <w:i w:val="0"/>
+                <w:sz w:val="19"/>
               </w:rPr>
             </w:r>
           </w:p>
@@ -1239,9 +1766,6 @@
         <w:pStyle w:val="Heading3"/>
       </w:pPr>
       <w:r>
-        <w:rPr>
-          <w:color w:val="1C5D8C"/>
-        </w:rPr>
         <w:t>Abdomen — Traumatism abdominal penetrant (armă albă / armă de foc)</w:t>
       </w:r>
     </w:p>
@@ -1249,38 +1773,52 @@
       <w:r>
         <w:rPr>
           <w:i/>
+          <w:color w:val="555555"/>
         </w:rPr>
         <w:t>Cf. ACR Appropriateness Criteria – Penetrating Torso Trauma (2024).</w:t>
       </w:r>
     </w:p>
     <w:tbl>
       <w:tblPr>
-        <w:tblStyle w:val="LightGrid-Accent1"/>
-        <w:tblW w:type="auto" w:w="0"/>
+        <w:tblStyle w:val="TableGrid"/>
+        <w:tblW w:type="dxa" w:w="15120"/>
         <w:tblLayout w:type="fixed"/>
         <w:tblLook w:firstColumn="1" w:firstRow="1" w:lastColumn="0" w:lastRow="0" w:noHBand="0" w:noVBand="1" w:val="04A0"/>
       </w:tblPr>
       <w:tblGrid>
-        <w:gridCol w:w="1767"/>
-        <w:gridCol w:w="1767"/>
-        <w:gridCol w:w="1767"/>
-        <w:gridCol w:w="1767"/>
-        <w:gridCol w:w="1767"/>
-        <w:gridCol w:w="1767"/>
-        <w:gridCol w:w="1767"/>
-        <w:gridCol w:w="1767"/>
+        <w:gridCol w:w="640"/>
+        <w:gridCol w:w="2360"/>
+        <w:gridCol w:w="1900"/>
+        <w:gridCol w:w="760"/>
+        <w:gridCol w:w="800"/>
+        <w:gridCol w:w="3400"/>
+        <w:gridCol w:w="2100"/>
+        <w:gridCol w:w="3160"/>
       </w:tblGrid>
       <w:tr>
+        <w:trPr>
+          <w:tblHeader w:val="true"/>
+        </w:trPr>
         <w:tc>
           <w:tcPr>
-            <w:tcW w:type="dxa" w:w="800"/>
+            <w:tcW w:type="dxa" w:w="640"/>
+            <w:vAlign w:val="top"/>
+            <w:shd w:val="clear" w:fill="1C5D8C"/>
           </w:tcPr>
           <w:p>
-            <w:r/>
+            <w:pPr>
+              <w:spacing w:after="40" w:line="240" w:lineRule="auto"/>
+            </w:pPr>
+            <w:r>
+              <w:rPr>
+                <w:color w:val="FFFFFF"/>
+              </w:rPr>
+            </w:r>
             <w:r>
               <w:rPr>
                 <w:b/>
                 <w:i w:val="0"/>
+                <w:sz w:val="19"/>
               </w:rPr>
               <w:t>Tip</w:t>
             </w:r>
@@ -1288,14 +1826,24 @@
         </w:tc>
         <w:tc>
           <w:tcPr>
-            <w:tcW w:type="dxa" w:w="1800"/>
+            <w:tcW w:type="dxa" w:w="2360"/>
+            <w:vAlign w:val="top"/>
+            <w:shd w:val="clear" w:fill="1C5D8C"/>
           </w:tcPr>
           <w:p>
-            <w:r/>
+            <w:pPr>
+              <w:spacing w:after="40" w:line="240" w:lineRule="auto"/>
+            </w:pPr>
+            <w:r>
+              <w:rPr>
+                <w:color w:val="FFFFFF"/>
+              </w:rPr>
+            </w:r>
             <w:r>
               <w:rPr>
                 <w:b/>
                 <w:i w:val="0"/>
+                <w:sz w:val="19"/>
               </w:rPr>
               <w:t>Examen</w:t>
             </w:r>
@@ -1303,14 +1851,24 @@
         </w:tc>
         <w:tc>
           <w:tcPr>
-            <w:tcW w:type="dxa" w:w="3000"/>
+            <w:tcW w:type="dxa" w:w="1900"/>
+            <w:vAlign w:val="top"/>
+            <w:shd w:val="clear" w:fill="1C5D8C"/>
           </w:tcPr>
           <w:p>
-            <w:r/>
+            <w:pPr>
+              <w:spacing w:after="40" w:line="240" w:lineRule="auto"/>
+            </w:pPr>
+            <w:r>
+              <w:rPr>
+                <w:color w:val="FFFFFF"/>
+              </w:rPr>
+            </w:r>
             <w:r>
               <w:rPr>
                 <w:b/>
                 <w:i w:val="0"/>
+                <w:sz w:val="19"/>
               </w:rPr>
               <w:t>Indicație</w:t>
             </w:r>
@@ -1318,14 +1876,24 @@
         </w:tc>
         <w:tc>
           <w:tcPr>
-            <w:tcW w:type="dxa" w:w="900"/>
+            <w:tcW w:type="dxa" w:w="760"/>
+            <w:vAlign w:val="top"/>
+            <w:shd w:val="clear" w:fill="1C5D8C"/>
           </w:tcPr>
           <w:p>
-            <w:r/>
+            <w:pPr>
+              <w:spacing w:after="40" w:line="240" w:lineRule="auto"/>
+            </w:pPr>
+            <w:r>
+              <w:rPr>
+                <w:color w:val="FFFFFF"/>
+              </w:rPr>
+            </w:r>
             <w:r>
               <w:rPr>
                 <w:b/>
                 <w:i w:val="0"/>
+                <w:sz w:val="19"/>
               </w:rPr>
               <w:t>Grad</w:t>
             </w:r>
@@ -1333,14 +1901,24 @@
         </w:tc>
         <w:tc>
           <w:tcPr>
-            <w:tcW w:type="dxa" w:w="1100"/>
+            <w:tcW w:type="dxa" w:w="800"/>
+            <w:vAlign w:val="top"/>
+            <w:shd w:val="clear" w:fill="1C5D8C"/>
           </w:tcPr>
           <w:p>
-            <w:r/>
+            <w:pPr>
+              <w:spacing w:after="40" w:line="240" w:lineRule="auto"/>
+            </w:pPr>
+            <w:r>
+              <w:rPr>
+                <w:color w:val="FFFFFF"/>
+              </w:rPr>
+            </w:r>
             <w:r>
               <w:rPr>
                 <w:b/>
                 <w:i w:val="0"/>
+                <w:sz w:val="19"/>
               </w:rPr>
               <w:t>Doză</w:t>
             </w:r>
@@ -1348,14 +1926,24 @@
         </w:tc>
         <w:tc>
           <w:tcPr>
-            <w:tcW w:type="dxa" w:w="3000"/>
+            <w:tcW w:type="dxa" w:w="3400"/>
+            <w:vAlign w:val="top"/>
+            <w:shd w:val="clear" w:fill="1C5D8C"/>
           </w:tcPr>
           <w:p>
-            <w:r/>
+            <w:pPr>
+              <w:spacing w:after="40" w:line="240" w:lineRule="auto"/>
+            </w:pPr>
+            <w:r>
+              <w:rPr>
+                <w:color w:val="FFFFFF"/>
+              </w:rPr>
+            </w:r>
             <w:r>
               <w:rPr>
                 <w:b/>
                 <w:i w:val="0"/>
+                <w:sz w:val="19"/>
               </w:rPr>
               <w:t>Comentarii</w:t>
             </w:r>
@@ -1363,14 +1951,24 @@
         </w:tc>
         <w:tc>
           <w:tcPr>
-            <w:tcW w:type="dxa" w:w="1500"/>
+            <w:tcW w:type="dxa" w:w="2100"/>
+            <w:vAlign w:val="top"/>
+            <w:shd w:val="clear" w:fill="1C5D8C"/>
           </w:tcPr>
           <w:p>
-            <w:r/>
+            <w:pPr>
+              <w:spacing w:after="40" w:line="240" w:lineRule="auto"/>
+            </w:pPr>
+            <w:r>
+              <w:rPr>
+                <w:color w:val="FFFFFF"/>
+              </w:rPr>
+            </w:r>
             <w:r>
               <w:rPr>
                 <w:b/>
                 <w:i w:val="0"/>
+                <w:sz w:val="19"/>
               </w:rPr>
               <w:t>Decizie</w:t>
             </w:r>
@@ -1378,14 +1976,24 @@
         </w:tc>
         <w:tc>
           <w:tcPr>
-            <w:tcW w:type="dxa" w:w="1800"/>
+            <w:tcW w:type="dxa" w:w="3160"/>
+            <w:vAlign w:val="top"/>
+            <w:shd w:val="clear" w:fill="1C5D8C"/>
           </w:tcPr>
           <w:p>
-            <w:r/>
+            <w:pPr>
+              <w:spacing w:after="40" w:line="240" w:lineRule="auto"/>
+            </w:pPr>
+            <w:r>
+              <w:rPr>
+                <w:color w:val="FFFFFF"/>
+              </w:rPr>
+            </w:r>
             <w:r>
               <w:rPr>
                 <w:b/>
                 <w:i w:val="0"/>
+                <w:sz w:val="19"/>
               </w:rPr>
               <w:t>Comentariu editor</w:t>
             </w:r>
@@ -1395,14 +2003,19 @@
       <w:tr>
         <w:tc>
           <w:tcPr>
-            <w:tcW w:type="dxa" w:w="800"/>
+            <w:tcW w:type="dxa" w:w="640"/>
+            <w:vAlign w:val="top"/>
           </w:tcPr>
           <w:p>
+            <w:pPr>
+              <w:spacing w:after="40" w:line="240" w:lineRule="auto"/>
+            </w:pPr>
             <w:r/>
             <w:r>
               <w:rPr>
                 <w:b w:val="0"/>
                 <w:i w:val="0"/>
+                <w:sz w:val="19"/>
               </w:rPr>
               <w:t>T</w:t>
             </w:r>
@@ -1410,14 +2023,19 @@
         </w:tc>
         <w:tc>
           <w:tcPr>
-            <w:tcW w:type="dxa" w:w="1800"/>
+            <w:tcW w:type="dxa" w:w="2360"/>
+            <w:vAlign w:val="top"/>
           </w:tcPr>
           <w:p>
+            <w:pPr>
+              <w:spacing w:after="40" w:line="240" w:lineRule="auto"/>
+            </w:pPr>
             <w:r/>
             <w:r>
               <w:rPr>
                 <w:b w:val="0"/>
                 <w:i w:val="0"/>
+                <w:sz w:val="19"/>
               </w:rPr>
               <w:t>CT abdomino-pelvin cu substanță de contrast</w:t>
             </w:r>
@@ -1425,14 +2043,19 @@
         </w:tc>
         <w:tc>
           <w:tcPr>
-            <w:tcW w:type="dxa" w:w="3000"/>
+            <w:tcW w:type="dxa" w:w="1900"/>
+            <w:vAlign w:val="top"/>
           </w:tcPr>
           <w:p>
+            <w:pPr>
+              <w:spacing w:after="40" w:line="240" w:lineRule="auto"/>
+            </w:pPr>
             <w:r/>
             <w:r>
               <w:rPr>
                 <w:b w:val="0"/>
                 <w:i w:val="0"/>
+                <w:sz w:val="19"/>
               </w:rPr>
               <w:t>Indicat</w:t>
             </w:r>
@@ -1440,14 +2063,19 @@
         </w:tc>
         <w:tc>
           <w:tcPr>
-            <w:tcW w:type="dxa" w:w="900"/>
+            <w:tcW w:type="dxa" w:w="760"/>
+            <w:vAlign w:val="top"/>
           </w:tcPr>
           <w:p>
+            <w:pPr>
+              <w:spacing w:after="40" w:line="240" w:lineRule="auto"/>
+            </w:pPr>
             <w:r/>
             <w:r>
               <w:rPr>
                 <w:b w:val="0"/>
                 <w:i w:val="0"/>
+                <w:sz w:val="19"/>
               </w:rPr>
               <w:t>B</w:t>
             </w:r>
@@ -1455,14 +2083,19 @@
         </w:tc>
         <w:tc>
           <w:tcPr>
-            <w:tcW w:type="dxa" w:w="1100"/>
+            <w:tcW w:type="dxa" w:w="800"/>
+            <w:vAlign w:val="top"/>
           </w:tcPr>
           <w:p>
+            <w:pPr>
+              <w:spacing w:after="40" w:line="240" w:lineRule="auto"/>
+            </w:pPr>
             <w:r/>
             <w:r>
               <w:rPr>
                 <w:b w:val="0"/>
                 <w:i w:val="0"/>
+                <w:sz w:val="19"/>
               </w:rPr>
               <w:t>2–3</w:t>
             </w:r>
@@ -1470,14 +2103,19 @@
         </w:tc>
         <w:tc>
           <w:tcPr>
-            <w:tcW w:type="dxa" w:w="3000"/>
+            <w:tcW w:type="dxa" w:w="3400"/>
+            <w:vAlign w:val="top"/>
           </w:tcPr>
           <w:p>
+            <w:pPr>
+              <w:spacing w:after="40" w:line="240" w:lineRule="auto"/>
+            </w:pPr>
             <w:r/>
             <w:r>
               <w:rPr>
                 <w:b w:val="0"/>
                 <w:i w:val="0"/>
+                <w:sz w:val="19"/>
               </w:rPr>
               <w:t>Pacient stabil: violare peritoneală, leziuni de organ, traiectul plăgii. Distinct de „Traumatism abdominal major” (mecanism contuziv).</w:t>
             </w:r>
@@ -1485,28 +2123,38 @@
         </w:tc>
         <w:tc>
           <w:tcPr>
-            <w:tcW w:type="dxa" w:w="1500"/>
+            <w:tcW w:type="dxa" w:w="2100"/>
+            <w:vAlign w:val="top"/>
           </w:tcPr>
           <w:p>
+            <w:pPr>
+              <w:spacing w:after="40" w:line="240" w:lineRule="auto"/>
+            </w:pPr>
             <w:r/>
             <w:r>
               <w:rPr>
                 <w:b w:val="0"/>
                 <w:i w:val="0"/>
+                <w:sz w:val="19"/>
               </w:rPr>
             </w:r>
           </w:p>
         </w:tc>
         <w:tc>
           <w:tcPr>
-            <w:tcW w:type="dxa" w:w="1800"/>
+            <w:tcW w:type="dxa" w:w="3160"/>
+            <w:vAlign w:val="top"/>
           </w:tcPr>
           <w:p>
+            <w:pPr>
+              <w:spacing w:after="40" w:line="240" w:lineRule="auto"/>
+            </w:pPr>
             <w:r/>
             <w:r>
               <w:rPr>
                 <w:b w:val="0"/>
                 <w:i w:val="0"/>
+                <w:sz w:val="19"/>
               </w:rPr>
             </w:r>
           </w:p>
@@ -1519,9 +2167,6 @@
         <w:pStyle w:val="Heading3"/>
       </w:pPr>
       <w:r>
-        <w:rPr>
-          <w:color w:val="1C5D8C"/>
-        </w:rPr>
         <w:t>Torace — Leziune diafragmatică traumatică</w:t>
       </w:r>
     </w:p>
@@ -1529,38 +2174,52 @@
       <w:r>
         <w:rPr>
           <w:i/>
+          <w:color w:val="555555"/>
         </w:rPr>
         <w:t>Cf. ACR Appropriateness Criteria – Penetrating Torso Trauma (2024).</w:t>
       </w:r>
     </w:p>
     <w:tbl>
       <w:tblPr>
-        <w:tblStyle w:val="LightGrid-Accent1"/>
-        <w:tblW w:type="auto" w:w="0"/>
+        <w:tblStyle w:val="TableGrid"/>
+        <w:tblW w:type="dxa" w:w="15120"/>
         <w:tblLayout w:type="fixed"/>
         <w:tblLook w:firstColumn="1" w:firstRow="1" w:lastColumn="0" w:lastRow="0" w:noHBand="0" w:noVBand="1" w:val="04A0"/>
       </w:tblPr>
       <w:tblGrid>
-        <w:gridCol w:w="1767"/>
-        <w:gridCol w:w="1767"/>
-        <w:gridCol w:w="1767"/>
-        <w:gridCol w:w="1767"/>
-        <w:gridCol w:w="1767"/>
-        <w:gridCol w:w="1767"/>
-        <w:gridCol w:w="1767"/>
-        <w:gridCol w:w="1767"/>
+        <w:gridCol w:w="640"/>
+        <w:gridCol w:w="2360"/>
+        <w:gridCol w:w="1900"/>
+        <w:gridCol w:w="760"/>
+        <w:gridCol w:w="800"/>
+        <w:gridCol w:w="3400"/>
+        <w:gridCol w:w="2100"/>
+        <w:gridCol w:w="3160"/>
       </w:tblGrid>
       <w:tr>
+        <w:trPr>
+          <w:tblHeader w:val="true"/>
+        </w:trPr>
         <w:tc>
           <w:tcPr>
-            <w:tcW w:type="dxa" w:w="800"/>
+            <w:tcW w:type="dxa" w:w="640"/>
+            <w:vAlign w:val="top"/>
+            <w:shd w:val="clear" w:fill="1C5D8C"/>
           </w:tcPr>
           <w:p>
-            <w:r/>
+            <w:pPr>
+              <w:spacing w:after="40" w:line="240" w:lineRule="auto"/>
+            </w:pPr>
+            <w:r>
+              <w:rPr>
+                <w:color w:val="FFFFFF"/>
+              </w:rPr>
+            </w:r>
             <w:r>
               <w:rPr>
                 <w:b/>
                 <w:i w:val="0"/>
+                <w:sz w:val="19"/>
               </w:rPr>
               <w:t>Tip</w:t>
             </w:r>
@@ -1568,14 +2227,24 @@
         </w:tc>
         <w:tc>
           <w:tcPr>
-            <w:tcW w:type="dxa" w:w="1800"/>
+            <w:tcW w:type="dxa" w:w="2360"/>
+            <w:vAlign w:val="top"/>
+            <w:shd w:val="clear" w:fill="1C5D8C"/>
           </w:tcPr>
           <w:p>
-            <w:r/>
+            <w:pPr>
+              <w:spacing w:after="40" w:line="240" w:lineRule="auto"/>
+            </w:pPr>
+            <w:r>
+              <w:rPr>
+                <w:color w:val="FFFFFF"/>
+              </w:rPr>
+            </w:r>
             <w:r>
               <w:rPr>
                 <w:b/>
                 <w:i w:val="0"/>
+                <w:sz w:val="19"/>
               </w:rPr>
               <w:t>Examen</w:t>
             </w:r>
@@ -1583,14 +2252,24 @@
         </w:tc>
         <w:tc>
           <w:tcPr>
-            <w:tcW w:type="dxa" w:w="3000"/>
+            <w:tcW w:type="dxa" w:w="1900"/>
+            <w:vAlign w:val="top"/>
+            <w:shd w:val="clear" w:fill="1C5D8C"/>
           </w:tcPr>
           <w:p>
-            <w:r/>
+            <w:pPr>
+              <w:spacing w:after="40" w:line="240" w:lineRule="auto"/>
+            </w:pPr>
+            <w:r>
+              <w:rPr>
+                <w:color w:val="FFFFFF"/>
+              </w:rPr>
+            </w:r>
             <w:r>
               <w:rPr>
                 <w:b/>
                 <w:i w:val="0"/>
+                <w:sz w:val="19"/>
               </w:rPr>
               <w:t>Indicație</w:t>
             </w:r>
@@ -1598,14 +2277,24 @@
         </w:tc>
         <w:tc>
           <w:tcPr>
-            <w:tcW w:type="dxa" w:w="900"/>
+            <w:tcW w:type="dxa" w:w="760"/>
+            <w:vAlign w:val="top"/>
+            <w:shd w:val="clear" w:fill="1C5D8C"/>
           </w:tcPr>
           <w:p>
-            <w:r/>
+            <w:pPr>
+              <w:spacing w:after="40" w:line="240" w:lineRule="auto"/>
+            </w:pPr>
+            <w:r>
+              <w:rPr>
+                <w:color w:val="FFFFFF"/>
+              </w:rPr>
+            </w:r>
             <w:r>
               <w:rPr>
                 <w:b/>
                 <w:i w:val="0"/>
+                <w:sz w:val="19"/>
               </w:rPr>
               <w:t>Grad</w:t>
             </w:r>
@@ -1613,14 +2302,24 @@
         </w:tc>
         <w:tc>
           <w:tcPr>
-            <w:tcW w:type="dxa" w:w="1100"/>
+            <w:tcW w:type="dxa" w:w="800"/>
+            <w:vAlign w:val="top"/>
+            <w:shd w:val="clear" w:fill="1C5D8C"/>
           </w:tcPr>
           <w:p>
-            <w:r/>
+            <w:pPr>
+              <w:spacing w:after="40" w:line="240" w:lineRule="auto"/>
+            </w:pPr>
+            <w:r>
+              <w:rPr>
+                <w:color w:val="FFFFFF"/>
+              </w:rPr>
+            </w:r>
             <w:r>
               <w:rPr>
                 <w:b/>
                 <w:i w:val="0"/>
+                <w:sz w:val="19"/>
               </w:rPr>
               <w:t>Doză</w:t>
             </w:r>
@@ -1628,14 +2327,24 @@
         </w:tc>
         <w:tc>
           <w:tcPr>
-            <w:tcW w:type="dxa" w:w="3000"/>
+            <w:tcW w:type="dxa" w:w="3400"/>
+            <w:vAlign w:val="top"/>
+            <w:shd w:val="clear" w:fill="1C5D8C"/>
           </w:tcPr>
           <w:p>
-            <w:r/>
+            <w:pPr>
+              <w:spacing w:after="40" w:line="240" w:lineRule="auto"/>
+            </w:pPr>
+            <w:r>
+              <w:rPr>
+                <w:color w:val="FFFFFF"/>
+              </w:rPr>
+            </w:r>
             <w:r>
               <w:rPr>
                 <w:b/>
                 <w:i w:val="0"/>
+                <w:sz w:val="19"/>
               </w:rPr>
               <w:t>Comentarii</w:t>
             </w:r>
@@ -1643,14 +2352,24 @@
         </w:tc>
         <w:tc>
           <w:tcPr>
-            <w:tcW w:type="dxa" w:w="1500"/>
+            <w:tcW w:type="dxa" w:w="2100"/>
+            <w:vAlign w:val="top"/>
+            <w:shd w:val="clear" w:fill="1C5D8C"/>
           </w:tcPr>
           <w:p>
-            <w:r/>
+            <w:pPr>
+              <w:spacing w:after="40" w:line="240" w:lineRule="auto"/>
+            </w:pPr>
+            <w:r>
+              <w:rPr>
+                <w:color w:val="FFFFFF"/>
+              </w:rPr>
+            </w:r>
             <w:r>
               <w:rPr>
                 <w:b/>
                 <w:i w:val="0"/>
+                <w:sz w:val="19"/>
               </w:rPr>
               <w:t>Decizie</w:t>
             </w:r>
@@ -1658,14 +2377,24 @@
         </w:tc>
         <w:tc>
           <w:tcPr>
-            <w:tcW w:type="dxa" w:w="1800"/>
+            <w:tcW w:type="dxa" w:w="3160"/>
+            <w:vAlign w:val="top"/>
+            <w:shd w:val="clear" w:fill="1C5D8C"/>
           </w:tcPr>
           <w:p>
-            <w:r/>
+            <w:pPr>
+              <w:spacing w:after="40" w:line="240" w:lineRule="auto"/>
+            </w:pPr>
+            <w:r>
+              <w:rPr>
+                <w:color w:val="FFFFFF"/>
+              </w:rPr>
+            </w:r>
             <w:r>
               <w:rPr>
                 <w:b/>
                 <w:i w:val="0"/>
+                <w:sz w:val="19"/>
               </w:rPr>
               <w:t>Comentariu editor</w:t>
             </w:r>
@@ -1675,14 +2404,19 @@
       <w:tr>
         <w:tc>
           <w:tcPr>
-            <w:tcW w:type="dxa" w:w="800"/>
+            <w:tcW w:type="dxa" w:w="640"/>
+            <w:vAlign w:val="top"/>
           </w:tcPr>
           <w:p>
+            <w:pPr>
+              <w:spacing w:after="40" w:line="240" w:lineRule="auto"/>
+            </w:pPr>
             <w:r/>
             <w:r>
               <w:rPr>
                 <w:b w:val="0"/>
                 <w:i w:val="0"/>
+                <w:sz w:val="19"/>
               </w:rPr>
               <w:t>T</w:t>
             </w:r>
@@ -1690,14 +2424,19 @@
         </w:tc>
         <w:tc>
           <w:tcPr>
-            <w:tcW w:type="dxa" w:w="1800"/>
+            <w:tcW w:type="dxa" w:w="2360"/>
+            <w:vAlign w:val="top"/>
           </w:tcPr>
           <w:p>
+            <w:pPr>
+              <w:spacing w:after="40" w:line="240" w:lineRule="auto"/>
+            </w:pPr>
             <w:r/>
             <w:r>
               <w:rPr>
                 <w:b w:val="0"/>
                 <w:i w:val="0"/>
+                <w:sz w:val="19"/>
               </w:rPr>
               <w:t>CT torace cu reconstrucții coronale/sagitale</w:t>
             </w:r>
@@ -1705,14 +2444,19 @@
         </w:tc>
         <w:tc>
           <w:tcPr>
-            <w:tcW w:type="dxa" w:w="3000"/>
+            <w:tcW w:type="dxa" w:w="1900"/>
+            <w:vAlign w:val="top"/>
           </w:tcPr>
           <w:p>
+            <w:pPr>
+              <w:spacing w:after="40" w:line="240" w:lineRule="auto"/>
+            </w:pPr>
             <w:r/>
             <w:r>
               <w:rPr>
                 <w:b w:val="0"/>
                 <w:i w:val="0"/>
+                <w:sz w:val="19"/>
               </w:rPr>
               <w:t>Indicat</w:t>
             </w:r>
@@ -1720,14 +2464,19 @@
         </w:tc>
         <w:tc>
           <w:tcPr>
-            <w:tcW w:type="dxa" w:w="900"/>
+            <w:tcW w:type="dxa" w:w="760"/>
+            <w:vAlign w:val="top"/>
           </w:tcPr>
           <w:p>
+            <w:pPr>
+              <w:spacing w:after="40" w:line="240" w:lineRule="auto"/>
+            </w:pPr>
             <w:r/>
             <w:r>
               <w:rPr>
                 <w:b w:val="0"/>
                 <w:i w:val="0"/>
+                <w:sz w:val="19"/>
               </w:rPr>
               <w:t>B</w:t>
             </w:r>
@@ -1735,14 +2484,19 @@
         </w:tc>
         <w:tc>
           <w:tcPr>
-            <w:tcW w:type="dxa" w:w="1100"/>
+            <w:tcW w:type="dxa" w:w="800"/>
+            <w:vAlign w:val="top"/>
           </w:tcPr>
           <w:p>
+            <w:pPr>
+              <w:spacing w:after="40" w:line="240" w:lineRule="auto"/>
+            </w:pPr>
             <w:r/>
             <w:r>
               <w:rPr>
                 <w:b w:val="0"/>
                 <w:i w:val="0"/>
+                <w:sz w:val="19"/>
               </w:rPr>
               <w:t>2–3</w:t>
             </w:r>
@@ -1750,14 +2504,19 @@
         </w:tc>
         <w:tc>
           <w:tcPr>
-            <w:tcW w:type="dxa" w:w="3000"/>
+            <w:tcW w:type="dxa" w:w="3400"/>
+            <w:vAlign w:val="top"/>
           </w:tcPr>
           <w:p>
+            <w:pPr>
+              <w:spacing w:after="40" w:line="240" w:lineRule="auto"/>
+            </w:pPr>
             <w:r/>
             <w:r>
               <w:rPr>
                 <w:b w:val="0"/>
                 <w:i w:val="0"/>
+                <w:sz w:val="19"/>
               </w:rPr>
               <w:t>Entitate frecvent ratată: hernierea viscerelor, semnul gulerului, discontinuitatea diafragmatică.</w:t>
             </w:r>
@@ -1765,28 +2524,38 @@
         </w:tc>
         <w:tc>
           <w:tcPr>
-            <w:tcW w:type="dxa" w:w="1500"/>
+            <w:tcW w:type="dxa" w:w="2100"/>
+            <w:vAlign w:val="top"/>
           </w:tcPr>
           <w:p>
+            <w:pPr>
+              <w:spacing w:after="40" w:line="240" w:lineRule="auto"/>
+            </w:pPr>
             <w:r/>
             <w:r>
               <w:rPr>
                 <w:b w:val="0"/>
                 <w:i w:val="0"/>
+                <w:sz w:val="19"/>
               </w:rPr>
             </w:r>
           </w:p>
         </w:tc>
         <w:tc>
           <w:tcPr>
-            <w:tcW w:type="dxa" w:w="1800"/>
+            <w:tcW w:type="dxa" w:w="3160"/>
+            <w:vAlign w:val="top"/>
           </w:tcPr>
           <w:p>
+            <w:pPr>
+              <w:spacing w:after="40" w:line="240" w:lineRule="auto"/>
+            </w:pPr>
             <w:r/>
             <w:r>
               <w:rPr>
                 <w:b w:val="0"/>
                 <w:i w:val="0"/>
+                <w:sz w:val="19"/>
               </w:rPr>
             </w:r>
           </w:p>
@@ -1799,9 +2568,6 @@
         <w:pStyle w:val="Heading3"/>
       </w:pPr>
       <w:r>
-        <w:rPr>
-          <w:color w:val="1C5D8C"/>
-        </w:rPr>
         <w:t>Torace — Fractură de stern</w:t>
       </w:r>
     </w:p>
@@ -1809,38 +2575,52 @@
       <w:r>
         <w:rPr>
           <w:i/>
+          <w:color w:val="555555"/>
         </w:rPr>
         <w:t>Cf. RCR iRefer; ACR Appropriateness Criteria (trauma toracică).</w:t>
       </w:r>
     </w:p>
     <w:tbl>
       <w:tblPr>
-        <w:tblStyle w:val="LightGrid-Accent1"/>
-        <w:tblW w:type="auto" w:w="0"/>
+        <w:tblStyle w:val="TableGrid"/>
+        <w:tblW w:type="dxa" w:w="15120"/>
         <w:tblLayout w:type="fixed"/>
         <w:tblLook w:firstColumn="1" w:firstRow="1" w:lastColumn="0" w:lastRow="0" w:noHBand="0" w:noVBand="1" w:val="04A0"/>
       </w:tblPr>
       <w:tblGrid>
-        <w:gridCol w:w="1767"/>
-        <w:gridCol w:w="1767"/>
-        <w:gridCol w:w="1767"/>
-        <w:gridCol w:w="1767"/>
-        <w:gridCol w:w="1767"/>
-        <w:gridCol w:w="1767"/>
-        <w:gridCol w:w="1767"/>
-        <w:gridCol w:w="1767"/>
+        <w:gridCol w:w="640"/>
+        <w:gridCol w:w="2360"/>
+        <w:gridCol w:w="1900"/>
+        <w:gridCol w:w="760"/>
+        <w:gridCol w:w="800"/>
+        <w:gridCol w:w="3400"/>
+        <w:gridCol w:w="2100"/>
+        <w:gridCol w:w="3160"/>
       </w:tblGrid>
       <w:tr>
+        <w:trPr>
+          <w:tblHeader w:val="true"/>
+        </w:trPr>
         <w:tc>
           <w:tcPr>
-            <w:tcW w:type="dxa" w:w="800"/>
+            <w:tcW w:type="dxa" w:w="640"/>
+            <w:vAlign w:val="top"/>
+            <w:shd w:val="clear" w:fill="1C5D8C"/>
           </w:tcPr>
           <w:p>
-            <w:r/>
+            <w:pPr>
+              <w:spacing w:after="40" w:line="240" w:lineRule="auto"/>
+            </w:pPr>
+            <w:r>
+              <w:rPr>
+                <w:color w:val="FFFFFF"/>
+              </w:rPr>
+            </w:r>
             <w:r>
               <w:rPr>
                 <w:b/>
                 <w:i w:val="0"/>
+                <w:sz w:val="19"/>
               </w:rPr>
               <w:t>Tip</w:t>
             </w:r>
@@ -1848,14 +2628,24 @@
         </w:tc>
         <w:tc>
           <w:tcPr>
-            <w:tcW w:type="dxa" w:w="1800"/>
+            <w:tcW w:type="dxa" w:w="2360"/>
+            <w:vAlign w:val="top"/>
+            <w:shd w:val="clear" w:fill="1C5D8C"/>
           </w:tcPr>
           <w:p>
-            <w:r/>
+            <w:pPr>
+              <w:spacing w:after="40" w:line="240" w:lineRule="auto"/>
+            </w:pPr>
+            <w:r>
+              <w:rPr>
+                <w:color w:val="FFFFFF"/>
+              </w:rPr>
+            </w:r>
             <w:r>
               <w:rPr>
                 <w:b/>
                 <w:i w:val="0"/>
+                <w:sz w:val="19"/>
               </w:rPr>
               <w:t>Examen</w:t>
             </w:r>
@@ -1863,14 +2653,24 @@
         </w:tc>
         <w:tc>
           <w:tcPr>
-            <w:tcW w:type="dxa" w:w="3000"/>
+            <w:tcW w:type="dxa" w:w="1900"/>
+            <w:vAlign w:val="top"/>
+            <w:shd w:val="clear" w:fill="1C5D8C"/>
           </w:tcPr>
           <w:p>
-            <w:r/>
+            <w:pPr>
+              <w:spacing w:after="40" w:line="240" w:lineRule="auto"/>
+            </w:pPr>
+            <w:r>
+              <w:rPr>
+                <w:color w:val="FFFFFF"/>
+              </w:rPr>
+            </w:r>
             <w:r>
               <w:rPr>
                 <w:b/>
                 <w:i w:val="0"/>
+                <w:sz w:val="19"/>
               </w:rPr>
               <w:t>Indicație</w:t>
             </w:r>
@@ -1878,14 +2678,24 @@
         </w:tc>
         <w:tc>
           <w:tcPr>
-            <w:tcW w:type="dxa" w:w="900"/>
+            <w:tcW w:type="dxa" w:w="760"/>
+            <w:vAlign w:val="top"/>
+            <w:shd w:val="clear" w:fill="1C5D8C"/>
           </w:tcPr>
           <w:p>
-            <w:r/>
+            <w:pPr>
+              <w:spacing w:after="40" w:line="240" w:lineRule="auto"/>
+            </w:pPr>
+            <w:r>
+              <w:rPr>
+                <w:color w:val="FFFFFF"/>
+              </w:rPr>
+            </w:r>
             <w:r>
               <w:rPr>
                 <w:b/>
                 <w:i w:val="0"/>
+                <w:sz w:val="19"/>
               </w:rPr>
               <w:t>Grad</w:t>
             </w:r>
@@ -1893,14 +2703,24 @@
         </w:tc>
         <w:tc>
           <w:tcPr>
-            <w:tcW w:type="dxa" w:w="1100"/>
+            <w:tcW w:type="dxa" w:w="800"/>
+            <w:vAlign w:val="top"/>
+            <w:shd w:val="clear" w:fill="1C5D8C"/>
           </w:tcPr>
           <w:p>
-            <w:r/>
+            <w:pPr>
+              <w:spacing w:after="40" w:line="240" w:lineRule="auto"/>
+            </w:pPr>
+            <w:r>
+              <w:rPr>
+                <w:color w:val="FFFFFF"/>
+              </w:rPr>
+            </w:r>
             <w:r>
               <w:rPr>
                 <w:b/>
                 <w:i w:val="0"/>
+                <w:sz w:val="19"/>
               </w:rPr>
               <w:t>Doză</w:t>
             </w:r>
@@ -1908,14 +2728,24 @@
         </w:tc>
         <w:tc>
           <w:tcPr>
-            <w:tcW w:type="dxa" w:w="3000"/>
+            <w:tcW w:type="dxa" w:w="3400"/>
+            <w:vAlign w:val="top"/>
+            <w:shd w:val="clear" w:fill="1C5D8C"/>
           </w:tcPr>
           <w:p>
-            <w:r/>
+            <w:pPr>
+              <w:spacing w:after="40" w:line="240" w:lineRule="auto"/>
+            </w:pPr>
+            <w:r>
+              <w:rPr>
+                <w:color w:val="FFFFFF"/>
+              </w:rPr>
+            </w:r>
             <w:r>
               <w:rPr>
                 <w:b/>
                 <w:i w:val="0"/>
+                <w:sz w:val="19"/>
               </w:rPr>
               <w:t>Comentarii</w:t>
             </w:r>
@@ -1923,14 +2753,24 @@
         </w:tc>
         <w:tc>
           <w:tcPr>
-            <w:tcW w:type="dxa" w:w="1500"/>
+            <w:tcW w:type="dxa" w:w="2100"/>
+            <w:vAlign w:val="top"/>
+            <w:shd w:val="clear" w:fill="1C5D8C"/>
           </w:tcPr>
           <w:p>
-            <w:r/>
+            <w:pPr>
+              <w:spacing w:after="40" w:line="240" w:lineRule="auto"/>
+            </w:pPr>
+            <w:r>
+              <w:rPr>
+                <w:color w:val="FFFFFF"/>
+              </w:rPr>
+            </w:r>
             <w:r>
               <w:rPr>
                 <w:b/>
                 <w:i w:val="0"/>
+                <w:sz w:val="19"/>
               </w:rPr>
               <w:t>Decizie</w:t>
             </w:r>
@@ -1938,14 +2778,24 @@
         </w:tc>
         <w:tc>
           <w:tcPr>
-            <w:tcW w:type="dxa" w:w="1800"/>
+            <w:tcW w:type="dxa" w:w="3160"/>
+            <w:vAlign w:val="top"/>
+            <w:shd w:val="clear" w:fill="1C5D8C"/>
           </w:tcPr>
           <w:p>
-            <w:r/>
+            <w:pPr>
+              <w:spacing w:after="40" w:line="240" w:lineRule="auto"/>
+            </w:pPr>
+            <w:r>
+              <w:rPr>
+                <w:color w:val="FFFFFF"/>
+              </w:rPr>
+            </w:r>
             <w:r>
               <w:rPr>
                 <w:b/>
                 <w:i w:val="0"/>
+                <w:sz w:val="19"/>
               </w:rPr>
               <w:t>Comentariu editor</w:t>
             </w:r>
@@ -1955,14 +2805,19 @@
       <w:tr>
         <w:tc>
           <w:tcPr>
-            <w:tcW w:type="dxa" w:w="800"/>
+            <w:tcW w:type="dxa" w:w="640"/>
+            <w:vAlign w:val="top"/>
           </w:tcPr>
           <w:p>
+            <w:pPr>
+              <w:spacing w:after="40" w:line="240" w:lineRule="auto"/>
+            </w:pPr>
             <w:r/>
             <w:r>
               <w:rPr>
                 <w:b w:val="0"/>
                 <w:i w:val="0"/>
+                <w:sz w:val="19"/>
               </w:rPr>
               <w:t>G</w:t>
             </w:r>
@@ -1970,14 +2825,19 @@
         </w:tc>
         <w:tc>
           <w:tcPr>
-            <w:tcW w:type="dxa" w:w="1800"/>
+            <w:tcW w:type="dxa" w:w="2360"/>
+            <w:vAlign w:val="top"/>
           </w:tcPr>
           <w:p>
+            <w:pPr>
+              <w:spacing w:after="40" w:line="240" w:lineRule="auto"/>
+            </w:pPr>
             <w:r/>
             <w:r>
               <w:rPr>
                 <w:b w:val="0"/>
                 <w:i w:val="0"/>
+                <w:sz w:val="19"/>
               </w:rPr>
               <w:t>Radiografie de stern (profil)</w:t>
             </w:r>
@@ -1985,14 +2845,19 @@
         </w:tc>
         <w:tc>
           <w:tcPr>
-            <w:tcW w:type="dxa" w:w="3000"/>
+            <w:tcW w:type="dxa" w:w="1900"/>
+            <w:vAlign w:val="top"/>
           </w:tcPr>
           <w:p>
+            <w:pPr>
+              <w:spacing w:after="40" w:line="240" w:lineRule="auto"/>
+            </w:pPr>
             <w:r/>
             <w:r>
               <w:rPr>
                 <w:b w:val="0"/>
                 <w:i w:val="0"/>
+                <w:sz w:val="19"/>
               </w:rPr>
               <w:t>Indicat</w:t>
             </w:r>
@@ -2000,14 +2865,19 @@
         </w:tc>
         <w:tc>
           <w:tcPr>
-            <w:tcW w:type="dxa" w:w="900"/>
+            <w:tcW w:type="dxa" w:w="760"/>
+            <w:vAlign w:val="top"/>
           </w:tcPr>
           <w:p>
+            <w:pPr>
+              <w:spacing w:after="40" w:line="240" w:lineRule="auto"/>
+            </w:pPr>
             <w:r/>
             <w:r>
               <w:rPr>
                 <w:b w:val="0"/>
                 <w:i w:val="0"/>
+                <w:sz w:val="19"/>
               </w:rPr>
               <w:t>B</w:t>
             </w:r>
@@ -2015,14 +2885,19 @@
         </w:tc>
         <w:tc>
           <w:tcPr>
-            <w:tcW w:type="dxa" w:w="1100"/>
+            <w:tcW w:type="dxa" w:w="800"/>
+            <w:vAlign w:val="top"/>
           </w:tcPr>
           <w:p>
+            <w:pPr>
+              <w:spacing w:after="40" w:line="240" w:lineRule="auto"/>
+            </w:pPr>
             <w:r/>
             <w:r>
               <w:rPr>
                 <w:b w:val="0"/>
                 <w:i w:val="0"/>
+                <w:sz w:val="19"/>
               </w:rPr>
               <w:t>1–2</w:t>
             </w:r>
@@ -2030,14 +2905,19 @@
         </w:tc>
         <w:tc>
           <w:tcPr>
-            <w:tcW w:type="dxa" w:w="3000"/>
+            <w:tcW w:type="dxa" w:w="3400"/>
+            <w:vAlign w:val="top"/>
           </w:tcPr>
           <w:p>
+            <w:pPr>
+              <w:spacing w:after="40" w:line="240" w:lineRule="auto"/>
+            </w:pPr>
             <w:r/>
             <w:r>
               <w:rPr>
                 <w:b w:val="0"/>
                 <w:i w:val="0"/>
+                <w:sz w:val="19"/>
               </w:rPr>
               <w:t>Primă intenție; incidență laterală/oblică.</w:t>
             </w:r>
@@ -2045,28 +2925,38 @@
         </w:tc>
         <w:tc>
           <w:tcPr>
-            <w:tcW w:type="dxa" w:w="1500"/>
+            <w:tcW w:type="dxa" w:w="2100"/>
+            <w:vAlign w:val="top"/>
           </w:tcPr>
           <w:p>
+            <w:pPr>
+              <w:spacing w:after="40" w:line="240" w:lineRule="auto"/>
+            </w:pPr>
             <w:r/>
             <w:r>
               <w:rPr>
                 <w:b w:val="0"/>
                 <w:i w:val="0"/>
+                <w:sz w:val="19"/>
               </w:rPr>
             </w:r>
           </w:p>
         </w:tc>
         <w:tc>
           <w:tcPr>
-            <w:tcW w:type="dxa" w:w="1800"/>
+            <w:tcW w:type="dxa" w:w="3160"/>
+            <w:vAlign w:val="top"/>
           </w:tcPr>
           <w:p>
+            <w:pPr>
+              <w:spacing w:after="40" w:line="240" w:lineRule="auto"/>
+            </w:pPr>
             <w:r/>
             <w:r>
               <w:rPr>
                 <w:b w:val="0"/>
                 <w:i w:val="0"/>
+                <w:sz w:val="19"/>
               </w:rPr>
             </w:r>
           </w:p>
@@ -2075,14 +2965,19 @@
       <w:tr>
         <w:tc>
           <w:tcPr>
-            <w:tcW w:type="dxa" w:w="800"/>
+            <w:tcW w:type="dxa" w:w="640"/>
+            <w:vAlign w:val="top"/>
           </w:tcPr>
           <w:p>
+            <w:pPr>
+              <w:spacing w:after="40" w:line="240" w:lineRule="auto"/>
+            </w:pPr>
             <w:r/>
             <w:r>
               <w:rPr>
                 <w:b w:val="0"/>
                 <w:i w:val="0"/>
+                <w:sz w:val="19"/>
               </w:rPr>
               <w:t>T</w:t>
             </w:r>
@@ -2090,14 +2985,19 @@
         </w:tc>
         <w:tc>
           <w:tcPr>
-            <w:tcW w:type="dxa" w:w="1800"/>
+            <w:tcW w:type="dxa" w:w="2360"/>
+            <w:vAlign w:val="top"/>
           </w:tcPr>
           <w:p>
+            <w:pPr>
+              <w:spacing w:after="40" w:line="240" w:lineRule="auto"/>
+            </w:pPr>
             <w:r/>
             <w:r>
               <w:rPr>
                 <w:b w:val="0"/>
                 <w:i w:val="0"/>
+                <w:sz w:val="19"/>
               </w:rPr>
               <w:t>CT torace</w:t>
             </w:r>
@@ -2105,14 +3005,19 @@
         </w:tc>
         <w:tc>
           <w:tcPr>
-            <w:tcW w:type="dxa" w:w="3000"/>
+            <w:tcW w:type="dxa" w:w="1900"/>
+            <w:vAlign w:val="top"/>
           </w:tcPr>
           <w:p>
+            <w:pPr>
+              <w:spacing w:after="40" w:line="240" w:lineRule="auto"/>
+            </w:pPr>
             <w:r/>
             <w:r>
               <w:rPr>
                 <w:b w:val="0"/>
                 <w:i w:val="0"/>
+                <w:sz w:val="19"/>
               </w:rPr>
               <w:t>Doar în cazuri particulare</w:t>
             </w:r>
@@ -2120,14 +3025,19 @@
         </w:tc>
         <w:tc>
           <w:tcPr>
-            <w:tcW w:type="dxa" w:w="900"/>
+            <w:tcW w:type="dxa" w:w="760"/>
+            <w:vAlign w:val="top"/>
           </w:tcPr>
           <w:p>
+            <w:pPr>
+              <w:spacing w:after="40" w:line="240" w:lineRule="auto"/>
+            </w:pPr>
             <w:r/>
             <w:r>
               <w:rPr>
                 <w:b w:val="0"/>
                 <w:i w:val="0"/>
+                <w:sz w:val="19"/>
               </w:rPr>
               <w:t>B</w:t>
             </w:r>
@@ -2135,14 +3045,19 @@
         </w:tc>
         <w:tc>
           <w:tcPr>
-            <w:tcW w:type="dxa" w:w="1100"/>
+            <w:tcW w:type="dxa" w:w="800"/>
+            <w:vAlign w:val="top"/>
           </w:tcPr>
           <w:p>
+            <w:pPr>
+              <w:spacing w:after="40" w:line="240" w:lineRule="auto"/>
+            </w:pPr>
             <w:r/>
             <w:r>
               <w:rPr>
                 <w:b w:val="0"/>
                 <w:i w:val="0"/>
+                <w:sz w:val="19"/>
               </w:rPr>
               <w:t>2–3</w:t>
             </w:r>
@@ -2150,14 +3065,19 @@
         </w:tc>
         <w:tc>
           <w:tcPr>
-            <w:tcW w:type="dxa" w:w="3000"/>
+            <w:tcW w:type="dxa" w:w="3400"/>
+            <w:vAlign w:val="top"/>
           </w:tcPr>
           <w:p>
+            <w:pPr>
+              <w:spacing w:after="40" w:line="240" w:lineRule="auto"/>
+            </w:pPr>
             <w:r/>
             <w:r>
               <w:rPr>
                 <w:b w:val="0"/>
                 <w:i w:val="0"/>
+                <w:sz w:val="19"/>
               </w:rPr>
               <w:t>Fracturi complexe sau suspiciune de contuzie cardiacă/leziuni mediastinale asociate.</w:t>
             </w:r>
@@ -2165,28 +3085,38 @@
         </w:tc>
         <w:tc>
           <w:tcPr>
-            <w:tcW w:type="dxa" w:w="1500"/>
+            <w:tcW w:type="dxa" w:w="2100"/>
+            <w:vAlign w:val="top"/>
           </w:tcPr>
           <w:p>
+            <w:pPr>
+              <w:spacing w:after="40" w:line="240" w:lineRule="auto"/>
+            </w:pPr>
             <w:r/>
             <w:r>
               <w:rPr>
                 <w:b w:val="0"/>
                 <w:i w:val="0"/>
+                <w:sz w:val="19"/>
               </w:rPr>
             </w:r>
           </w:p>
         </w:tc>
         <w:tc>
           <w:tcPr>
-            <w:tcW w:type="dxa" w:w="1800"/>
+            <w:tcW w:type="dxa" w:w="3160"/>
+            <w:vAlign w:val="top"/>
           </w:tcPr>
           <w:p>
+            <w:pPr>
+              <w:spacing w:after="40" w:line="240" w:lineRule="auto"/>
+            </w:pPr>
             <w:r/>
             <w:r>
               <w:rPr>
                 <w:b w:val="0"/>
                 <w:i w:val="0"/>
+                <w:sz w:val="19"/>
               </w:rPr>
             </w:r>
           </w:p>
@@ -2199,9 +3129,6 @@
         <w:pStyle w:val="Heading3"/>
       </w:pPr>
       <w:r>
-        <w:rPr>
-          <w:color w:val="1C5D8C"/>
-        </w:rPr>
         <w:t>Membru superior și Membru inferior — Traumatism de membru – suspiciune de fractură (adult)</w:t>
       </w:r>
     </w:p>
@@ -2209,38 +3136,52 @@
       <w:r>
         <w:rPr>
           <w:i/>
+          <w:color w:val="555555"/>
         </w:rPr>
         <w:t>Cf. RCR iRefer; ACR Appropriateness Criteria (trauma de extremitate).</w:t>
       </w:r>
     </w:p>
     <w:tbl>
       <w:tblPr>
-        <w:tblStyle w:val="LightGrid-Accent1"/>
-        <w:tblW w:type="auto" w:w="0"/>
+        <w:tblStyle w:val="TableGrid"/>
+        <w:tblW w:type="dxa" w:w="15120"/>
         <w:tblLayout w:type="fixed"/>
         <w:tblLook w:firstColumn="1" w:firstRow="1" w:lastColumn="0" w:lastRow="0" w:noHBand="0" w:noVBand="1" w:val="04A0"/>
       </w:tblPr>
       <w:tblGrid>
-        <w:gridCol w:w="1767"/>
-        <w:gridCol w:w="1767"/>
-        <w:gridCol w:w="1767"/>
-        <w:gridCol w:w="1767"/>
-        <w:gridCol w:w="1767"/>
-        <w:gridCol w:w="1767"/>
-        <w:gridCol w:w="1767"/>
-        <w:gridCol w:w="1767"/>
+        <w:gridCol w:w="640"/>
+        <w:gridCol w:w="2360"/>
+        <w:gridCol w:w="1900"/>
+        <w:gridCol w:w="760"/>
+        <w:gridCol w:w="800"/>
+        <w:gridCol w:w="3400"/>
+        <w:gridCol w:w="2100"/>
+        <w:gridCol w:w="3160"/>
       </w:tblGrid>
       <w:tr>
+        <w:trPr>
+          <w:tblHeader w:val="true"/>
+        </w:trPr>
         <w:tc>
           <w:tcPr>
-            <w:tcW w:type="dxa" w:w="800"/>
+            <w:tcW w:type="dxa" w:w="640"/>
+            <w:vAlign w:val="top"/>
+            <w:shd w:val="clear" w:fill="1C5D8C"/>
           </w:tcPr>
           <w:p>
-            <w:r/>
+            <w:pPr>
+              <w:spacing w:after="40" w:line="240" w:lineRule="auto"/>
+            </w:pPr>
+            <w:r>
+              <w:rPr>
+                <w:color w:val="FFFFFF"/>
+              </w:rPr>
+            </w:r>
             <w:r>
               <w:rPr>
                 <w:b/>
                 <w:i w:val="0"/>
+                <w:sz w:val="19"/>
               </w:rPr>
               <w:t>Tip</w:t>
             </w:r>
@@ -2248,14 +3189,24 @@
         </w:tc>
         <w:tc>
           <w:tcPr>
-            <w:tcW w:type="dxa" w:w="1800"/>
+            <w:tcW w:type="dxa" w:w="2360"/>
+            <w:vAlign w:val="top"/>
+            <w:shd w:val="clear" w:fill="1C5D8C"/>
           </w:tcPr>
           <w:p>
-            <w:r/>
+            <w:pPr>
+              <w:spacing w:after="40" w:line="240" w:lineRule="auto"/>
+            </w:pPr>
+            <w:r>
+              <w:rPr>
+                <w:color w:val="FFFFFF"/>
+              </w:rPr>
+            </w:r>
             <w:r>
               <w:rPr>
                 <w:b/>
                 <w:i w:val="0"/>
+                <w:sz w:val="19"/>
               </w:rPr>
               <w:t>Examen</w:t>
             </w:r>
@@ -2263,14 +3214,24 @@
         </w:tc>
         <w:tc>
           <w:tcPr>
-            <w:tcW w:type="dxa" w:w="3000"/>
+            <w:tcW w:type="dxa" w:w="1900"/>
+            <w:vAlign w:val="top"/>
+            <w:shd w:val="clear" w:fill="1C5D8C"/>
           </w:tcPr>
           <w:p>
-            <w:r/>
+            <w:pPr>
+              <w:spacing w:after="40" w:line="240" w:lineRule="auto"/>
+            </w:pPr>
+            <w:r>
+              <w:rPr>
+                <w:color w:val="FFFFFF"/>
+              </w:rPr>
+            </w:r>
             <w:r>
               <w:rPr>
                 <w:b/>
                 <w:i w:val="0"/>
+                <w:sz w:val="19"/>
               </w:rPr>
               <w:t>Indicație</w:t>
             </w:r>
@@ -2278,14 +3239,24 @@
         </w:tc>
         <w:tc>
           <w:tcPr>
-            <w:tcW w:type="dxa" w:w="900"/>
+            <w:tcW w:type="dxa" w:w="760"/>
+            <w:vAlign w:val="top"/>
+            <w:shd w:val="clear" w:fill="1C5D8C"/>
           </w:tcPr>
           <w:p>
-            <w:r/>
+            <w:pPr>
+              <w:spacing w:after="40" w:line="240" w:lineRule="auto"/>
+            </w:pPr>
+            <w:r>
+              <w:rPr>
+                <w:color w:val="FFFFFF"/>
+              </w:rPr>
+            </w:r>
             <w:r>
               <w:rPr>
                 <w:b/>
                 <w:i w:val="0"/>
+                <w:sz w:val="19"/>
               </w:rPr>
               <w:t>Grad</w:t>
             </w:r>
@@ -2293,14 +3264,24 @@
         </w:tc>
         <w:tc>
           <w:tcPr>
-            <w:tcW w:type="dxa" w:w="1100"/>
+            <w:tcW w:type="dxa" w:w="800"/>
+            <w:vAlign w:val="top"/>
+            <w:shd w:val="clear" w:fill="1C5D8C"/>
           </w:tcPr>
           <w:p>
-            <w:r/>
+            <w:pPr>
+              <w:spacing w:after="40" w:line="240" w:lineRule="auto"/>
+            </w:pPr>
+            <w:r>
+              <w:rPr>
+                <w:color w:val="FFFFFF"/>
+              </w:rPr>
+            </w:r>
             <w:r>
               <w:rPr>
                 <w:b/>
                 <w:i w:val="0"/>
+                <w:sz w:val="19"/>
               </w:rPr>
               <w:t>Doză</w:t>
             </w:r>
@@ -2308,14 +3289,24 @@
         </w:tc>
         <w:tc>
           <w:tcPr>
-            <w:tcW w:type="dxa" w:w="3000"/>
+            <w:tcW w:type="dxa" w:w="3400"/>
+            <w:vAlign w:val="top"/>
+            <w:shd w:val="clear" w:fill="1C5D8C"/>
           </w:tcPr>
           <w:p>
-            <w:r/>
+            <w:pPr>
+              <w:spacing w:after="40" w:line="240" w:lineRule="auto"/>
+            </w:pPr>
+            <w:r>
+              <w:rPr>
+                <w:color w:val="FFFFFF"/>
+              </w:rPr>
+            </w:r>
             <w:r>
               <w:rPr>
                 <w:b/>
                 <w:i w:val="0"/>
+                <w:sz w:val="19"/>
               </w:rPr>
               <w:t>Comentarii</w:t>
             </w:r>
@@ -2323,14 +3314,24 @@
         </w:tc>
         <w:tc>
           <w:tcPr>
-            <w:tcW w:type="dxa" w:w="1500"/>
+            <w:tcW w:type="dxa" w:w="2100"/>
+            <w:vAlign w:val="top"/>
+            <w:shd w:val="clear" w:fill="1C5D8C"/>
           </w:tcPr>
           <w:p>
-            <w:r/>
+            <w:pPr>
+              <w:spacing w:after="40" w:line="240" w:lineRule="auto"/>
+            </w:pPr>
+            <w:r>
+              <w:rPr>
+                <w:color w:val="FFFFFF"/>
+              </w:rPr>
+            </w:r>
             <w:r>
               <w:rPr>
                 <w:b/>
                 <w:i w:val="0"/>
+                <w:sz w:val="19"/>
               </w:rPr>
               <w:t>Decizie</w:t>
             </w:r>
@@ -2338,14 +3339,24 @@
         </w:tc>
         <w:tc>
           <w:tcPr>
-            <w:tcW w:type="dxa" w:w="1800"/>
+            <w:tcW w:type="dxa" w:w="3160"/>
+            <w:vAlign w:val="top"/>
+            <w:shd w:val="clear" w:fill="1C5D8C"/>
           </w:tcPr>
           <w:p>
-            <w:r/>
+            <w:pPr>
+              <w:spacing w:after="40" w:line="240" w:lineRule="auto"/>
+            </w:pPr>
+            <w:r>
+              <w:rPr>
+                <w:color w:val="FFFFFF"/>
+              </w:rPr>
+            </w:r>
             <w:r>
               <w:rPr>
                 <w:b/>
                 <w:i w:val="0"/>
+                <w:sz w:val="19"/>
               </w:rPr>
               <w:t>Comentariu editor</w:t>
             </w:r>
@@ -2355,14 +3366,19 @@
       <w:tr>
         <w:tc>
           <w:tcPr>
-            <w:tcW w:type="dxa" w:w="800"/>
+            <w:tcW w:type="dxa" w:w="640"/>
+            <w:vAlign w:val="top"/>
           </w:tcPr>
           <w:p>
+            <w:pPr>
+              <w:spacing w:after="40" w:line="240" w:lineRule="auto"/>
+            </w:pPr>
             <w:r/>
             <w:r>
               <w:rPr>
                 <w:b w:val="0"/>
                 <w:i w:val="0"/>
+                <w:sz w:val="19"/>
               </w:rPr>
               <w:t>G</w:t>
             </w:r>
@@ -2370,14 +3386,19 @@
         </w:tc>
         <w:tc>
           <w:tcPr>
-            <w:tcW w:type="dxa" w:w="1800"/>
+            <w:tcW w:type="dxa" w:w="2360"/>
+            <w:vAlign w:val="top"/>
           </w:tcPr>
           <w:p>
+            <w:pPr>
+              <w:spacing w:after="40" w:line="240" w:lineRule="auto"/>
+            </w:pPr>
             <w:r/>
             <w:r>
               <w:rPr>
                 <w:b w:val="0"/>
                 <w:i w:val="0"/>
+                <w:sz w:val="19"/>
               </w:rPr>
               <w:t>Radiografie standard (min. 2 incidențe)</w:t>
             </w:r>
@@ -2385,14 +3406,19 @@
         </w:tc>
         <w:tc>
           <w:tcPr>
-            <w:tcW w:type="dxa" w:w="3000"/>
+            <w:tcW w:type="dxa" w:w="1900"/>
+            <w:vAlign w:val="top"/>
           </w:tcPr>
           <w:p>
+            <w:pPr>
+              <w:spacing w:after="40" w:line="240" w:lineRule="auto"/>
+            </w:pPr>
             <w:r/>
             <w:r>
               <w:rPr>
                 <w:b w:val="0"/>
                 <w:i w:val="0"/>
+                <w:sz w:val="19"/>
               </w:rPr>
               <w:t>Indicat</w:t>
             </w:r>
@@ -2400,14 +3426,19 @@
         </w:tc>
         <w:tc>
           <w:tcPr>
-            <w:tcW w:type="dxa" w:w="900"/>
+            <w:tcW w:type="dxa" w:w="760"/>
+            <w:vAlign w:val="top"/>
           </w:tcPr>
           <w:p>
+            <w:pPr>
+              <w:spacing w:after="40" w:line="240" w:lineRule="auto"/>
+            </w:pPr>
             <w:r/>
             <w:r>
               <w:rPr>
                 <w:b w:val="0"/>
                 <w:i w:val="0"/>
+                <w:sz w:val="19"/>
               </w:rPr>
               <w:t>B</w:t>
             </w:r>
@@ -2415,14 +3446,19 @@
         </w:tc>
         <w:tc>
           <w:tcPr>
-            <w:tcW w:type="dxa" w:w="1100"/>
+            <w:tcW w:type="dxa" w:w="800"/>
+            <w:vAlign w:val="top"/>
           </w:tcPr>
           <w:p>
+            <w:pPr>
+              <w:spacing w:after="40" w:line="240" w:lineRule="auto"/>
+            </w:pPr>
             <w:r/>
             <w:r>
               <w:rPr>
                 <w:b w:val="0"/>
                 <w:i w:val="0"/>
+                <w:sz w:val="19"/>
               </w:rPr>
               <w:t>1</w:t>
             </w:r>
@@ -2430,14 +3466,19 @@
         </w:tc>
         <w:tc>
           <w:tcPr>
-            <w:tcW w:type="dxa" w:w="3000"/>
+            <w:tcW w:type="dxa" w:w="3400"/>
+            <w:vAlign w:val="top"/>
           </w:tcPr>
           <w:p>
+            <w:pPr>
+              <w:spacing w:after="40" w:line="240" w:lineRule="auto"/>
+            </w:pPr>
             <w:r/>
             <w:r>
               <w:rPr>
                 <w:b w:val="0"/>
                 <w:i w:val="0"/>
+                <w:sz w:val="19"/>
               </w:rPr>
               <w:t>Primă intenție (claviculă, mână/degete, femur diafizar, gambă etc.).</w:t>
             </w:r>
@@ -2445,28 +3486,38 @@
         </w:tc>
         <w:tc>
           <w:tcPr>
-            <w:tcW w:type="dxa" w:w="1500"/>
+            <w:tcW w:type="dxa" w:w="2100"/>
+            <w:vAlign w:val="top"/>
           </w:tcPr>
           <w:p>
+            <w:pPr>
+              <w:spacing w:after="40" w:line="240" w:lineRule="auto"/>
+            </w:pPr>
             <w:r/>
             <w:r>
               <w:rPr>
                 <w:b w:val="0"/>
                 <w:i w:val="0"/>
+                <w:sz w:val="19"/>
               </w:rPr>
             </w:r>
           </w:p>
         </w:tc>
         <w:tc>
           <w:tcPr>
-            <w:tcW w:type="dxa" w:w="1800"/>
+            <w:tcW w:type="dxa" w:w="3160"/>
+            <w:vAlign w:val="top"/>
           </w:tcPr>
           <w:p>
+            <w:pPr>
+              <w:spacing w:after="40" w:line="240" w:lineRule="auto"/>
+            </w:pPr>
             <w:r/>
             <w:r>
               <w:rPr>
                 <w:b w:val="0"/>
                 <w:i w:val="0"/>
+                <w:sz w:val="19"/>
               </w:rPr>
             </w:r>
           </w:p>
@@ -2475,14 +3526,19 @@
       <w:tr>
         <w:tc>
           <w:tcPr>
-            <w:tcW w:type="dxa" w:w="800"/>
+            <w:tcW w:type="dxa" w:w="640"/>
+            <w:vAlign w:val="top"/>
           </w:tcPr>
           <w:p>
+            <w:pPr>
+              <w:spacing w:after="40" w:line="240" w:lineRule="auto"/>
+            </w:pPr>
             <w:r/>
             <w:r>
               <w:rPr>
                 <w:b w:val="0"/>
                 <w:i w:val="0"/>
+                <w:sz w:val="19"/>
               </w:rPr>
               <w:t>T</w:t>
             </w:r>
@@ -2490,14 +3546,19 @@
         </w:tc>
         <w:tc>
           <w:tcPr>
-            <w:tcW w:type="dxa" w:w="1800"/>
+            <w:tcW w:type="dxa" w:w="2360"/>
+            <w:vAlign w:val="top"/>
           </w:tcPr>
           <w:p>
+            <w:pPr>
+              <w:spacing w:after="40" w:line="240" w:lineRule="auto"/>
+            </w:pPr>
             <w:r/>
             <w:r>
               <w:rPr>
                 <w:b w:val="0"/>
                 <w:i w:val="0"/>
+                <w:sz w:val="19"/>
               </w:rPr>
               <w:t>CT</w:t>
             </w:r>
@@ -2505,14 +3566,19 @@
         </w:tc>
         <w:tc>
           <w:tcPr>
-            <w:tcW w:type="dxa" w:w="3000"/>
+            <w:tcW w:type="dxa" w:w="1900"/>
+            <w:vAlign w:val="top"/>
           </w:tcPr>
           <w:p>
+            <w:pPr>
+              <w:spacing w:after="40" w:line="240" w:lineRule="auto"/>
+            </w:pPr>
             <w:r/>
             <w:r>
               <w:rPr>
                 <w:b w:val="0"/>
                 <w:i w:val="0"/>
+                <w:sz w:val="19"/>
               </w:rPr>
               <w:t>Doar în cazuri particulare</w:t>
             </w:r>
@@ -2520,14 +3586,19 @@
         </w:tc>
         <w:tc>
           <w:tcPr>
-            <w:tcW w:type="dxa" w:w="900"/>
+            <w:tcW w:type="dxa" w:w="760"/>
+            <w:vAlign w:val="top"/>
           </w:tcPr>
           <w:p>
+            <w:pPr>
+              <w:spacing w:after="40" w:line="240" w:lineRule="auto"/>
+            </w:pPr>
             <w:r/>
             <w:r>
               <w:rPr>
                 <w:b w:val="0"/>
                 <w:i w:val="0"/>
+                <w:sz w:val="19"/>
               </w:rPr>
               <w:t>B</w:t>
             </w:r>
@@ -2535,14 +3606,19 @@
         </w:tc>
         <w:tc>
           <w:tcPr>
-            <w:tcW w:type="dxa" w:w="1100"/>
+            <w:tcW w:type="dxa" w:w="800"/>
+            <w:vAlign w:val="top"/>
           </w:tcPr>
           <w:p>
+            <w:pPr>
+              <w:spacing w:after="40" w:line="240" w:lineRule="auto"/>
+            </w:pPr>
             <w:r/>
             <w:r>
               <w:rPr>
                 <w:b w:val="0"/>
                 <w:i w:val="0"/>
+                <w:sz w:val="19"/>
               </w:rPr>
               <w:t>2–3</w:t>
             </w:r>
@@ -2550,14 +3626,19 @@
         </w:tc>
         <w:tc>
           <w:tcPr>
-            <w:tcW w:type="dxa" w:w="3000"/>
+            <w:tcW w:type="dxa" w:w="3400"/>
+            <w:vAlign w:val="top"/>
           </w:tcPr>
           <w:p>
+            <w:pPr>
+              <w:spacing w:after="40" w:line="240" w:lineRule="auto"/>
+            </w:pPr>
             <w:r/>
             <w:r>
               <w:rPr>
                 <w:b w:val="0"/>
                 <w:i w:val="0"/>
+                <w:sz w:val="19"/>
               </w:rPr>
               <w:t>Fracturi complexe/intraarticulare, planificare chirurgicală.</w:t>
             </w:r>
@@ -2565,28 +3646,38 @@
         </w:tc>
         <w:tc>
           <w:tcPr>
-            <w:tcW w:type="dxa" w:w="1500"/>
+            <w:tcW w:type="dxa" w:w="2100"/>
+            <w:vAlign w:val="top"/>
           </w:tcPr>
           <w:p>
+            <w:pPr>
+              <w:spacing w:after="40" w:line="240" w:lineRule="auto"/>
+            </w:pPr>
             <w:r/>
             <w:r>
               <w:rPr>
                 <w:b w:val="0"/>
                 <w:i w:val="0"/>
+                <w:sz w:val="19"/>
               </w:rPr>
             </w:r>
           </w:p>
         </w:tc>
         <w:tc>
           <w:tcPr>
-            <w:tcW w:type="dxa" w:w="1800"/>
+            <w:tcW w:type="dxa" w:w="3160"/>
+            <w:vAlign w:val="top"/>
           </w:tcPr>
           <w:p>
+            <w:pPr>
+              <w:spacing w:after="40" w:line="240" w:lineRule="auto"/>
+            </w:pPr>
             <w:r/>
             <w:r>
               <w:rPr>
                 <w:b w:val="0"/>
                 <w:i w:val="0"/>
+                <w:sz w:val="19"/>
               </w:rPr>
             </w:r>
           </w:p>
@@ -2595,14 +3686,19 @@
       <w:tr>
         <w:tc>
           <w:tcPr>
-            <w:tcW w:type="dxa" w:w="800"/>
+            <w:tcW w:type="dxa" w:w="640"/>
+            <w:vAlign w:val="top"/>
           </w:tcPr>
           <w:p>
+            <w:pPr>
+              <w:spacing w:after="40" w:line="240" w:lineRule="auto"/>
+            </w:pPr>
             <w:r/>
             <w:r>
               <w:rPr>
                 <w:b w:val="0"/>
                 <w:i w:val="0"/>
+                <w:sz w:val="19"/>
               </w:rPr>
               <w:t>M</w:t>
             </w:r>
@@ -2610,14 +3706,19 @@
         </w:tc>
         <w:tc>
           <w:tcPr>
-            <w:tcW w:type="dxa" w:w="1800"/>
+            <w:tcW w:type="dxa" w:w="2360"/>
+            <w:vAlign w:val="top"/>
           </w:tcPr>
           <w:p>
+            <w:pPr>
+              <w:spacing w:after="40" w:line="240" w:lineRule="auto"/>
+            </w:pPr>
             <w:r/>
             <w:r>
               <w:rPr>
                 <w:b w:val="0"/>
                 <w:i w:val="0"/>
+                <w:sz w:val="19"/>
               </w:rPr>
               <w:t>IRM</w:t>
             </w:r>
@@ -2625,14 +3726,19 @@
         </w:tc>
         <w:tc>
           <w:tcPr>
-            <w:tcW w:type="dxa" w:w="3000"/>
+            <w:tcW w:type="dxa" w:w="1900"/>
+            <w:vAlign w:val="top"/>
           </w:tcPr>
           <w:p>
+            <w:pPr>
+              <w:spacing w:after="40" w:line="240" w:lineRule="auto"/>
+            </w:pPr>
             <w:r/>
             <w:r>
               <w:rPr>
                 <w:b w:val="0"/>
                 <w:i w:val="0"/>
+                <w:sz w:val="19"/>
               </w:rPr>
               <w:t>Doar în cazuri particulare</w:t>
             </w:r>
@@ -2640,14 +3746,19 @@
         </w:tc>
         <w:tc>
           <w:tcPr>
-            <w:tcW w:type="dxa" w:w="900"/>
+            <w:tcW w:type="dxa" w:w="760"/>
+            <w:vAlign w:val="top"/>
           </w:tcPr>
           <w:p>
+            <w:pPr>
+              <w:spacing w:after="40" w:line="240" w:lineRule="auto"/>
+            </w:pPr>
             <w:r/>
             <w:r>
               <w:rPr>
                 <w:b w:val="0"/>
                 <w:i w:val="0"/>
+                <w:sz w:val="19"/>
               </w:rPr>
               <w:t>B</w:t>
             </w:r>
@@ -2655,14 +3766,19 @@
         </w:tc>
         <w:tc>
           <w:tcPr>
-            <w:tcW w:type="dxa" w:w="1100"/>
+            <w:tcW w:type="dxa" w:w="800"/>
+            <w:vAlign w:val="top"/>
           </w:tcPr>
           <w:p>
+            <w:pPr>
+              <w:spacing w:after="40" w:line="240" w:lineRule="auto"/>
+            </w:pPr>
             <w:r/>
             <w:r>
               <w:rPr>
                 <w:b w:val="0"/>
                 <w:i w:val="0"/>
+                <w:sz w:val="19"/>
               </w:rPr>
               <w:t>0</w:t>
             </w:r>
@@ -2670,14 +3786,19 @@
         </w:tc>
         <w:tc>
           <w:tcPr>
-            <w:tcW w:type="dxa" w:w="3000"/>
+            <w:tcW w:type="dxa" w:w="3400"/>
+            <w:vAlign w:val="top"/>
           </w:tcPr>
           <w:p>
+            <w:pPr>
+              <w:spacing w:after="40" w:line="240" w:lineRule="auto"/>
+            </w:pPr>
             <w:r/>
             <w:r>
               <w:rPr>
                 <w:b w:val="0"/>
                 <w:i w:val="0"/>
+                <w:sz w:val="19"/>
               </w:rPr>
               <w:t>Fracturi oculte (ex. scafoid), leziuni de părți moi/ligamentare.</w:t>
             </w:r>
@@ -2685,28 +3806,38 @@
         </w:tc>
         <w:tc>
           <w:tcPr>
-            <w:tcW w:type="dxa" w:w="1500"/>
+            <w:tcW w:type="dxa" w:w="2100"/>
+            <w:vAlign w:val="top"/>
           </w:tcPr>
           <w:p>
+            <w:pPr>
+              <w:spacing w:after="40" w:line="240" w:lineRule="auto"/>
+            </w:pPr>
             <w:r/>
             <w:r>
               <w:rPr>
                 <w:b w:val="0"/>
                 <w:i w:val="0"/>
+                <w:sz w:val="19"/>
               </w:rPr>
             </w:r>
           </w:p>
         </w:tc>
         <w:tc>
           <w:tcPr>
-            <w:tcW w:type="dxa" w:w="1800"/>
+            <w:tcW w:type="dxa" w:w="3160"/>
+            <w:vAlign w:val="top"/>
           </w:tcPr>
           <w:p>
+            <w:pPr>
+              <w:spacing w:after="40" w:line="240" w:lineRule="auto"/>
+            </w:pPr>
             <w:r/>
             <w:r>
               <w:rPr>
                 <w:b w:val="0"/>
                 <w:i w:val="0"/>
+                <w:sz w:val="19"/>
               </w:rPr>
             </w:r>
           </w:p>
@@ -2719,25 +3850,82 @@
         <w:pStyle w:val="Heading2"/>
       </w:pPr>
       <w:r>
-        <w:rPr>
-          <w:color w:val="1C5D8C"/>
-        </w:rPr>
         <w:t>4. Duplicate de rezolvat</w:t>
       </w:r>
     </w:p>
     <w:p>
       <w:r>
-        <w:t>(niciun duplicat deschis pentru acest capitol)</w:t>
+        <w:rPr>
+          <w:i/>
+          <w:color w:val="555555"/>
+        </w:rPr>
+        <w:t>Niciun duplicat deschis pentru acest capitol.</w:t>
       </w:r>
     </w:p>
     <w:sectPr>
-      <w:pgSz w:w="15840" w:h="12240" w:orient="landscape"/>
-      <w:pgMar w:top="1440" w:right="850" w:bottom="1440" w:left="850" w:header="720" w:footer="720" w:gutter="0"/>
+      <w:footerReference w:type="default" r:id="rId9"/>
+      <w:pgSz w:w="16838" w:h="11906" w:orient="landscape"/>
+      <w:pgMar w:top="850" w:right="850" w:bottom="850" w:left="850" w:header="720" w:footer="720" w:gutter="0"/>
       <w:cols w:space="720"/>
       <w:docGrid w:linePitch="360"/>
     </w:sectPr>
   </w:body>
 </w:document>
+</file>
+
+<file path=word/footer1.xml><?xml version="1.0" encoding="utf-8"?>
+<w:ftr xmlns:m="http://schemas.openxmlformats.org/officeDocument/2006/math" xmlns:mc="http://schemas.openxmlformats.org/markup-compatibility/2006" xmlns:mo="http://schemas.microsoft.com/office/mac/office/2008/main" xmlns:mv="urn:schemas-microsoft-com:mac:vml" xmlns:o="urn:schemas-microsoft-com:office:office" xmlns:r="http://schemas.openxmlformats.org/officeDocument/2006/relationships" xmlns:v="urn:schemas-microsoft-com:vml" xmlns:w10="urn:schemas-microsoft-com:office:word" xmlns:w14="http://schemas.microsoft.com/office/word/2010/wordml" xmlns:w="http://schemas.openxmlformats.org/wordprocessingml/2006/main" xmlns:wne="http://schemas.microsoft.com/office/word/2006/wordml" xmlns:wp14="http://schemas.microsoft.com/office/word/2010/wordprocessingDrawing" xmlns:wp="http://schemas.openxmlformats.org/drawingml/2006/wordprocessingDrawing" xmlns:wpc="http://schemas.microsoft.com/office/word/2010/wordprocessingCanvas" xmlns:wpg="http://schemas.microsoft.com/office/word/2010/wordprocessingGroup" xmlns:wpi="http://schemas.microsoft.com/office/word/2010/wordprocessingInk" xmlns:wps="http://schemas.microsoft.com/office/word/2010/wordprocessingShape" mc:Ignorable="w14 wp14">
+  <w:p>
+    <w:pPr>
+      <w:pStyle w:val="Footer"/>
+      <w:tabs>
+        <w:tab w:pos="4680" w:val="clear"/>
+        <w:tab w:pos="9360" w:val="clear"/>
+        <w:tab w:pos="15138" w:val="right"/>
+      </w:tabs>
+    </w:pPr>
+    <w:r>
+      <w:rPr>
+        <w:color w:val="555555"/>
+        <w:sz w:val="18"/>
+      </w:rPr>
+      <w:t>Traumatisme — pachet de review</w:t>
+      <w:tab/>
+    </w:r>
+    <w:r>
+      <w:rPr>
+        <w:color w:val="555555"/>
+        <w:sz w:val="18"/>
+      </w:rPr>
+      <w:t xml:space="preserve">Pagina </w:t>
+    </w:r>
+    <w:r>
+      <w:rPr>
+        <w:color w:val="555555"/>
+        <w:sz w:val="18"/>
+      </w:rPr>
+      <w:fldChar w:fldCharType="begin"/>
+      <w:instrText xml:space="preserve">PAGE</w:instrText>
+      <w:fldChar w:fldCharType="end"/>
+    </w:r>
+    <w:r>
+      <w:rPr>
+        <w:color w:val="555555"/>
+        <w:sz w:val="18"/>
+      </w:rPr>
+      <w:t xml:space="preserve"> din </w:t>
+    </w:r>
+    <w:r>
+      <w:rPr>
+        <w:color w:val="555555"/>
+        <w:sz w:val="18"/>
+      </w:rPr>
+      <w:fldChar w:fldCharType="begin"/>
+      <w:instrText xml:space="preserve">NUMPAGES</w:instrText>
+      <w:fldChar w:fldCharType="end"/>
+    </w:r>
+  </w:p>
+</w:ftr>
 </file>
 
 <file path=word/numbering.xml><?xml version="1.0" encoding="utf-8"?>
@@ -3103,6 +4291,13 @@
     <w:name w:val="Normal"/>
     <w:qFormat/>
     <w:rsid w:val="00FC693F"/>
+    <w:pPr>
+      <w:spacing w:after="160" w:line="276" w:lineRule="auto"/>
+    </w:pPr>
+    <w:rPr>
+      <w:rFonts w:ascii="Calibri" w:hAnsi="Calibri" w:eastAsia="Calibri"/>
+      <w:sz w:val="22"/>
+    </w:rPr>
   </w:style>
   <w:style w:type="paragraph" w:styleId="Header">
     <w:name w:val="header"/>
@@ -3159,15 +4354,15 @@
     <w:pPr>
       <w:keepNext/>
       <w:keepLines/>
-      <w:spacing w:before="480" w:after="0"/>
+      <w:spacing w:before="0" w:after="120"/>
       <w:outlineLvl w:val="0"/>
     </w:pPr>
     <w:rPr>
-      <w:rFonts w:asciiTheme="majorHAnsi" w:eastAsiaTheme="majorEastAsia" w:hAnsiTheme="majorHAnsi" w:cstheme="majorBidi"/>
+      <w:rFonts w:asciiTheme="majorHAnsi" w:eastAsiaTheme="majorEastAsia" w:hAnsiTheme="majorHAnsi" w:cstheme="majorBidi" w:ascii="Calibri" w:hAnsi="Calibri"/>
       <w:b/>
       <w:bCs/>
-      <w:color w:val="365F91" w:themeColor="accent1" w:themeShade="BF"/>
-      <w:sz w:val="28"/>
+      <w:color w:val="1C5D8C"/>
+      <w:sz w:val="40"/>
       <w:szCs w:val="28"/>
     </w:rPr>
   </w:style>
@@ -3183,14 +4378,14 @@
     <w:pPr>
       <w:keepNext/>
       <w:keepLines/>
-      <w:spacing w:before="200" w:after="0"/>
+      <w:spacing w:before="320" w:after="120"/>
       <w:outlineLvl w:val="1"/>
     </w:pPr>
     <w:rPr>
-      <w:rFonts w:asciiTheme="majorHAnsi" w:eastAsiaTheme="majorEastAsia" w:hAnsiTheme="majorHAnsi" w:cstheme="majorBidi"/>
+      <w:rFonts w:asciiTheme="majorHAnsi" w:eastAsiaTheme="majorEastAsia" w:hAnsiTheme="majorHAnsi" w:cstheme="majorBidi" w:ascii="Calibri" w:hAnsi="Calibri"/>
       <w:b/>
       <w:bCs/>
-      <w:color w:val="4F81BD" w:themeColor="accent1"/>
+      <w:color w:val="1C5D8C"/>
       <w:sz w:val="26"/>
       <w:szCs w:val="26"/>
     </w:rPr>
@@ -3207,14 +4402,15 @@
     <w:pPr>
       <w:keepNext/>
       <w:keepLines/>
-      <w:spacing w:before="200" w:after="0"/>
+      <w:spacing w:before="240" w:after="80"/>
       <w:outlineLvl w:val="2"/>
     </w:pPr>
     <w:rPr>
-      <w:rFonts w:asciiTheme="majorHAnsi" w:eastAsiaTheme="majorEastAsia" w:hAnsiTheme="majorHAnsi" w:cstheme="majorBidi"/>
+      <w:rFonts w:asciiTheme="majorHAnsi" w:eastAsiaTheme="majorEastAsia" w:hAnsiTheme="majorHAnsi" w:cstheme="majorBidi" w:ascii="Calibri" w:hAnsi="Calibri"/>
       <w:b/>
       <w:bCs/>
-      <w:color w:val="4F81BD" w:themeColor="accent1"/>
+      <w:color w:val="1C5D8C"/>
+      <w:sz w:val="23"/>
     </w:rPr>
   </w:style>
   <w:style w:type="paragraph" w:styleId="Heading4">
@@ -3630,8 +4826,13 @@
       <w:numPr>
         <w:numId w:val="1"/>
       </w:numPr>
+      <w:spacing w:before="0" w:after="80"/>
       <w:contextualSpacing/>
     </w:pPr>
+    <w:rPr>
+      <w:rFonts w:ascii="Calibri" w:hAnsi="Calibri"/>
+      <w:sz w:val="22"/>
+    </w:rPr>
   </w:style>
   <w:style w:type="paragraph" w:styleId="ListBullet2">
     <w:name w:val="List Bullet 2"/>

--- a/pentru-editori/02-traumatisme/02-traumatisme.docx
+++ b/pentru-editori/02-traumatisme/02-traumatisme.docx
@@ -33,7 +33,7 @@
     </w:p>
     <w:p>
       <w:r>
-        <w:t>Documentul cuprinde, pentru capitolul dumneavoastră: modificările deja aplicate (informativ), problemele rămase de decis, propunerile de conținut nou și duplicatele de rezolvat. Conținutul actual al capitolului nu este reprodus aici — vine din fișierul GHID.csv, transmis alături.</w:t>
+        <w:t>Documentul cuprinde, pentru capitolul dumneavoastră: modificările deja aplicate (informativ), problemele rămase de decis, propunerile de conținut nou și duplicatele de rezolvat. Conținutul actual al capitolului nu este reprodus aici — vine din fișierele GHID.csv și GHID.html, atașate.</w:t>
       </w:r>
     </w:p>
     <w:p>
@@ -47,7 +47,7 @@
           <w:i/>
           <w:color w:val="555555"/>
         </w:rPr>
-        <w:t>Transmise alături: GHID.csv — conținutul integral al ghidului — și memoul „Decizii structurale comune”, de citit înaintea acestui pachet.</w:t>
+        <w:t>Atașate: GHID.csv și GHID.html — conținutul integral al ghidului — și memoul „Decizii structurale comune”, de citit înaintea acestui pachet.</w:t>
       </w:r>
     </w:p>
     <w:p>
@@ -123,13 +123,9 @@
             </w:pPr>
             <w:r>
               <w:rPr>
-                <w:color w:val="FFFFFF"/>
-              </w:rPr>
-            </w:r>
-            <w:r>
-              <w:rPr>
                 <w:b/>
                 <w:i w:val="0"/>
+                <w:color w:val="FFFFFF"/>
                 <w:sz w:val="19"/>
               </w:rPr>
               <w:t>Problemă</w:t>
@@ -148,13 +144,9 @@
             </w:pPr>
             <w:r>
               <w:rPr>
-                <w:color w:val="FFFFFF"/>
-              </w:rPr>
-            </w:r>
-            <w:r>
-              <w:rPr>
                 <w:b/>
                 <w:i w:val="0"/>
+                <w:color w:val="FFFFFF"/>
                 <w:sz w:val="19"/>
               </w:rPr>
               <w:t>Decizie</w:t>
@@ -173,13 +165,9 @@
             </w:pPr>
             <w:r>
               <w:rPr>
-                <w:color w:val="FFFFFF"/>
-              </w:rPr>
-            </w:r>
-            <w:r>
-              <w:rPr>
                 <w:b/>
                 <w:i w:val="0"/>
+                <w:color w:val="FFFFFF"/>
                 <w:sz w:val="19"/>
               </w:rPr>
               <w:t>Comentariu</w:t>
@@ -197,7 +185,6 @@
             <w:pPr>
               <w:spacing w:after="60" w:line="240" w:lineRule="auto"/>
             </w:pPr>
-            <w:r/>
             <w:r>
               <w:rPr>
                 <w:b/>
@@ -261,7 +248,6 @@
             <w:pPr>
               <w:spacing w:after="40" w:line="240" w:lineRule="auto"/>
             </w:pPr>
-            <w:r/>
             <w:r>
               <w:rPr>
                 <w:b w:val="0"/>
@@ -280,7 +266,6 @@
             <w:pPr>
               <w:spacing w:after="40" w:line="240" w:lineRule="auto"/>
             </w:pPr>
-            <w:r/>
             <w:r>
               <w:rPr>
                 <w:b w:val="0"/>
@@ -301,7 +286,6 @@
             <w:pPr>
               <w:spacing w:after="60" w:line="240" w:lineRule="auto"/>
             </w:pPr>
-            <w:r/>
             <w:r>
               <w:rPr>
                 <w:b/>
@@ -354,7 +338,6 @@
             <w:pPr>
               <w:spacing w:after="40" w:line="240" w:lineRule="auto"/>
             </w:pPr>
-            <w:r/>
             <w:r>
               <w:rPr>
                 <w:b w:val="0"/>
@@ -373,7 +356,6 @@
             <w:pPr>
               <w:spacing w:after="40" w:line="240" w:lineRule="auto"/>
             </w:pPr>
-            <w:r/>
             <w:r>
               <w:rPr>
                 <w:b w:val="0"/>
@@ -395,7 +377,7 @@
     </w:p>
     <w:p>
       <w:r>
-        <w:t>Gradele și dozele sunt orientative — se validează clinic. Fiecare rând se aprobă, se respinge sau se amână separat.</w:t>
+        <w:t>Gradele și dozele sunt orientative — necesită validare. Fiecare rând, separat, se aprobă, se respinge sau se amână.</w:t>
       </w:r>
     </w:p>
     <w:p>
@@ -448,13 +430,9 @@
             </w:pPr>
             <w:r>
               <w:rPr>
-                <w:color w:val="FFFFFF"/>
-              </w:rPr>
-            </w:r>
-            <w:r>
-              <w:rPr>
                 <w:b/>
                 <w:i w:val="0"/>
+                <w:color w:val="FFFFFF"/>
                 <w:sz w:val="19"/>
               </w:rPr>
               <w:t>Tip</w:t>
@@ -473,13 +451,9 @@
             </w:pPr>
             <w:r>
               <w:rPr>
-                <w:color w:val="FFFFFF"/>
-              </w:rPr>
-            </w:r>
-            <w:r>
-              <w:rPr>
                 <w:b/>
                 <w:i w:val="0"/>
+                <w:color w:val="FFFFFF"/>
                 <w:sz w:val="19"/>
               </w:rPr>
               <w:t>Examen</w:t>
@@ -498,13 +472,9 @@
             </w:pPr>
             <w:r>
               <w:rPr>
-                <w:color w:val="FFFFFF"/>
-              </w:rPr>
-            </w:r>
-            <w:r>
-              <w:rPr>
                 <w:b/>
                 <w:i w:val="0"/>
+                <w:color w:val="FFFFFF"/>
                 <w:sz w:val="19"/>
               </w:rPr>
               <w:t>Indicație</w:t>
@@ -523,13 +493,9 @@
             </w:pPr>
             <w:r>
               <w:rPr>
-                <w:color w:val="FFFFFF"/>
-              </w:rPr>
-            </w:r>
-            <w:r>
-              <w:rPr>
                 <w:b/>
                 <w:i w:val="0"/>
+                <w:color w:val="FFFFFF"/>
                 <w:sz w:val="19"/>
               </w:rPr>
               <w:t>Grad</w:t>
@@ -548,13 +514,9 @@
             </w:pPr>
             <w:r>
               <w:rPr>
-                <w:color w:val="FFFFFF"/>
-              </w:rPr>
-            </w:r>
-            <w:r>
-              <w:rPr>
                 <w:b/>
                 <w:i w:val="0"/>
+                <w:color w:val="FFFFFF"/>
                 <w:sz w:val="19"/>
               </w:rPr>
               <w:t>Doză</w:t>
@@ -573,13 +535,9 @@
             </w:pPr>
             <w:r>
               <w:rPr>
-                <w:color w:val="FFFFFF"/>
-              </w:rPr>
-            </w:r>
-            <w:r>
-              <w:rPr>
                 <w:b/>
                 <w:i w:val="0"/>
+                <w:color w:val="FFFFFF"/>
                 <w:sz w:val="19"/>
               </w:rPr>
               <w:t>Comentarii</w:t>
@@ -598,13 +556,9 @@
             </w:pPr>
             <w:r>
               <w:rPr>
-                <w:color w:val="FFFFFF"/>
-              </w:rPr>
-            </w:r>
-            <w:r>
-              <w:rPr>
                 <w:b/>
                 <w:i w:val="0"/>
+                <w:color w:val="FFFFFF"/>
                 <w:sz w:val="19"/>
               </w:rPr>
               <w:t>Decizie</w:t>
@@ -623,13 +577,9 @@
             </w:pPr>
             <w:r>
               <w:rPr>
-                <w:color w:val="FFFFFF"/>
-              </w:rPr>
-            </w:r>
-            <w:r>
-              <w:rPr>
                 <w:b/>
                 <w:i w:val="0"/>
+                <w:color w:val="FFFFFF"/>
                 <w:sz w:val="19"/>
               </w:rPr>
               <w:t>Comentariu editor</w:t>
@@ -647,7 +597,6 @@
             <w:pPr>
               <w:spacing w:after="40" w:line="240" w:lineRule="auto"/>
             </w:pPr>
-            <w:r/>
             <w:r>
               <w:rPr>
                 <w:b w:val="0"/>
@@ -667,7 +616,6 @@
             <w:pPr>
               <w:spacing w:after="40" w:line="240" w:lineRule="auto"/>
             </w:pPr>
-            <w:r/>
             <w:r>
               <w:rPr>
                 <w:b w:val="0"/>
@@ -687,7 +635,6 @@
             <w:pPr>
               <w:spacing w:after="40" w:line="240" w:lineRule="auto"/>
             </w:pPr>
-            <w:r/>
             <w:r>
               <w:rPr>
                 <w:b w:val="0"/>
@@ -707,7 +654,6 @@
             <w:pPr>
               <w:spacing w:after="40" w:line="240" w:lineRule="auto"/>
             </w:pPr>
-            <w:r/>
             <w:r>
               <w:rPr>
                 <w:b w:val="0"/>
@@ -727,7 +673,6 @@
             <w:pPr>
               <w:spacing w:after="40" w:line="240" w:lineRule="auto"/>
             </w:pPr>
-            <w:r/>
             <w:r>
               <w:rPr>
                 <w:b w:val="0"/>
@@ -747,7 +692,6 @@
             <w:pPr>
               <w:spacing w:after="40" w:line="240" w:lineRule="auto"/>
             </w:pPr>
-            <w:r/>
             <w:r>
               <w:rPr>
                 <w:b w:val="0"/>
@@ -767,7 +711,6 @@
             <w:pPr>
               <w:spacing w:after="40" w:line="240" w:lineRule="auto"/>
             </w:pPr>
-            <w:r/>
             <w:r>
               <w:rPr>
                 <w:b w:val="0"/>
@@ -786,7 +729,6 @@
             <w:pPr>
               <w:spacing w:after="40" w:line="240" w:lineRule="auto"/>
             </w:pPr>
-            <w:r/>
             <w:r>
               <w:rPr>
                 <w:b w:val="0"/>
@@ -849,13 +791,9 @@
             </w:pPr>
             <w:r>
               <w:rPr>
-                <w:color w:val="FFFFFF"/>
-              </w:rPr>
-            </w:r>
-            <w:r>
-              <w:rPr>
                 <w:b/>
                 <w:i w:val="0"/>
+                <w:color w:val="FFFFFF"/>
                 <w:sz w:val="19"/>
               </w:rPr>
               <w:t>Tip</w:t>
@@ -874,13 +812,9 @@
             </w:pPr>
             <w:r>
               <w:rPr>
-                <w:color w:val="FFFFFF"/>
-              </w:rPr>
-            </w:r>
-            <w:r>
-              <w:rPr>
                 <w:b/>
                 <w:i w:val="0"/>
+                <w:color w:val="FFFFFF"/>
                 <w:sz w:val="19"/>
               </w:rPr>
               <w:t>Examen</w:t>
@@ -899,13 +833,9 @@
             </w:pPr>
             <w:r>
               <w:rPr>
-                <w:color w:val="FFFFFF"/>
-              </w:rPr>
-            </w:r>
-            <w:r>
-              <w:rPr>
                 <w:b/>
                 <w:i w:val="0"/>
+                <w:color w:val="FFFFFF"/>
                 <w:sz w:val="19"/>
               </w:rPr>
               <w:t>Indicație</w:t>
@@ -924,13 +854,9 @@
             </w:pPr>
             <w:r>
               <w:rPr>
-                <w:color w:val="FFFFFF"/>
-              </w:rPr>
-            </w:r>
-            <w:r>
-              <w:rPr>
                 <w:b/>
                 <w:i w:val="0"/>
+                <w:color w:val="FFFFFF"/>
                 <w:sz w:val="19"/>
               </w:rPr>
               <w:t>Grad</w:t>
@@ -949,13 +875,9 @@
             </w:pPr>
             <w:r>
               <w:rPr>
-                <w:color w:val="FFFFFF"/>
-              </w:rPr>
-            </w:r>
-            <w:r>
-              <w:rPr>
                 <w:b/>
                 <w:i w:val="0"/>
+                <w:color w:val="FFFFFF"/>
                 <w:sz w:val="19"/>
               </w:rPr>
               <w:t>Doză</w:t>
@@ -974,13 +896,9 @@
             </w:pPr>
             <w:r>
               <w:rPr>
-                <w:color w:val="FFFFFF"/>
-              </w:rPr>
-            </w:r>
-            <w:r>
-              <w:rPr>
                 <w:b/>
                 <w:i w:val="0"/>
+                <w:color w:val="FFFFFF"/>
                 <w:sz w:val="19"/>
               </w:rPr>
               <w:t>Comentarii</w:t>
@@ -999,13 +917,9 @@
             </w:pPr>
             <w:r>
               <w:rPr>
-                <w:color w:val="FFFFFF"/>
-              </w:rPr>
-            </w:r>
-            <w:r>
-              <w:rPr>
                 <w:b/>
                 <w:i w:val="0"/>
+                <w:color w:val="FFFFFF"/>
                 <w:sz w:val="19"/>
               </w:rPr>
               <w:t>Decizie</w:t>
@@ -1024,13 +938,9 @@
             </w:pPr>
             <w:r>
               <w:rPr>
-                <w:color w:val="FFFFFF"/>
-              </w:rPr>
-            </w:r>
-            <w:r>
-              <w:rPr>
                 <w:b/>
                 <w:i w:val="0"/>
+                <w:color w:val="FFFFFF"/>
                 <w:sz w:val="19"/>
               </w:rPr>
               <w:t>Comentariu editor</w:t>
@@ -1048,7 +958,6 @@
             <w:pPr>
               <w:spacing w:after="40" w:line="240" w:lineRule="auto"/>
             </w:pPr>
-            <w:r/>
             <w:r>
               <w:rPr>
                 <w:b w:val="0"/>
@@ -1068,7 +977,6 @@
             <w:pPr>
               <w:spacing w:after="40" w:line="240" w:lineRule="auto"/>
             </w:pPr>
-            <w:r/>
             <w:r>
               <w:rPr>
                 <w:b w:val="0"/>
@@ -1088,7 +996,6 @@
             <w:pPr>
               <w:spacing w:after="40" w:line="240" w:lineRule="auto"/>
             </w:pPr>
-            <w:r/>
             <w:r>
               <w:rPr>
                 <w:b w:val="0"/>
@@ -1108,7 +1015,6 @@
             <w:pPr>
               <w:spacing w:after="40" w:line="240" w:lineRule="auto"/>
             </w:pPr>
-            <w:r/>
             <w:r>
               <w:rPr>
                 <w:b w:val="0"/>
@@ -1128,7 +1034,6 @@
             <w:pPr>
               <w:spacing w:after="40" w:line="240" w:lineRule="auto"/>
             </w:pPr>
-            <w:r/>
             <w:r>
               <w:rPr>
                 <w:b w:val="0"/>
@@ -1148,7 +1053,6 @@
             <w:pPr>
               <w:spacing w:after="40" w:line="240" w:lineRule="auto"/>
             </w:pPr>
-            <w:r/>
             <w:r>
               <w:rPr>
                 <w:b w:val="0"/>
@@ -1168,7 +1072,6 @@
             <w:pPr>
               <w:spacing w:after="40" w:line="240" w:lineRule="auto"/>
             </w:pPr>
-            <w:r/>
             <w:r>
               <w:rPr>
                 <w:b w:val="0"/>
@@ -1187,7 +1090,6 @@
             <w:pPr>
               <w:spacing w:after="40" w:line="240" w:lineRule="auto"/>
             </w:pPr>
-            <w:r/>
             <w:r>
               <w:rPr>
                 <w:b w:val="0"/>
@@ -1250,13 +1152,9 @@
             </w:pPr>
             <w:r>
               <w:rPr>
-                <w:color w:val="FFFFFF"/>
-              </w:rPr>
-            </w:r>
-            <w:r>
-              <w:rPr>
                 <w:b/>
                 <w:i w:val="0"/>
+                <w:color w:val="FFFFFF"/>
                 <w:sz w:val="19"/>
               </w:rPr>
               <w:t>Tip</w:t>
@@ -1275,13 +1173,9 @@
             </w:pPr>
             <w:r>
               <w:rPr>
-                <w:color w:val="FFFFFF"/>
-              </w:rPr>
-            </w:r>
-            <w:r>
-              <w:rPr>
                 <w:b/>
                 <w:i w:val="0"/>
+                <w:color w:val="FFFFFF"/>
                 <w:sz w:val="19"/>
               </w:rPr>
               <w:t>Examen</w:t>
@@ -1300,13 +1194,9 @@
             </w:pPr>
             <w:r>
               <w:rPr>
-                <w:color w:val="FFFFFF"/>
-              </w:rPr>
-            </w:r>
-            <w:r>
-              <w:rPr>
                 <w:b/>
                 <w:i w:val="0"/>
+                <w:color w:val="FFFFFF"/>
                 <w:sz w:val="19"/>
               </w:rPr>
               <w:t>Indicație</w:t>
@@ -1325,13 +1215,9 @@
             </w:pPr>
             <w:r>
               <w:rPr>
-                <w:color w:val="FFFFFF"/>
-              </w:rPr>
-            </w:r>
-            <w:r>
-              <w:rPr>
                 <w:b/>
                 <w:i w:val="0"/>
+                <w:color w:val="FFFFFF"/>
                 <w:sz w:val="19"/>
               </w:rPr>
               <w:t>Grad</w:t>
@@ -1350,13 +1236,9 @@
             </w:pPr>
             <w:r>
               <w:rPr>
-                <w:color w:val="FFFFFF"/>
-              </w:rPr>
-            </w:r>
-            <w:r>
-              <w:rPr>
                 <w:b/>
                 <w:i w:val="0"/>
+                <w:color w:val="FFFFFF"/>
                 <w:sz w:val="19"/>
               </w:rPr>
               <w:t>Doză</w:t>
@@ -1375,13 +1257,9 @@
             </w:pPr>
             <w:r>
               <w:rPr>
-                <w:color w:val="FFFFFF"/>
-              </w:rPr>
-            </w:r>
-            <w:r>
-              <w:rPr>
                 <w:b/>
                 <w:i w:val="0"/>
+                <w:color w:val="FFFFFF"/>
                 <w:sz w:val="19"/>
               </w:rPr>
               <w:t>Comentarii</w:t>
@@ -1400,13 +1278,9 @@
             </w:pPr>
             <w:r>
               <w:rPr>
-                <w:color w:val="FFFFFF"/>
-              </w:rPr>
-            </w:r>
-            <w:r>
-              <w:rPr>
                 <w:b/>
                 <w:i w:val="0"/>
+                <w:color w:val="FFFFFF"/>
                 <w:sz w:val="19"/>
               </w:rPr>
               <w:t>Decizie</w:t>
@@ -1425,13 +1299,9 @@
             </w:pPr>
             <w:r>
               <w:rPr>
-                <w:color w:val="FFFFFF"/>
-              </w:rPr>
-            </w:r>
-            <w:r>
-              <w:rPr>
                 <w:b/>
                 <w:i w:val="0"/>
+                <w:color w:val="FFFFFF"/>
                 <w:sz w:val="19"/>
               </w:rPr>
               <w:t>Comentariu editor</w:t>
@@ -1449,7 +1319,6 @@
             <w:pPr>
               <w:spacing w:after="40" w:line="240" w:lineRule="auto"/>
             </w:pPr>
-            <w:r/>
             <w:r>
               <w:rPr>
                 <w:b w:val="0"/>
@@ -1469,7 +1338,6 @@
             <w:pPr>
               <w:spacing w:after="40" w:line="240" w:lineRule="auto"/>
             </w:pPr>
-            <w:r/>
             <w:r>
               <w:rPr>
                 <w:b w:val="0"/>
@@ -1489,7 +1357,6 @@
             <w:pPr>
               <w:spacing w:after="40" w:line="240" w:lineRule="auto"/>
             </w:pPr>
-            <w:r/>
             <w:r>
               <w:rPr>
                 <w:b w:val="0"/>
@@ -1509,7 +1376,6 @@
             <w:pPr>
               <w:spacing w:after="40" w:line="240" w:lineRule="auto"/>
             </w:pPr>
-            <w:r/>
             <w:r>
               <w:rPr>
                 <w:b w:val="0"/>
@@ -1529,7 +1395,6 @@
             <w:pPr>
               <w:spacing w:after="40" w:line="240" w:lineRule="auto"/>
             </w:pPr>
-            <w:r/>
             <w:r>
               <w:rPr>
                 <w:b w:val="0"/>
@@ -1549,7 +1414,6 @@
             <w:pPr>
               <w:spacing w:after="40" w:line="240" w:lineRule="auto"/>
             </w:pPr>
-            <w:r/>
             <w:r>
               <w:rPr>
                 <w:b w:val="0"/>
@@ -1569,7 +1433,6 @@
             <w:pPr>
               <w:spacing w:after="40" w:line="240" w:lineRule="auto"/>
             </w:pPr>
-            <w:r/>
             <w:r>
               <w:rPr>
                 <w:b w:val="0"/>
@@ -1588,7 +1451,6 @@
             <w:pPr>
               <w:spacing w:after="40" w:line="240" w:lineRule="auto"/>
             </w:pPr>
-            <w:r/>
             <w:r>
               <w:rPr>
                 <w:b w:val="0"/>
@@ -1609,7 +1471,6 @@
             <w:pPr>
               <w:spacing w:after="40" w:line="240" w:lineRule="auto"/>
             </w:pPr>
-            <w:r/>
             <w:r>
               <w:rPr>
                 <w:b w:val="0"/>
@@ -1629,7 +1490,6 @@
             <w:pPr>
               <w:spacing w:after="40" w:line="240" w:lineRule="auto"/>
             </w:pPr>
-            <w:r/>
             <w:r>
               <w:rPr>
                 <w:b w:val="0"/>
@@ -1649,7 +1509,6 @@
             <w:pPr>
               <w:spacing w:after="40" w:line="240" w:lineRule="auto"/>
             </w:pPr>
-            <w:r/>
             <w:r>
               <w:rPr>
                 <w:b w:val="0"/>
@@ -1669,7 +1528,6 @@
             <w:pPr>
               <w:spacing w:after="40" w:line="240" w:lineRule="auto"/>
             </w:pPr>
-            <w:r/>
             <w:r>
               <w:rPr>
                 <w:b w:val="0"/>
@@ -1689,7 +1547,6 @@
             <w:pPr>
               <w:spacing w:after="40" w:line="240" w:lineRule="auto"/>
             </w:pPr>
-            <w:r/>
             <w:r>
               <w:rPr>
                 <w:b w:val="0"/>
@@ -1709,7 +1566,6 @@
             <w:pPr>
               <w:spacing w:after="40" w:line="240" w:lineRule="auto"/>
             </w:pPr>
-            <w:r/>
             <w:r>
               <w:rPr>
                 <w:b w:val="0"/>
@@ -1729,7 +1585,6 @@
             <w:pPr>
               <w:spacing w:after="40" w:line="240" w:lineRule="auto"/>
             </w:pPr>
-            <w:r/>
             <w:r>
               <w:rPr>
                 <w:b w:val="0"/>
@@ -1748,7 +1603,6 @@
             <w:pPr>
               <w:spacing w:after="40" w:line="240" w:lineRule="auto"/>
             </w:pPr>
-            <w:r/>
             <w:r>
               <w:rPr>
                 <w:b w:val="0"/>
@@ -1811,13 +1665,9 @@
             </w:pPr>
             <w:r>
               <w:rPr>
-                <w:color w:val="FFFFFF"/>
-              </w:rPr>
-            </w:r>
-            <w:r>
-              <w:rPr>
                 <w:b/>
                 <w:i w:val="0"/>
+                <w:color w:val="FFFFFF"/>
                 <w:sz w:val="19"/>
               </w:rPr>
               <w:t>Tip</w:t>
@@ -1836,13 +1686,9 @@
             </w:pPr>
             <w:r>
               <w:rPr>
-                <w:color w:val="FFFFFF"/>
-              </w:rPr>
-            </w:r>
-            <w:r>
-              <w:rPr>
                 <w:b/>
                 <w:i w:val="0"/>
+                <w:color w:val="FFFFFF"/>
                 <w:sz w:val="19"/>
               </w:rPr>
               <w:t>Examen</w:t>
@@ -1861,13 +1707,9 @@
             </w:pPr>
             <w:r>
               <w:rPr>
-                <w:color w:val="FFFFFF"/>
-              </w:rPr>
-            </w:r>
-            <w:r>
-              <w:rPr>
                 <w:b/>
                 <w:i w:val="0"/>
+                <w:color w:val="FFFFFF"/>
                 <w:sz w:val="19"/>
               </w:rPr>
               <w:t>Indicație</w:t>
@@ -1886,13 +1728,9 @@
             </w:pPr>
             <w:r>
               <w:rPr>
-                <w:color w:val="FFFFFF"/>
-              </w:rPr>
-            </w:r>
-            <w:r>
-              <w:rPr>
                 <w:b/>
                 <w:i w:val="0"/>
+                <w:color w:val="FFFFFF"/>
                 <w:sz w:val="19"/>
               </w:rPr>
               <w:t>Grad</w:t>
@@ -1911,13 +1749,9 @@
             </w:pPr>
             <w:r>
               <w:rPr>
-                <w:color w:val="FFFFFF"/>
-              </w:rPr>
-            </w:r>
-            <w:r>
-              <w:rPr>
                 <w:b/>
                 <w:i w:val="0"/>
+                <w:color w:val="FFFFFF"/>
                 <w:sz w:val="19"/>
               </w:rPr>
               <w:t>Doză</w:t>
@@ -1936,13 +1770,9 @@
             </w:pPr>
             <w:r>
               <w:rPr>
-                <w:color w:val="FFFFFF"/>
-              </w:rPr>
-            </w:r>
-            <w:r>
-              <w:rPr>
                 <w:b/>
                 <w:i w:val="0"/>
+                <w:color w:val="FFFFFF"/>
                 <w:sz w:val="19"/>
               </w:rPr>
               <w:t>Comentarii</w:t>
@@ -1961,13 +1791,9 @@
             </w:pPr>
             <w:r>
               <w:rPr>
-                <w:color w:val="FFFFFF"/>
-              </w:rPr>
-            </w:r>
-            <w:r>
-              <w:rPr>
                 <w:b/>
                 <w:i w:val="0"/>
+                <w:color w:val="FFFFFF"/>
                 <w:sz w:val="19"/>
               </w:rPr>
               <w:t>Decizie</w:t>
@@ -1986,13 +1812,9 @@
             </w:pPr>
             <w:r>
               <w:rPr>
-                <w:color w:val="FFFFFF"/>
-              </w:rPr>
-            </w:r>
-            <w:r>
-              <w:rPr>
                 <w:b/>
                 <w:i w:val="0"/>
+                <w:color w:val="FFFFFF"/>
                 <w:sz w:val="19"/>
               </w:rPr>
               <w:t>Comentariu editor</w:t>
@@ -2010,7 +1832,6 @@
             <w:pPr>
               <w:spacing w:after="40" w:line="240" w:lineRule="auto"/>
             </w:pPr>
-            <w:r/>
             <w:r>
               <w:rPr>
                 <w:b w:val="0"/>
@@ -2030,7 +1851,6 @@
             <w:pPr>
               <w:spacing w:after="40" w:line="240" w:lineRule="auto"/>
             </w:pPr>
-            <w:r/>
             <w:r>
               <w:rPr>
                 <w:b w:val="0"/>
@@ -2050,7 +1870,6 @@
             <w:pPr>
               <w:spacing w:after="40" w:line="240" w:lineRule="auto"/>
             </w:pPr>
-            <w:r/>
             <w:r>
               <w:rPr>
                 <w:b w:val="0"/>
@@ -2070,7 +1889,6 @@
             <w:pPr>
               <w:spacing w:after="40" w:line="240" w:lineRule="auto"/>
             </w:pPr>
-            <w:r/>
             <w:r>
               <w:rPr>
                 <w:b w:val="0"/>
@@ -2090,7 +1908,6 @@
             <w:pPr>
               <w:spacing w:after="40" w:line="240" w:lineRule="auto"/>
             </w:pPr>
-            <w:r/>
             <w:r>
               <w:rPr>
                 <w:b w:val="0"/>
@@ -2110,7 +1927,6 @@
             <w:pPr>
               <w:spacing w:after="40" w:line="240" w:lineRule="auto"/>
             </w:pPr>
-            <w:r/>
             <w:r>
               <w:rPr>
                 <w:b w:val="0"/>
@@ -2130,7 +1946,6 @@
             <w:pPr>
               <w:spacing w:after="40" w:line="240" w:lineRule="auto"/>
             </w:pPr>
-            <w:r/>
             <w:r>
               <w:rPr>
                 <w:b w:val="0"/>
@@ -2149,7 +1964,6 @@
             <w:pPr>
               <w:spacing w:after="40" w:line="240" w:lineRule="auto"/>
             </w:pPr>
-            <w:r/>
             <w:r>
               <w:rPr>
                 <w:b w:val="0"/>
@@ -2212,13 +2026,9 @@
             </w:pPr>
             <w:r>
               <w:rPr>
-                <w:color w:val="FFFFFF"/>
-              </w:rPr>
-            </w:r>
-            <w:r>
-              <w:rPr>
                 <w:b/>
                 <w:i w:val="0"/>
+                <w:color w:val="FFFFFF"/>
                 <w:sz w:val="19"/>
               </w:rPr>
               <w:t>Tip</w:t>
@@ -2237,13 +2047,9 @@
             </w:pPr>
             <w:r>
               <w:rPr>
-                <w:color w:val="FFFFFF"/>
-              </w:rPr>
-            </w:r>
-            <w:r>
-              <w:rPr>
                 <w:b/>
                 <w:i w:val="0"/>
+                <w:color w:val="FFFFFF"/>
                 <w:sz w:val="19"/>
               </w:rPr>
               <w:t>Examen</w:t>
@@ -2262,13 +2068,9 @@
             </w:pPr>
             <w:r>
               <w:rPr>
-                <w:color w:val="FFFFFF"/>
-              </w:rPr>
-            </w:r>
-            <w:r>
-              <w:rPr>
                 <w:b/>
                 <w:i w:val="0"/>
+                <w:color w:val="FFFFFF"/>
                 <w:sz w:val="19"/>
               </w:rPr>
               <w:t>Indicație</w:t>
@@ -2287,13 +2089,9 @@
             </w:pPr>
             <w:r>
               <w:rPr>
-                <w:color w:val="FFFFFF"/>
-              </w:rPr>
-            </w:r>
-            <w:r>
-              <w:rPr>
                 <w:b/>
                 <w:i w:val="0"/>
+                <w:color w:val="FFFFFF"/>
                 <w:sz w:val="19"/>
               </w:rPr>
               <w:t>Grad</w:t>
@@ -2312,13 +2110,9 @@
             </w:pPr>
             <w:r>
               <w:rPr>
-                <w:color w:val="FFFFFF"/>
-              </w:rPr>
-            </w:r>
-            <w:r>
-              <w:rPr>
                 <w:b/>
                 <w:i w:val="0"/>
+                <w:color w:val="FFFFFF"/>
                 <w:sz w:val="19"/>
               </w:rPr>
               <w:t>Doză</w:t>
@@ -2337,13 +2131,9 @@
             </w:pPr>
             <w:r>
               <w:rPr>
-                <w:color w:val="FFFFFF"/>
-              </w:rPr>
-            </w:r>
-            <w:r>
-              <w:rPr>
                 <w:b/>
                 <w:i w:val="0"/>
+                <w:color w:val="FFFFFF"/>
                 <w:sz w:val="19"/>
               </w:rPr>
               <w:t>Comentarii</w:t>
@@ -2362,13 +2152,9 @@
             </w:pPr>
             <w:r>
               <w:rPr>
-                <w:color w:val="FFFFFF"/>
-              </w:rPr>
-            </w:r>
-            <w:r>
-              <w:rPr>
                 <w:b/>
                 <w:i w:val="0"/>
+                <w:color w:val="FFFFFF"/>
                 <w:sz w:val="19"/>
               </w:rPr>
               <w:t>Decizie</w:t>
@@ -2387,13 +2173,9 @@
             </w:pPr>
             <w:r>
               <w:rPr>
-                <w:color w:val="FFFFFF"/>
-              </w:rPr>
-            </w:r>
-            <w:r>
-              <w:rPr>
                 <w:b/>
                 <w:i w:val="0"/>
+                <w:color w:val="FFFFFF"/>
                 <w:sz w:val="19"/>
               </w:rPr>
               <w:t>Comentariu editor</w:t>
@@ -2411,7 +2193,6 @@
             <w:pPr>
               <w:spacing w:after="40" w:line="240" w:lineRule="auto"/>
             </w:pPr>
-            <w:r/>
             <w:r>
               <w:rPr>
                 <w:b w:val="0"/>
@@ -2431,7 +2212,6 @@
             <w:pPr>
               <w:spacing w:after="40" w:line="240" w:lineRule="auto"/>
             </w:pPr>
-            <w:r/>
             <w:r>
               <w:rPr>
                 <w:b w:val="0"/>
@@ -2451,7 +2231,6 @@
             <w:pPr>
               <w:spacing w:after="40" w:line="240" w:lineRule="auto"/>
             </w:pPr>
-            <w:r/>
             <w:r>
               <w:rPr>
                 <w:b w:val="0"/>
@@ -2471,7 +2250,6 @@
             <w:pPr>
               <w:spacing w:after="40" w:line="240" w:lineRule="auto"/>
             </w:pPr>
-            <w:r/>
             <w:r>
               <w:rPr>
                 <w:b w:val="0"/>
@@ -2491,7 +2269,6 @@
             <w:pPr>
               <w:spacing w:after="40" w:line="240" w:lineRule="auto"/>
             </w:pPr>
-            <w:r/>
             <w:r>
               <w:rPr>
                 <w:b w:val="0"/>
@@ -2511,7 +2288,6 @@
             <w:pPr>
               <w:spacing w:after="40" w:line="240" w:lineRule="auto"/>
             </w:pPr>
-            <w:r/>
             <w:r>
               <w:rPr>
                 <w:b w:val="0"/>
@@ -2531,7 +2307,6 @@
             <w:pPr>
               <w:spacing w:after="40" w:line="240" w:lineRule="auto"/>
             </w:pPr>
-            <w:r/>
             <w:r>
               <w:rPr>
                 <w:b w:val="0"/>
@@ -2550,7 +2325,6 @@
             <w:pPr>
               <w:spacing w:after="40" w:line="240" w:lineRule="auto"/>
             </w:pPr>
-            <w:r/>
             <w:r>
               <w:rPr>
                 <w:b w:val="0"/>
@@ -2613,13 +2387,9 @@
             </w:pPr>
             <w:r>
               <w:rPr>
-                <w:color w:val="FFFFFF"/>
-              </w:rPr>
-            </w:r>
-            <w:r>
-              <w:rPr>
                 <w:b/>
                 <w:i w:val="0"/>
+                <w:color w:val="FFFFFF"/>
                 <w:sz w:val="19"/>
               </w:rPr>
               <w:t>Tip</w:t>
@@ -2638,13 +2408,9 @@
             </w:pPr>
             <w:r>
               <w:rPr>
-                <w:color w:val="FFFFFF"/>
-              </w:rPr>
-            </w:r>
-            <w:r>
-              <w:rPr>
                 <w:b/>
                 <w:i w:val="0"/>
+                <w:color w:val="FFFFFF"/>
                 <w:sz w:val="19"/>
               </w:rPr>
               <w:t>Examen</w:t>
@@ -2663,13 +2429,9 @@
             </w:pPr>
             <w:r>
               <w:rPr>
-                <w:color w:val="FFFFFF"/>
-              </w:rPr>
-            </w:r>
-            <w:r>
-              <w:rPr>
                 <w:b/>
                 <w:i w:val="0"/>
+                <w:color w:val="FFFFFF"/>
                 <w:sz w:val="19"/>
               </w:rPr>
               <w:t>Indicație</w:t>
@@ -2688,13 +2450,9 @@
             </w:pPr>
             <w:r>
               <w:rPr>
-                <w:color w:val="FFFFFF"/>
-              </w:rPr>
-            </w:r>
-            <w:r>
-              <w:rPr>
                 <w:b/>
                 <w:i w:val="0"/>
+                <w:color w:val="FFFFFF"/>
                 <w:sz w:val="19"/>
               </w:rPr>
               <w:t>Grad</w:t>
@@ -2713,13 +2471,9 @@
             </w:pPr>
             <w:r>
               <w:rPr>
-                <w:color w:val="FFFFFF"/>
-              </w:rPr>
-            </w:r>
-            <w:r>
-              <w:rPr>
                 <w:b/>
                 <w:i w:val="0"/>
+                <w:color w:val="FFFFFF"/>
                 <w:sz w:val="19"/>
               </w:rPr>
               <w:t>Doză</w:t>
@@ -2738,13 +2492,9 @@
             </w:pPr>
             <w:r>
               <w:rPr>
-                <w:color w:val="FFFFFF"/>
-              </w:rPr>
-            </w:r>
-            <w:r>
-              <w:rPr>
                 <w:b/>
                 <w:i w:val="0"/>
+                <w:color w:val="FFFFFF"/>
                 <w:sz w:val="19"/>
               </w:rPr>
               <w:t>Comentarii</w:t>
@@ -2763,13 +2513,9 @@
             </w:pPr>
             <w:r>
               <w:rPr>
-                <w:color w:val="FFFFFF"/>
-              </w:rPr>
-            </w:r>
-            <w:r>
-              <w:rPr>
                 <w:b/>
                 <w:i w:val="0"/>
+                <w:color w:val="FFFFFF"/>
                 <w:sz w:val="19"/>
               </w:rPr>
               <w:t>Decizie</w:t>
@@ -2788,13 +2534,9 @@
             </w:pPr>
             <w:r>
               <w:rPr>
-                <w:color w:val="FFFFFF"/>
-              </w:rPr>
-            </w:r>
-            <w:r>
-              <w:rPr>
                 <w:b/>
                 <w:i w:val="0"/>
+                <w:color w:val="FFFFFF"/>
                 <w:sz w:val="19"/>
               </w:rPr>
               <w:t>Comentariu editor</w:t>
@@ -2812,7 +2554,6 @@
             <w:pPr>
               <w:spacing w:after="40" w:line="240" w:lineRule="auto"/>
             </w:pPr>
-            <w:r/>
             <w:r>
               <w:rPr>
                 <w:b w:val="0"/>
@@ -2832,7 +2573,6 @@
             <w:pPr>
               <w:spacing w:after="40" w:line="240" w:lineRule="auto"/>
             </w:pPr>
-            <w:r/>
             <w:r>
               <w:rPr>
                 <w:b w:val="0"/>
@@ -2852,7 +2592,6 @@
             <w:pPr>
               <w:spacing w:after="40" w:line="240" w:lineRule="auto"/>
             </w:pPr>
-            <w:r/>
             <w:r>
               <w:rPr>
                 <w:b w:val="0"/>
@@ -2872,7 +2611,6 @@
             <w:pPr>
               <w:spacing w:after="40" w:line="240" w:lineRule="auto"/>
             </w:pPr>
-            <w:r/>
             <w:r>
               <w:rPr>
                 <w:b w:val="0"/>
@@ -2892,7 +2630,6 @@
             <w:pPr>
               <w:spacing w:after="40" w:line="240" w:lineRule="auto"/>
             </w:pPr>
-            <w:r/>
             <w:r>
               <w:rPr>
                 <w:b w:val="0"/>
@@ -2912,7 +2649,6 @@
             <w:pPr>
               <w:spacing w:after="40" w:line="240" w:lineRule="auto"/>
             </w:pPr>
-            <w:r/>
             <w:r>
               <w:rPr>
                 <w:b w:val="0"/>
@@ -2932,7 +2668,6 @@
             <w:pPr>
               <w:spacing w:after="40" w:line="240" w:lineRule="auto"/>
             </w:pPr>
-            <w:r/>
             <w:r>
               <w:rPr>
                 <w:b w:val="0"/>
@@ -2951,7 +2686,6 @@
             <w:pPr>
               <w:spacing w:after="40" w:line="240" w:lineRule="auto"/>
             </w:pPr>
-            <w:r/>
             <w:r>
               <w:rPr>
                 <w:b w:val="0"/>
@@ -2972,7 +2706,6 @@
             <w:pPr>
               <w:spacing w:after="40" w:line="240" w:lineRule="auto"/>
             </w:pPr>
-            <w:r/>
             <w:r>
               <w:rPr>
                 <w:b w:val="0"/>
@@ -2992,7 +2725,6 @@
             <w:pPr>
               <w:spacing w:after="40" w:line="240" w:lineRule="auto"/>
             </w:pPr>
-            <w:r/>
             <w:r>
               <w:rPr>
                 <w:b w:val="0"/>
@@ -3012,7 +2744,6 @@
             <w:pPr>
               <w:spacing w:after="40" w:line="240" w:lineRule="auto"/>
             </w:pPr>
-            <w:r/>
             <w:r>
               <w:rPr>
                 <w:b w:val="0"/>
@@ -3032,7 +2763,6 @@
             <w:pPr>
               <w:spacing w:after="40" w:line="240" w:lineRule="auto"/>
             </w:pPr>
-            <w:r/>
             <w:r>
               <w:rPr>
                 <w:b w:val="0"/>
@@ -3052,7 +2782,6 @@
             <w:pPr>
               <w:spacing w:after="40" w:line="240" w:lineRule="auto"/>
             </w:pPr>
-            <w:r/>
             <w:r>
               <w:rPr>
                 <w:b w:val="0"/>
@@ -3072,7 +2801,6 @@
             <w:pPr>
               <w:spacing w:after="40" w:line="240" w:lineRule="auto"/>
             </w:pPr>
-            <w:r/>
             <w:r>
               <w:rPr>
                 <w:b w:val="0"/>
@@ -3092,7 +2820,6 @@
             <w:pPr>
               <w:spacing w:after="40" w:line="240" w:lineRule="auto"/>
             </w:pPr>
-            <w:r/>
             <w:r>
               <w:rPr>
                 <w:b w:val="0"/>
@@ -3111,7 +2838,6 @@
             <w:pPr>
               <w:spacing w:after="40" w:line="240" w:lineRule="auto"/>
             </w:pPr>
-            <w:r/>
             <w:r>
               <w:rPr>
                 <w:b w:val="0"/>
@@ -3174,13 +2900,9 @@
             </w:pPr>
             <w:r>
               <w:rPr>
-                <w:color w:val="FFFFFF"/>
-              </w:rPr>
-            </w:r>
-            <w:r>
-              <w:rPr>
                 <w:b/>
                 <w:i w:val="0"/>
+                <w:color w:val="FFFFFF"/>
                 <w:sz w:val="19"/>
               </w:rPr>
               <w:t>Tip</w:t>
@@ -3199,13 +2921,9 @@
             </w:pPr>
             <w:r>
               <w:rPr>
-                <w:color w:val="FFFFFF"/>
-              </w:rPr>
-            </w:r>
-            <w:r>
-              <w:rPr>
                 <w:b/>
                 <w:i w:val="0"/>
+                <w:color w:val="FFFFFF"/>
                 <w:sz w:val="19"/>
               </w:rPr>
               <w:t>Examen</w:t>
@@ -3224,13 +2942,9 @@
             </w:pPr>
             <w:r>
               <w:rPr>
-                <w:color w:val="FFFFFF"/>
-              </w:rPr>
-            </w:r>
-            <w:r>
-              <w:rPr>
                 <w:b/>
                 <w:i w:val="0"/>
+                <w:color w:val="FFFFFF"/>
                 <w:sz w:val="19"/>
               </w:rPr>
               <w:t>Indicație</w:t>
@@ -3249,13 +2963,9 @@
             </w:pPr>
             <w:r>
               <w:rPr>
-                <w:color w:val="FFFFFF"/>
-              </w:rPr>
-            </w:r>
-            <w:r>
-              <w:rPr>
                 <w:b/>
                 <w:i w:val="0"/>
+                <w:color w:val="FFFFFF"/>
                 <w:sz w:val="19"/>
               </w:rPr>
               <w:t>Grad</w:t>
@@ -3274,13 +2984,9 @@
             </w:pPr>
             <w:r>
               <w:rPr>
-                <w:color w:val="FFFFFF"/>
-              </w:rPr>
-            </w:r>
-            <w:r>
-              <w:rPr>
                 <w:b/>
                 <w:i w:val="0"/>
+                <w:color w:val="FFFFFF"/>
                 <w:sz w:val="19"/>
               </w:rPr>
               <w:t>Doză</w:t>
@@ -3299,13 +3005,9 @@
             </w:pPr>
             <w:r>
               <w:rPr>
-                <w:color w:val="FFFFFF"/>
-              </w:rPr>
-            </w:r>
-            <w:r>
-              <w:rPr>
                 <w:b/>
                 <w:i w:val="0"/>
+                <w:color w:val="FFFFFF"/>
                 <w:sz w:val="19"/>
               </w:rPr>
               <w:t>Comentarii</w:t>
@@ -3324,13 +3026,9 @@
             </w:pPr>
             <w:r>
               <w:rPr>
-                <w:color w:val="FFFFFF"/>
-              </w:rPr>
-            </w:r>
-            <w:r>
-              <w:rPr>
                 <w:b/>
                 <w:i w:val="0"/>
+                <w:color w:val="FFFFFF"/>
                 <w:sz w:val="19"/>
               </w:rPr>
               <w:t>Decizie</w:t>
@@ -3349,13 +3047,9 @@
             </w:pPr>
             <w:r>
               <w:rPr>
-                <w:color w:val="FFFFFF"/>
-              </w:rPr>
-            </w:r>
-            <w:r>
-              <w:rPr>
                 <w:b/>
                 <w:i w:val="0"/>
+                <w:color w:val="FFFFFF"/>
                 <w:sz w:val="19"/>
               </w:rPr>
               <w:t>Comentariu editor</w:t>
@@ -3373,7 +3067,6 @@
             <w:pPr>
               <w:spacing w:after="40" w:line="240" w:lineRule="auto"/>
             </w:pPr>
-            <w:r/>
             <w:r>
               <w:rPr>
                 <w:b w:val="0"/>
@@ -3393,7 +3086,6 @@
             <w:pPr>
               <w:spacing w:after="40" w:line="240" w:lineRule="auto"/>
             </w:pPr>
-            <w:r/>
             <w:r>
               <w:rPr>
                 <w:b w:val="0"/>
@@ -3413,7 +3105,6 @@
             <w:pPr>
               <w:spacing w:after="40" w:line="240" w:lineRule="auto"/>
             </w:pPr>
-            <w:r/>
             <w:r>
               <w:rPr>
                 <w:b w:val="0"/>
@@ -3433,7 +3124,6 @@
             <w:pPr>
               <w:spacing w:after="40" w:line="240" w:lineRule="auto"/>
             </w:pPr>
-            <w:r/>
             <w:r>
               <w:rPr>
                 <w:b w:val="0"/>
@@ -3453,7 +3143,6 @@
             <w:pPr>
               <w:spacing w:after="40" w:line="240" w:lineRule="auto"/>
             </w:pPr>
-            <w:r/>
             <w:r>
               <w:rPr>
                 <w:b w:val="0"/>
@@ -3473,7 +3162,6 @@
             <w:pPr>
               <w:spacing w:after="40" w:line="240" w:lineRule="auto"/>
             </w:pPr>
-            <w:r/>
             <w:r>
               <w:rPr>
                 <w:b w:val="0"/>
@@ -3493,7 +3181,6 @@
             <w:pPr>
               <w:spacing w:after="40" w:line="240" w:lineRule="auto"/>
             </w:pPr>
-            <w:r/>
             <w:r>
               <w:rPr>
                 <w:b w:val="0"/>
@@ -3512,7 +3199,6 @@
             <w:pPr>
               <w:spacing w:after="40" w:line="240" w:lineRule="auto"/>
             </w:pPr>
-            <w:r/>
             <w:r>
               <w:rPr>
                 <w:b w:val="0"/>
@@ -3533,7 +3219,6 @@
             <w:pPr>
               <w:spacing w:after="40" w:line="240" w:lineRule="auto"/>
             </w:pPr>
-            <w:r/>
             <w:r>
               <w:rPr>
                 <w:b w:val="0"/>
@@ -3553,7 +3238,6 @@
             <w:pPr>
               <w:spacing w:after="40" w:line="240" w:lineRule="auto"/>
             </w:pPr>
-            <w:r/>
             <w:r>
               <w:rPr>
                 <w:b w:val="0"/>
@@ -3573,7 +3257,6 @@
             <w:pPr>
               <w:spacing w:after="40" w:line="240" w:lineRule="auto"/>
             </w:pPr>
-            <w:r/>
             <w:r>
               <w:rPr>
                 <w:b w:val="0"/>
@@ -3593,7 +3276,6 @@
             <w:pPr>
               <w:spacing w:after="40" w:line="240" w:lineRule="auto"/>
             </w:pPr>
-            <w:r/>
             <w:r>
               <w:rPr>
                 <w:b w:val="0"/>
@@ -3613,7 +3295,6 @@
             <w:pPr>
               <w:spacing w:after="40" w:line="240" w:lineRule="auto"/>
             </w:pPr>
-            <w:r/>
             <w:r>
               <w:rPr>
                 <w:b w:val="0"/>
@@ -3633,7 +3314,6 @@
             <w:pPr>
               <w:spacing w:after="40" w:line="240" w:lineRule="auto"/>
             </w:pPr>
-            <w:r/>
             <w:r>
               <w:rPr>
                 <w:b w:val="0"/>
@@ -3653,7 +3333,6 @@
             <w:pPr>
               <w:spacing w:after="40" w:line="240" w:lineRule="auto"/>
             </w:pPr>
-            <w:r/>
             <w:r>
               <w:rPr>
                 <w:b w:val="0"/>
@@ -3672,7 +3351,6 @@
             <w:pPr>
               <w:spacing w:after="40" w:line="240" w:lineRule="auto"/>
             </w:pPr>
-            <w:r/>
             <w:r>
               <w:rPr>
                 <w:b w:val="0"/>
@@ -3693,7 +3371,6 @@
             <w:pPr>
               <w:spacing w:after="40" w:line="240" w:lineRule="auto"/>
             </w:pPr>
-            <w:r/>
             <w:r>
               <w:rPr>
                 <w:b w:val="0"/>
@@ -3713,7 +3390,6 @@
             <w:pPr>
               <w:spacing w:after="40" w:line="240" w:lineRule="auto"/>
             </w:pPr>
-            <w:r/>
             <w:r>
               <w:rPr>
                 <w:b w:val="0"/>
@@ -3733,7 +3409,6 @@
             <w:pPr>
               <w:spacing w:after="40" w:line="240" w:lineRule="auto"/>
             </w:pPr>
-            <w:r/>
             <w:r>
               <w:rPr>
                 <w:b w:val="0"/>
@@ -3753,7 +3428,6 @@
             <w:pPr>
               <w:spacing w:after="40" w:line="240" w:lineRule="auto"/>
             </w:pPr>
-            <w:r/>
             <w:r>
               <w:rPr>
                 <w:b w:val="0"/>
@@ -3773,7 +3447,6 @@
             <w:pPr>
               <w:spacing w:after="40" w:line="240" w:lineRule="auto"/>
             </w:pPr>
-            <w:r/>
             <w:r>
               <w:rPr>
                 <w:b w:val="0"/>
@@ -3793,7 +3466,6 @@
             <w:pPr>
               <w:spacing w:after="40" w:line="240" w:lineRule="auto"/>
             </w:pPr>
-            <w:r/>
             <w:r>
               <w:rPr>
                 <w:b w:val="0"/>
@@ -3813,7 +3485,6 @@
             <w:pPr>
               <w:spacing w:after="40" w:line="240" w:lineRule="auto"/>
             </w:pPr>
-            <w:r/>
             <w:r>
               <w:rPr>
                 <w:b w:val="0"/>
@@ -3832,7 +3503,6 @@
             <w:pPr>
               <w:spacing w:after="40" w:line="240" w:lineRule="auto"/>
             </w:pPr>
-            <w:r/>
             <w:r>
               <w:rPr>
                 <w:b w:val="0"/>
